--- a/Linux + C++.docx
+++ b/Linux + C++.docx
@@ -8372,6 +8372,7 @@
         <w:rPr>
           <w:b/>
           <w:bCs/>
+          <w:noProof/>
         </w:rPr>
         <w:drawing>
           <wp:inline distT="0" distB="0" distL="0" distR="0" wp14:anchorId="361D7758" wp14:editId="26C83D5B">
@@ -8421,6 +8422,7 @@
         <w:rPr>
           <w:b/>
           <w:bCs/>
+          <w:noProof/>
         </w:rPr>
         <w:drawing>
           <wp:inline distT="0" distB="0" distL="0" distR="0" wp14:anchorId="38A6BA6D" wp14:editId="6F4AC841">
@@ -8478,6 +8480,7 @@
         <w:rPr>
           <w:b/>
           <w:bCs/>
+          <w:noProof/>
         </w:rPr>
         <w:lastRenderedPageBreak/>
         <w:drawing>
@@ -8536,6 +8539,7 @@
         <w:rPr>
           <w:b/>
           <w:bCs/>
+          <w:noProof/>
         </w:rPr>
         <w:drawing>
           <wp:inline distT="0" distB="0" distL="0" distR="0" wp14:anchorId="7122FE04" wp14:editId="6677E26D">
@@ -8585,6 +8589,7 @@
         <w:rPr>
           <w:b/>
           <w:bCs/>
+          <w:noProof/>
         </w:rPr>
         <w:drawing>
           <wp:inline distT="0" distB="0" distL="0" distR="0" wp14:anchorId="39235B43" wp14:editId="1C70F056">
@@ -8634,6 +8639,7 @@
         <w:rPr>
           <w:b/>
           <w:bCs/>
+          <w:noProof/>
         </w:rPr>
         <w:drawing>
           <wp:inline distT="0" distB="0" distL="0" distR="0" wp14:anchorId="4D1550AD" wp14:editId="5F476D1A">
@@ -8799,6 +8805,7 @@
         <w:rPr>
           <w:b/>
           <w:bCs/>
+          <w:noProof/>
         </w:rPr>
         <w:drawing>
           <wp:inline distT="0" distB="0" distL="0" distR="0" wp14:anchorId="6A1940E4" wp14:editId="5324C1DC">
@@ -8848,6 +8855,7 @@
         <w:rPr>
           <w:b/>
           <w:bCs/>
+          <w:noProof/>
         </w:rPr>
         <w:lastRenderedPageBreak/>
         <w:drawing>
@@ -8898,6 +8906,7 @@
         <w:rPr>
           <w:b/>
           <w:bCs/>
+          <w:noProof/>
         </w:rPr>
         <w:drawing>
           <wp:inline distT="0" distB="0" distL="0" distR="0" wp14:anchorId="5D95C351" wp14:editId="5572F588">
@@ -8963,6 +8972,7 @@
         <w:rPr>
           <w:b/>
           <w:bCs/>
+          <w:noProof/>
         </w:rPr>
         <w:drawing>
           <wp:inline distT="0" distB="0" distL="0" distR="0" wp14:anchorId="3DE80F10" wp14:editId="3EBE1335">
@@ -9000,6 +9010,63 @@
           </wp:inline>
         </w:drawing>
       </w:r>
+    </w:p>
+    <w:p>
+      <w:pPr>
+        <w:rPr>
+          <w:b/>
+          <w:bCs/>
+        </w:rPr>
+      </w:pPr>
+      <w:r>
+        <w:rPr>
+          <w:b/>
+          <w:bCs/>
+        </w:rPr>
+        <w:drawing>
+          <wp:inline distT="0" distB="0" distL="0" distR="0" wp14:anchorId="379CBDE3" wp14:editId="132D7EEA">
+            <wp:extent cx="2568163" cy="4343776"/>
+            <wp:effectExtent l="0" t="0" r="3810" b="0"/>
+            <wp:docPr id="1072142933" name="Picture 1"/>
+            <wp:cNvGraphicFramePr>
+              <a:graphicFrameLocks xmlns:a="http://schemas.openxmlformats.org/drawingml/2006/main" noChangeAspect="1"/>
+            </wp:cNvGraphicFramePr>
+            <a:graphic xmlns:a="http://schemas.openxmlformats.org/drawingml/2006/main">
+              <a:graphicData uri="http://schemas.openxmlformats.org/drawingml/2006/picture">
+                <pic:pic xmlns:pic="http://schemas.openxmlformats.org/drawingml/2006/picture">
+                  <pic:nvPicPr>
+                    <pic:cNvPr id="1072142933" name=""/>
+                    <pic:cNvPicPr/>
+                  </pic:nvPicPr>
+                  <pic:blipFill>
+                    <a:blip r:embed="rId90"/>
+                    <a:stretch>
+                      <a:fillRect/>
+                    </a:stretch>
+                  </pic:blipFill>
+                  <pic:spPr>
+                    <a:xfrm>
+                      <a:off x="0" y="0"/>
+                      <a:ext cx="2568163" cy="4343776"/>
+                    </a:xfrm>
+                    <a:prstGeom prst="rect">
+                      <a:avLst/>
+                    </a:prstGeom>
+                  </pic:spPr>
+                </pic:pic>
+              </a:graphicData>
+            </a:graphic>
+          </wp:inline>
+        </w:drawing>
+      </w:r>
+    </w:p>
+    <w:p>
+      <w:pPr>
+        <w:rPr>
+          <w:b/>
+          <w:bCs/>
+        </w:rPr>
+      </w:pPr>
     </w:p>
     <w:p>
       <w:pPr>

--- a/Linux + C++.docx
+++ b/Linux + C++.docx
@@ -9048,6 +9048,79 @@
                     <a:xfrm>
                       <a:off x="0" y="0"/>
                       <a:ext cx="2568163" cy="4343776"/>
+                    </a:xfrm>
+                    <a:prstGeom prst="rect">
+                      <a:avLst/>
+                    </a:prstGeom>
+                  </pic:spPr>
+                </pic:pic>
+              </a:graphicData>
+            </a:graphic>
+          </wp:inline>
+        </w:drawing>
+      </w:r>
+    </w:p>
+    <w:p>
+      <w:pPr>
+        <w:rPr>
+          <w:b/>
+          <w:bCs/>
+        </w:rPr>
+      </w:pPr>
+    </w:p>
+    <w:p>
+      <w:pPr>
+        <w:rPr>
+          <w:b/>
+          <w:bCs/>
+        </w:rPr>
+      </w:pPr>
+      <w:r>
+        <w:rPr>
+          <w:b/>
+          <w:bCs/>
+        </w:rPr>
+        <w:lastRenderedPageBreak/>
+        <w:t>Networking</w:t>
+      </w:r>
+    </w:p>
+    <w:p>
+      <w:pPr>
+        <w:rPr>
+          <w:b/>
+          <w:bCs/>
+        </w:rPr>
+      </w:pPr>
+      <w:r>
+        <w:rPr>
+          <w:b/>
+          <w:bCs/>
+        </w:rPr>
+        <w:drawing>
+          <wp:inline distT="0" distB="0" distL="0" distR="0" wp14:anchorId="2B3B25F0" wp14:editId="172B385D">
+            <wp:extent cx="4473328" cy="5380186"/>
+            <wp:effectExtent l="0" t="0" r="3810" b="0"/>
+            <wp:docPr id="1111822784" name="Picture 1"/>
+            <wp:cNvGraphicFramePr>
+              <a:graphicFrameLocks xmlns:a="http://schemas.openxmlformats.org/drawingml/2006/main" noChangeAspect="1"/>
+            </wp:cNvGraphicFramePr>
+            <a:graphic xmlns:a="http://schemas.openxmlformats.org/drawingml/2006/main">
+              <a:graphicData uri="http://schemas.openxmlformats.org/drawingml/2006/picture">
+                <pic:pic xmlns:pic="http://schemas.openxmlformats.org/drawingml/2006/picture">
+                  <pic:nvPicPr>
+                    <pic:cNvPr id="1111822784" name=""/>
+                    <pic:cNvPicPr/>
+                  </pic:nvPicPr>
+                  <pic:blipFill>
+                    <a:blip r:embed="rId91"/>
+                    <a:stretch>
+                      <a:fillRect/>
+                    </a:stretch>
+                  </pic:blipFill>
+                  <pic:spPr>
+                    <a:xfrm>
+                      <a:off x="0" y="0"/>
+                      <a:ext cx="4473328" cy="5380186"/>
                     </a:xfrm>
                     <a:prstGeom prst="rect">
                       <a:avLst/>

--- a/Linux + C++.docx
+++ b/Linux + C++.docx
@@ -9022,6 +9022,7 @@
         <w:rPr>
           <w:b/>
           <w:bCs/>
+          <w:noProof/>
         </w:rPr>
         <w:drawing>
           <wp:inline distT="0" distB="0" distL="0" distR="0" wp14:anchorId="379CBDE3" wp14:editId="132D7EEA">
@@ -9095,6 +9096,7 @@
         <w:rPr>
           <w:b/>
           <w:bCs/>
+          <w:noProof/>
         </w:rPr>
         <w:drawing>
           <wp:inline distT="0" distB="0" distL="0" distR="0" wp14:anchorId="2B3B25F0" wp14:editId="172B385D">
@@ -9132,6 +9134,869 @@
           </wp:inline>
         </w:drawing>
       </w:r>
+    </w:p>
+    <w:p>
+      <w:pPr>
+        <w:rPr>
+          <w:b/>
+          <w:bCs/>
+        </w:rPr>
+      </w:pPr>
+    </w:p>
+    <w:p>
+      <w:pPr>
+        <w:rPr>
+          <w:b/>
+          <w:bCs/>
+        </w:rPr>
+      </w:pPr>
+      <w:r>
+        <w:rPr>
+          <w:b/>
+          <w:bCs/>
+        </w:rPr>
+        <w:lastRenderedPageBreak/>
+        <w:drawing>
+          <wp:inline distT="0" distB="0" distL="0" distR="0" wp14:anchorId="4CE78071" wp14:editId="68375F2E">
+            <wp:extent cx="3292125" cy="4084674"/>
+            <wp:effectExtent l="0" t="0" r="3810" b="0"/>
+            <wp:docPr id="1045898341" name="Picture 1"/>
+            <wp:cNvGraphicFramePr>
+              <a:graphicFrameLocks xmlns:a="http://schemas.openxmlformats.org/drawingml/2006/main" noChangeAspect="1"/>
+            </wp:cNvGraphicFramePr>
+            <a:graphic xmlns:a="http://schemas.openxmlformats.org/drawingml/2006/main">
+              <a:graphicData uri="http://schemas.openxmlformats.org/drawingml/2006/picture">
+                <pic:pic xmlns:pic="http://schemas.openxmlformats.org/drawingml/2006/picture">
+                  <pic:nvPicPr>
+                    <pic:cNvPr id="1045898341" name=""/>
+                    <pic:cNvPicPr/>
+                  </pic:nvPicPr>
+                  <pic:blipFill>
+                    <a:blip r:embed="rId92"/>
+                    <a:stretch>
+                      <a:fillRect/>
+                    </a:stretch>
+                  </pic:blipFill>
+                  <pic:spPr>
+                    <a:xfrm>
+                      <a:off x="0" y="0"/>
+                      <a:ext cx="3292125" cy="4084674"/>
+                    </a:xfrm>
+                    <a:prstGeom prst="rect">
+                      <a:avLst/>
+                    </a:prstGeom>
+                  </pic:spPr>
+                </pic:pic>
+              </a:graphicData>
+            </a:graphic>
+          </wp:inline>
+        </w:drawing>
+      </w:r>
+    </w:p>
+    <w:p>
+      <w:pPr>
+        <w:rPr>
+          <w:b/>
+          <w:bCs/>
+        </w:rPr>
+      </w:pPr>
+      <w:r>
+        <w:rPr>
+          <w:b/>
+          <w:bCs/>
+        </w:rPr>
+        <w:drawing>
+          <wp:inline distT="0" distB="0" distL="0" distR="0" wp14:anchorId="6A5C9070" wp14:editId="7C1E0C99">
+            <wp:extent cx="4663844" cy="3200677"/>
+            <wp:effectExtent l="0" t="0" r="3810" b="0"/>
+            <wp:docPr id="548850457" name="Picture 1"/>
+            <wp:cNvGraphicFramePr>
+              <a:graphicFrameLocks xmlns:a="http://schemas.openxmlformats.org/drawingml/2006/main" noChangeAspect="1"/>
+            </wp:cNvGraphicFramePr>
+            <a:graphic xmlns:a="http://schemas.openxmlformats.org/drawingml/2006/main">
+              <a:graphicData uri="http://schemas.openxmlformats.org/drawingml/2006/picture">
+                <pic:pic xmlns:pic="http://schemas.openxmlformats.org/drawingml/2006/picture">
+                  <pic:nvPicPr>
+                    <pic:cNvPr id="548850457" name=""/>
+                    <pic:cNvPicPr/>
+                  </pic:nvPicPr>
+                  <pic:blipFill>
+                    <a:blip r:embed="rId93"/>
+                    <a:stretch>
+                      <a:fillRect/>
+                    </a:stretch>
+                  </pic:blipFill>
+                  <pic:spPr>
+                    <a:xfrm>
+                      <a:off x="0" y="0"/>
+                      <a:ext cx="4663844" cy="3200677"/>
+                    </a:xfrm>
+                    <a:prstGeom prst="rect">
+                      <a:avLst/>
+                    </a:prstGeom>
+                  </pic:spPr>
+                </pic:pic>
+              </a:graphicData>
+            </a:graphic>
+          </wp:inline>
+        </w:drawing>
+      </w:r>
+    </w:p>
+    <w:p>
+      <w:pPr>
+        <w:rPr>
+          <w:b/>
+          <w:bCs/>
+        </w:rPr>
+      </w:pPr>
+    </w:p>
+    <w:p>
+      <w:pPr>
+        <w:rPr>
+          <w:b/>
+          <w:bCs/>
+        </w:rPr>
+      </w:pPr>
+    </w:p>
+    <w:p>
+      <w:pPr>
+        <w:rPr>
+          <w:b/>
+          <w:bCs/>
+        </w:rPr>
+      </w:pPr>
+    </w:p>
+    <w:p>
+      <w:pPr>
+        <w:rPr>
+          <w:b/>
+          <w:bCs/>
+        </w:rPr>
+      </w:pPr>
+    </w:p>
+    <w:p>
+      <w:pPr>
+        <w:rPr>
+          <w:b/>
+          <w:bCs/>
+        </w:rPr>
+      </w:pPr>
+      <w:r>
+        <w:rPr>
+          <w:b/>
+          <w:bCs/>
+        </w:rPr>
+        <w:lastRenderedPageBreak/>
+        <w:drawing>
+          <wp:inline distT="0" distB="0" distL="0" distR="0" wp14:anchorId="0B7BF3BF" wp14:editId="2D429837">
+            <wp:extent cx="4511431" cy="3063505"/>
+            <wp:effectExtent l="0" t="0" r="3810" b="3810"/>
+            <wp:docPr id="370625243" name="Picture 1"/>
+            <wp:cNvGraphicFramePr>
+              <a:graphicFrameLocks xmlns:a="http://schemas.openxmlformats.org/drawingml/2006/main" noChangeAspect="1"/>
+            </wp:cNvGraphicFramePr>
+            <a:graphic xmlns:a="http://schemas.openxmlformats.org/drawingml/2006/main">
+              <a:graphicData uri="http://schemas.openxmlformats.org/drawingml/2006/picture">
+                <pic:pic xmlns:pic="http://schemas.openxmlformats.org/drawingml/2006/picture">
+                  <pic:nvPicPr>
+                    <pic:cNvPr id="370625243" name=""/>
+                    <pic:cNvPicPr/>
+                  </pic:nvPicPr>
+                  <pic:blipFill>
+                    <a:blip r:embed="rId94"/>
+                    <a:stretch>
+                      <a:fillRect/>
+                    </a:stretch>
+                  </pic:blipFill>
+                  <pic:spPr>
+                    <a:xfrm>
+                      <a:off x="0" y="0"/>
+                      <a:ext cx="4511431" cy="3063505"/>
+                    </a:xfrm>
+                    <a:prstGeom prst="rect">
+                      <a:avLst/>
+                    </a:prstGeom>
+                  </pic:spPr>
+                </pic:pic>
+              </a:graphicData>
+            </a:graphic>
+          </wp:inline>
+        </w:drawing>
+      </w:r>
+    </w:p>
+    <w:p>
+      <w:pPr>
+        <w:rPr>
+          <w:b/>
+          <w:bCs/>
+        </w:rPr>
+      </w:pPr>
+      <w:r>
+        <w:rPr>
+          <w:b/>
+          <w:bCs/>
+        </w:rPr>
+        <w:drawing>
+          <wp:inline distT="0" distB="0" distL="0" distR="0" wp14:anchorId="46C1E0EE" wp14:editId="16DEE367">
+            <wp:extent cx="3254022" cy="5227773"/>
+            <wp:effectExtent l="0" t="0" r="3810" b="0"/>
+            <wp:docPr id="221130274" name="Picture 1"/>
+            <wp:cNvGraphicFramePr>
+              <a:graphicFrameLocks xmlns:a="http://schemas.openxmlformats.org/drawingml/2006/main" noChangeAspect="1"/>
+            </wp:cNvGraphicFramePr>
+            <a:graphic xmlns:a="http://schemas.openxmlformats.org/drawingml/2006/main">
+              <a:graphicData uri="http://schemas.openxmlformats.org/drawingml/2006/picture">
+                <pic:pic xmlns:pic="http://schemas.openxmlformats.org/drawingml/2006/picture">
+                  <pic:nvPicPr>
+                    <pic:cNvPr id="221130274" name=""/>
+                    <pic:cNvPicPr/>
+                  </pic:nvPicPr>
+                  <pic:blipFill>
+                    <a:blip r:embed="rId95"/>
+                    <a:stretch>
+                      <a:fillRect/>
+                    </a:stretch>
+                  </pic:blipFill>
+                  <pic:spPr>
+                    <a:xfrm>
+                      <a:off x="0" y="0"/>
+                      <a:ext cx="3254022" cy="5227773"/>
+                    </a:xfrm>
+                    <a:prstGeom prst="rect">
+                      <a:avLst/>
+                    </a:prstGeom>
+                  </pic:spPr>
+                </pic:pic>
+              </a:graphicData>
+            </a:graphic>
+          </wp:inline>
+        </w:drawing>
+      </w:r>
+    </w:p>
+    <w:p>
+      <w:pPr>
+        <w:rPr>
+          <w:b/>
+          <w:bCs/>
+        </w:rPr>
+      </w:pPr>
+    </w:p>
+    <w:p>
+      <w:pPr>
+        <w:rPr>
+          <w:b/>
+          <w:bCs/>
+        </w:rPr>
+      </w:pPr>
+      <w:r>
+        <w:rPr>
+          <w:b/>
+          <w:bCs/>
+        </w:rPr>
+        <w:lastRenderedPageBreak/>
+        <w:t>Create socket –</w:t>
+      </w:r>
+    </w:p>
+    <w:p>
+      <w:pPr>
+        <w:rPr>
+          <w:b/>
+          <w:bCs/>
+        </w:rPr>
+      </w:pPr>
+      <w:r>
+        <w:rPr>
+          <w:b/>
+          <w:bCs/>
+        </w:rPr>
+        <w:drawing>
+          <wp:inline distT="0" distB="0" distL="0" distR="0" wp14:anchorId="47075FBE" wp14:editId="00F0D44B">
+            <wp:extent cx="1950889" cy="853514"/>
+            <wp:effectExtent l="0" t="0" r="0" b="3810"/>
+            <wp:docPr id="77735959" name="Picture 1"/>
+            <wp:cNvGraphicFramePr>
+              <a:graphicFrameLocks xmlns:a="http://schemas.openxmlformats.org/drawingml/2006/main" noChangeAspect="1"/>
+            </wp:cNvGraphicFramePr>
+            <a:graphic xmlns:a="http://schemas.openxmlformats.org/drawingml/2006/main">
+              <a:graphicData uri="http://schemas.openxmlformats.org/drawingml/2006/picture">
+                <pic:pic xmlns:pic="http://schemas.openxmlformats.org/drawingml/2006/picture">
+                  <pic:nvPicPr>
+                    <pic:cNvPr id="77735959" name=""/>
+                    <pic:cNvPicPr/>
+                  </pic:nvPicPr>
+                  <pic:blipFill>
+                    <a:blip r:embed="rId96"/>
+                    <a:stretch>
+                      <a:fillRect/>
+                    </a:stretch>
+                  </pic:blipFill>
+                  <pic:spPr>
+                    <a:xfrm>
+                      <a:off x="0" y="0"/>
+                      <a:ext cx="1950889" cy="853514"/>
+                    </a:xfrm>
+                    <a:prstGeom prst="rect">
+                      <a:avLst/>
+                    </a:prstGeom>
+                  </pic:spPr>
+                </pic:pic>
+              </a:graphicData>
+            </a:graphic>
+          </wp:inline>
+        </w:drawing>
+      </w:r>
+      <w:r>
+        <w:rPr>
+          <w:b/>
+          <w:bCs/>
+        </w:rPr>
+        <w:t xml:space="preserve"> returns socket file descriptor</w:t>
+      </w:r>
+    </w:p>
+    <w:p>
+      <w:pPr>
+        <w:rPr>
+          <w:b/>
+          <w:bCs/>
+        </w:rPr>
+      </w:pPr>
+      <w:r>
+        <w:rPr>
+          <w:b/>
+          <w:bCs/>
+        </w:rPr>
+        <w:drawing>
+          <wp:inline distT="0" distB="0" distL="0" distR="0" wp14:anchorId="61BD7847" wp14:editId="3CBC1974">
+            <wp:extent cx="4816257" cy="1844200"/>
+            <wp:effectExtent l="0" t="0" r="3810" b="3810"/>
+            <wp:docPr id="218152439" name="Picture 1"/>
+            <wp:cNvGraphicFramePr>
+              <a:graphicFrameLocks xmlns:a="http://schemas.openxmlformats.org/drawingml/2006/main" noChangeAspect="1"/>
+            </wp:cNvGraphicFramePr>
+            <a:graphic xmlns:a="http://schemas.openxmlformats.org/drawingml/2006/main">
+              <a:graphicData uri="http://schemas.openxmlformats.org/drawingml/2006/picture">
+                <pic:pic xmlns:pic="http://schemas.openxmlformats.org/drawingml/2006/picture">
+                  <pic:nvPicPr>
+                    <pic:cNvPr id="218152439" name=""/>
+                    <pic:cNvPicPr/>
+                  </pic:nvPicPr>
+                  <pic:blipFill>
+                    <a:blip r:embed="rId97"/>
+                    <a:stretch>
+                      <a:fillRect/>
+                    </a:stretch>
+                  </pic:blipFill>
+                  <pic:spPr>
+                    <a:xfrm>
+                      <a:off x="0" y="0"/>
+                      <a:ext cx="4816257" cy="1844200"/>
+                    </a:xfrm>
+                    <a:prstGeom prst="rect">
+                      <a:avLst/>
+                    </a:prstGeom>
+                  </pic:spPr>
+                </pic:pic>
+              </a:graphicData>
+            </a:graphic>
+          </wp:inline>
+        </w:drawing>
+      </w:r>
+    </w:p>
+    <w:p>
+      <w:pPr>
+        <w:rPr>
+          <w:b/>
+          <w:bCs/>
+        </w:rPr>
+      </w:pPr>
+    </w:p>
+    <w:p>
+      <w:pPr>
+        <w:rPr>
+          <w:b/>
+          <w:bCs/>
+        </w:rPr>
+      </w:pPr>
+      <w:proofErr w:type="gramStart"/>
+      <w:r>
+        <w:rPr>
+          <w:b/>
+          <w:bCs/>
+        </w:rPr>
+        <w:t>Bind(</w:t>
+      </w:r>
+      <w:proofErr w:type="gramEnd"/>
+      <w:r>
+        <w:rPr>
+          <w:b/>
+          <w:bCs/>
+        </w:rPr>
+        <w:t>) –</w:t>
+      </w:r>
+    </w:p>
+    <w:p>
+      <w:pPr>
+        <w:rPr>
+          <w:b/>
+          <w:bCs/>
+        </w:rPr>
+      </w:pPr>
+      <w:r>
+        <w:rPr>
+          <w:b/>
+          <w:bCs/>
+        </w:rPr>
+        <w:t>Attach port to socket</w:t>
+      </w:r>
+    </w:p>
+    <w:p>
+      <w:pPr>
+        <w:rPr>
+          <w:b/>
+          <w:bCs/>
+        </w:rPr>
+      </w:pPr>
+      <w:r>
+        <w:rPr>
+          <w:b/>
+          <w:bCs/>
+        </w:rPr>
+        <w:drawing>
+          <wp:inline distT="0" distB="0" distL="0" distR="0" wp14:anchorId="4852953D" wp14:editId="2334108A">
+            <wp:extent cx="2606266" cy="2248095"/>
+            <wp:effectExtent l="0" t="0" r="3810" b="0"/>
+            <wp:docPr id="1860955275" name="Picture 1"/>
+            <wp:cNvGraphicFramePr>
+              <a:graphicFrameLocks xmlns:a="http://schemas.openxmlformats.org/drawingml/2006/main" noChangeAspect="1"/>
+            </wp:cNvGraphicFramePr>
+            <a:graphic xmlns:a="http://schemas.openxmlformats.org/drawingml/2006/main">
+              <a:graphicData uri="http://schemas.openxmlformats.org/drawingml/2006/picture">
+                <pic:pic xmlns:pic="http://schemas.openxmlformats.org/drawingml/2006/picture">
+                  <pic:nvPicPr>
+                    <pic:cNvPr id="1860955275" name=""/>
+                    <pic:cNvPicPr/>
+                  </pic:nvPicPr>
+                  <pic:blipFill>
+                    <a:blip r:embed="rId98"/>
+                    <a:stretch>
+                      <a:fillRect/>
+                    </a:stretch>
+                  </pic:blipFill>
+                  <pic:spPr>
+                    <a:xfrm>
+                      <a:off x="0" y="0"/>
+                      <a:ext cx="2606266" cy="2248095"/>
+                    </a:xfrm>
+                    <a:prstGeom prst="rect">
+                      <a:avLst/>
+                    </a:prstGeom>
+                  </pic:spPr>
+                </pic:pic>
+              </a:graphicData>
+            </a:graphic>
+          </wp:inline>
+        </w:drawing>
+      </w:r>
+    </w:p>
+    <w:p>
+      <w:pPr>
+        <w:rPr>
+          <w:b/>
+          <w:bCs/>
+        </w:rPr>
+      </w:pPr>
+      <w:r>
+        <w:rPr>
+          <w:b/>
+          <w:bCs/>
+        </w:rPr>
+        <w:t>Server listens on:</w:t>
+      </w:r>
+    </w:p>
+    <w:p>
+      <w:pPr>
+        <w:rPr>
+          <w:b/>
+          <w:bCs/>
+        </w:rPr>
+      </w:pPr>
+      <w:r>
+        <w:rPr>
+          <w:b/>
+          <w:bCs/>
+        </w:rPr>
+        <w:t>port 8080</w:t>
+      </w:r>
+    </w:p>
+    <w:p>
+      <w:pPr>
+        <w:rPr>
+          <w:b/>
+          <w:bCs/>
+        </w:rPr>
+      </w:pPr>
+      <w:proofErr w:type="spellStart"/>
+      <w:proofErr w:type="gramStart"/>
+      <w:r>
+        <w:rPr>
+          <w:b/>
+          <w:bCs/>
+        </w:rPr>
+        <w:t>htons</w:t>
+      </w:r>
+      <w:proofErr w:type="spellEnd"/>
+      <w:r>
+        <w:rPr>
+          <w:b/>
+          <w:bCs/>
+        </w:rPr>
+        <w:t>(</w:t>
+      </w:r>
+      <w:proofErr w:type="gramEnd"/>
+      <w:r>
+        <w:rPr>
+          <w:b/>
+          <w:bCs/>
+        </w:rPr>
+        <w:t>)</w:t>
+      </w:r>
+      <w:r>
+        <w:rPr>
+          <w:b/>
+          <w:bCs/>
+        </w:rPr>
+        <w:t xml:space="preserve"> -&gt; </w:t>
+      </w:r>
+      <w:r>
+        <w:rPr>
+          <w:b/>
+          <w:bCs/>
+        </w:rPr>
+        <w:t>Converts:</w:t>
+      </w:r>
+      <w:r>
+        <w:rPr>
+          <w:b/>
+          <w:bCs/>
+        </w:rPr>
+        <w:t xml:space="preserve"> </w:t>
+      </w:r>
+      <w:r>
+        <w:rPr>
+          <w:b/>
+          <w:bCs/>
+        </w:rPr>
+        <w:t>host byte order → network byte order</w:t>
+      </w:r>
+    </w:p>
+    <w:p>
+      <w:pPr>
+        <w:rPr>
+          <w:b/>
+          <w:bCs/>
+        </w:rPr>
+      </w:pPr>
+    </w:p>
+    <w:p>
+      <w:pPr>
+        <w:rPr>
+          <w:b/>
+          <w:bCs/>
+        </w:rPr>
+      </w:pPr>
+    </w:p>
+    <w:p>
+      <w:pPr>
+        <w:rPr>
+          <w:b/>
+          <w:bCs/>
+        </w:rPr>
+      </w:pPr>
+    </w:p>
+    <w:p>
+      <w:pPr>
+        <w:rPr>
+          <w:b/>
+          <w:bCs/>
+        </w:rPr>
+      </w:pPr>
+    </w:p>
+    <w:p>
+      <w:pPr>
+        <w:rPr>
+          <w:b/>
+          <w:bCs/>
+        </w:rPr>
+      </w:pPr>
+      <w:r>
+        <w:rPr>
+          <w:b/>
+          <w:bCs/>
+        </w:rPr>
+        <w:lastRenderedPageBreak/>
+        <w:t>Start listening –</w:t>
+      </w:r>
+    </w:p>
+    <w:p>
+      <w:pPr>
+        <w:rPr>
+          <w:b/>
+          <w:bCs/>
+        </w:rPr>
+      </w:pPr>
+      <w:proofErr w:type="gramStart"/>
+      <w:r>
+        <w:rPr>
+          <w:b/>
+          <w:bCs/>
+        </w:rPr>
+        <w:t>listen(</w:t>
+      </w:r>
+      <w:proofErr w:type="spellStart"/>
+      <w:proofErr w:type="gramEnd"/>
+      <w:r>
+        <w:rPr>
+          <w:b/>
+          <w:bCs/>
+        </w:rPr>
+        <w:t>server_fd</w:t>
+      </w:r>
+      <w:proofErr w:type="spellEnd"/>
+      <w:r>
+        <w:rPr>
+          <w:b/>
+          <w:bCs/>
+        </w:rPr>
+        <w:t>, 5);</w:t>
+      </w:r>
+    </w:p>
+    <w:p>
+      <w:pPr>
+        <w:rPr>
+          <w:b/>
+          <w:bCs/>
+        </w:rPr>
+      </w:pPr>
+      <w:r>
+        <w:rPr>
+          <w:b/>
+          <w:bCs/>
+        </w:rPr>
+        <w:t>Socket now waits for:</w:t>
+      </w:r>
+      <w:r>
+        <w:rPr>
+          <w:b/>
+          <w:bCs/>
+        </w:rPr>
+        <w:t xml:space="preserve"> </w:t>
+      </w:r>
+      <w:r>
+        <w:rPr>
+          <w:b/>
+          <w:bCs/>
+        </w:rPr>
+        <w:t>incoming connections</w:t>
+      </w:r>
+    </w:p>
+    <w:p>
+      <w:pPr>
+        <w:rPr>
+          <w:b/>
+          <w:bCs/>
+        </w:rPr>
+      </w:pPr>
+    </w:p>
+    <w:p>
+      <w:pPr>
+        <w:rPr>
+          <w:b/>
+          <w:bCs/>
+        </w:rPr>
+      </w:pPr>
+      <w:r>
+        <w:rPr>
+          <w:b/>
+          <w:bCs/>
+        </w:rPr>
+        <w:t>Accept –</w:t>
+      </w:r>
+    </w:p>
+    <w:p>
+      <w:pPr>
+        <w:rPr>
+          <w:b/>
+          <w:bCs/>
+        </w:rPr>
+      </w:pPr>
+      <w:r>
+        <w:rPr>
+          <w:b/>
+          <w:bCs/>
+        </w:rPr>
+        <w:drawing>
+          <wp:inline distT="0" distB="0" distL="0" distR="0" wp14:anchorId="30A8A1EA" wp14:editId="50586CA4">
+            <wp:extent cx="1501270" cy="845893"/>
+            <wp:effectExtent l="0" t="0" r="3810" b="0"/>
+            <wp:docPr id="1772786210" name="Picture 1"/>
+            <wp:cNvGraphicFramePr>
+              <a:graphicFrameLocks xmlns:a="http://schemas.openxmlformats.org/drawingml/2006/main" noChangeAspect="1"/>
+            </wp:cNvGraphicFramePr>
+            <a:graphic xmlns:a="http://schemas.openxmlformats.org/drawingml/2006/main">
+              <a:graphicData uri="http://schemas.openxmlformats.org/drawingml/2006/picture">
+                <pic:pic xmlns:pic="http://schemas.openxmlformats.org/drawingml/2006/picture">
+                  <pic:nvPicPr>
+                    <pic:cNvPr id="1772786210" name=""/>
+                    <pic:cNvPicPr/>
+                  </pic:nvPicPr>
+                  <pic:blipFill>
+                    <a:blip r:embed="rId99"/>
+                    <a:stretch>
+                      <a:fillRect/>
+                    </a:stretch>
+                  </pic:blipFill>
+                  <pic:spPr>
+                    <a:xfrm>
+                      <a:off x="0" y="0"/>
+                      <a:ext cx="1501270" cy="845893"/>
+                    </a:xfrm>
+                    <a:prstGeom prst="rect">
+                      <a:avLst/>
+                    </a:prstGeom>
+                  </pic:spPr>
+                </pic:pic>
+              </a:graphicData>
+            </a:graphic>
+          </wp:inline>
+        </w:drawing>
+      </w:r>
+    </w:p>
+    <w:p>
+      <w:pPr>
+        <w:rPr>
+          <w:b/>
+          <w:bCs/>
+        </w:rPr>
+      </w:pPr>
+      <w:proofErr w:type="gramStart"/>
+      <w:r>
+        <w:rPr>
+          <w:b/>
+          <w:bCs/>
+        </w:rPr>
+        <w:t>accept(</w:t>
+      </w:r>
+      <w:proofErr w:type="gramEnd"/>
+      <w:r>
+        <w:rPr>
+          <w:b/>
+          <w:bCs/>
+        </w:rPr>
+        <w:t>):</w:t>
+      </w:r>
+      <w:r>
+        <w:rPr>
+          <w:b/>
+          <w:bCs/>
+        </w:rPr>
+        <w:t xml:space="preserve"> </w:t>
+      </w:r>
+      <w:r>
+        <w:rPr>
+          <w:b/>
+          <w:bCs/>
+        </w:rPr>
+        <w:t>blocks until client connects</w:t>
+      </w:r>
+    </w:p>
+    <w:p>
+      <w:pPr>
+        <w:rPr>
+          <w:b/>
+          <w:bCs/>
+        </w:rPr>
+      </w:pPr>
+      <w:r>
+        <w:rPr>
+          <w:b/>
+          <w:bCs/>
+        </w:rPr>
+        <w:drawing>
+          <wp:inline distT="0" distB="0" distL="0" distR="0" wp14:anchorId="60588716" wp14:editId="3F433268">
+            <wp:extent cx="2796782" cy="4168501"/>
+            <wp:effectExtent l="0" t="0" r="3810" b="3810"/>
+            <wp:docPr id="1598750064" name="Picture 1"/>
+            <wp:cNvGraphicFramePr>
+              <a:graphicFrameLocks xmlns:a="http://schemas.openxmlformats.org/drawingml/2006/main" noChangeAspect="1"/>
+            </wp:cNvGraphicFramePr>
+            <a:graphic xmlns:a="http://schemas.openxmlformats.org/drawingml/2006/main">
+              <a:graphicData uri="http://schemas.openxmlformats.org/drawingml/2006/picture">
+                <pic:pic xmlns:pic="http://schemas.openxmlformats.org/drawingml/2006/picture">
+                  <pic:nvPicPr>
+                    <pic:cNvPr id="1598750064" name=""/>
+                    <pic:cNvPicPr/>
+                  </pic:nvPicPr>
+                  <pic:blipFill>
+                    <a:blip r:embed="rId100"/>
+                    <a:stretch>
+                      <a:fillRect/>
+                    </a:stretch>
+                  </pic:blipFill>
+                  <pic:spPr>
+                    <a:xfrm>
+                      <a:off x="0" y="0"/>
+                      <a:ext cx="2796782" cy="4168501"/>
+                    </a:xfrm>
+                    <a:prstGeom prst="rect">
+                      <a:avLst/>
+                    </a:prstGeom>
+                  </pic:spPr>
+                </pic:pic>
+              </a:graphicData>
+            </a:graphic>
+          </wp:inline>
+        </w:drawing>
+      </w:r>
+    </w:p>
+    <w:p>
+      <w:pPr>
+        <w:rPr>
+          <w:b/>
+          <w:bCs/>
+        </w:rPr>
+      </w:pPr>
+    </w:p>
+    <w:p>
+      <w:pPr>
+        <w:rPr>
+          <w:b/>
+          <w:bCs/>
+        </w:rPr>
+      </w:pPr>
+    </w:p>
+    <w:p>
+      <w:pPr>
+        <w:rPr>
+          <w:b/>
+          <w:bCs/>
+        </w:rPr>
+      </w:pPr>
+    </w:p>
+    <w:p>
+      <w:pPr>
+        <w:rPr>
+          <w:b/>
+          <w:bCs/>
+        </w:rPr>
+      </w:pPr>
+    </w:p>
+    <w:p>
+      <w:pPr>
+        <w:rPr>
+          <w:b/>
+          <w:bCs/>
+        </w:rPr>
+      </w:pPr>
     </w:p>
     <w:p>
       <w:pPr>
@@ -10375,7 +11240,6 @@
   <w:style w:type="character" w:default="1" w:styleId="DefaultParagraphFont">
     <w:name w:val="Default Paragraph Font"/>
     <w:uiPriority w:val="1"/>
-    <w:semiHidden/>
     <w:unhideWhenUsed/>
   </w:style>
   <w:style w:type="table" w:default="1" w:styleId="TableNormal">

--- a/Linux + C++.docx
+++ b/Linux + C++.docx
@@ -9154,6 +9154,7 @@
         <w:rPr>
           <w:b/>
           <w:bCs/>
+          <w:noProof/>
         </w:rPr>
         <w:lastRenderedPageBreak/>
         <w:drawing>
@@ -9204,6 +9205,7 @@
         <w:rPr>
           <w:b/>
           <w:bCs/>
+          <w:noProof/>
         </w:rPr>
         <w:drawing>
           <wp:inline distT="0" distB="0" distL="0" distR="0" wp14:anchorId="6A5C9070" wp14:editId="7C1E0C99">
@@ -9285,6 +9287,7 @@
         <w:rPr>
           <w:b/>
           <w:bCs/>
+          <w:noProof/>
         </w:rPr>
         <w:lastRenderedPageBreak/>
         <w:drawing>
@@ -9335,6 +9338,7 @@
         <w:rPr>
           <w:b/>
           <w:bCs/>
+          <w:noProof/>
         </w:rPr>
         <w:drawing>
           <wp:inline distT="0" distB="0" distL="0" distR="0" wp14:anchorId="46C1E0EE" wp14:editId="16DEE367">
@@ -9408,6 +9412,7 @@
         <w:rPr>
           <w:b/>
           <w:bCs/>
+          <w:noProof/>
         </w:rPr>
         <w:drawing>
           <wp:inline distT="0" distB="0" distL="0" distR="0" wp14:anchorId="47075FBE" wp14:editId="00F0D44B">
@@ -9464,6 +9469,7 @@
         <w:rPr>
           <w:b/>
           <w:bCs/>
+          <w:noProof/>
         </w:rPr>
         <w:drawing>
           <wp:inline distT="0" distB="0" distL="0" distR="0" wp14:anchorId="61BD7847" wp14:editId="3CBC1974">
@@ -9560,6 +9566,7 @@
         <w:rPr>
           <w:b/>
           <w:bCs/>
+          <w:noProof/>
         </w:rPr>
         <w:drawing>
           <wp:inline distT="0" distB="0" distL="0" distR="0" wp14:anchorId="4852953D" wp14:editId="2334108A">
@@ -9833,6 +9840,7 @@
         <w:rPr>
           <w:b/>
           <w:bCs/>
+          <w:noProof/>
         </w:rPr>
         <w:drawing>
           <wp:inline distT="0" distB="0" distL="0" distR="0" wp14:anchorId="30A8A1EA" wp14:editId="50586CA4">
@@ -9920,6 +9928,7 @@
         <w:rPr>
           <w:b/>
           <w:bCs/>
+          <w:noProof/>
         </w:rPr>
         <w:drawing>
           <wp:inline distT="0" distB="0" distL="0" distR="0" wp14:anchorId="60588716" wp14:editId="3F433268">
@@ -10005,6 +10014,3010 @@
           <w:bCs/>
         </w:rPr>
       </w:pPr>
+      <w:r>
+        <w:rPr>
+          <w:b/>
+          <w:bCs/>
+        </w:rPr>
+        <w:lastRenderedPageBreak/>
+        <w:t>Debugging</w:t>
+      </w:r>
+    </w:p>
+    <w:p>
+      <w:pPr>
+        <w:rPr>
+          <w:b/>
+          <w:bCs/>
+        </w:rPr>
+      </w:pPr>
+      <w:r>
+        <w:rPr>
+          <w:b/>
+          <w:bCs/>
+        </w:rPr>
+        <w:drawing>
+          <wp:inline distT="0" distB="0" distL="0" distR="0" wp14:anchorId="4025CB66" wp14:editId="04F8E173">
+            <wp:extent cx="4854361" cy="2453853"/>
+            <wp:effectExtent l="0" t="0" r="3810" b="3810"/>
+            <wp:docPr id="302211775" name="Picture 1"/>
+            <wp:cNvGraphicFramePr>
+              <a:graphicFrameLocks xmlns:a="http://schemas.openxmlformats.org/drawingml/2006/main" noChangeAspect="1"/>
+            </wp:cNvGraphicFramePr>
+            <a:graphic xmlns:a="http://schemas.openxmlformats.org/drawingml/2006/main">
+              <a:graphicData uri="http://schemas.openxmlformats.org/drawingml/2006/picture">
+                <pic:pic xmlns:pic="http://schemas.openxmlformats.org/drawingml/2006/picture">
+                  <pic:nvPicPr>
+                    <pic:cNvPr id="302211775" name=""/>
+                    <pic:cNvPicPr/>
+                  </pic:nvPicPr>
+                  <pic:blipFill>
+                    <a:blip r:embed="rId101"/>
+                    <a:stretch>
+                      <a:fillRect/>
+                    </a:stretch>
+                  </pic:blipFill>
+                  <pic:spPr>
+                    <a:xfrm>
+                      <a:off x="0" y="0"/>
+                      <a:ext cx="4854361" cy="2453853"/>
+                    </a:xfrm>
+                    <a:prstGeom prst="rect">
+                      <a:avLst/>
+                    </a:prstGeom>
+                  </pic:spPr>
+                </pic:pic>
+              </a:graphicData>
+            </a:graphic>
+          </wp:inline>
+        </w:drawing>
+      </w:r>
+    </w:p>
+    <w:p>
+      <w:pPr>
+        <w:rPr>
+          <w:b/>
+          <w:bCs/>
+        </w:rPr>
+      </w:pPr>
+      <w:r>
+        <w:rPr>
+          <w:b/>
+          <w:bCs/>
+        </w:rPr>
+        <w:t>Common memory bugs –</w:t>
+      </w:r>
+    </w:p>
+    <w:p>
+      <w:pPr>
+        <w:rPr>
+          <w:b/>
+          <w:bCs/>
+        </w:rPr>
+      </w:pPr>
+      <w:r>
+        <w:rPr>
+          <w:b/>
+          <w:bCs/>
+        </w:rPr>
+        <w:pict w14:anchorId="7EA757AE">
+          <v:rect id="_x0000_i1060" style="width:0;height:1.5pt" o:hralign="center" o:hrstd="t" o:hr="t" fillcolor="#a0a0a0" stroked="f"/>
+        </w:pict>
+      </w:r>
+    </w:p>
+    <w:p>
+      <w:pPr>
+        <w:rPr>
+          <w:b/>
+          <w:bCs/>
+        </w:rPr>
+      </w:pPr>
+      <w:r>
+        <w:rPr>
+          <w:b/>
+          <w:bCs/>
+        </w:rPr>
+        <w:t>1. Dangling Pointer</w:t>
+      </w:r>
+    </w:p>
+    <w:p>
+      <w:pPr>
+        <w:rPr>
+          <w:b/>
+          <w:bCs/>
+        </w:rPr>
+      </w:pPr>
+      <w:r>
+        <w:rPr>
+          <w:b/>
+          <w:bCs/>
+        </w:rPr>
+        <w:t>delete p;</w:t>
+      </w:r>
+      <w:r>
+        <w:rPr>
+          <w:b/>
+          <w:bCs/>
+        </w:rPr>
+        <w:br/>
+      </w:r>
+      <w:r>
+        <w:rPr>
+          <w:b/>
+          <w:bCs/>
+        </w:rPr>
+        <w:br/>
+        <w:t>*p = 10;</w:t>
+      </w:r>
+    </w:p>
+    <w:p>
+      <w:pPr>
+        <w:rPr>
+          <w:b/>
+          <w:bCs/>
+        </w:rPr>
+      </w:pPr>
+      <w:r>
+        <w:rPr>
+          <w:b/>
+          <w:bCs/>
+        </w:rPr>
+        <w:pict w14:anchorId="74DBB634">
+          <v:rect id="_x0000_i1061" style="width:0;height:1.5pt" o:hralign="center" o:hrstd="t" o:hr="t" fillcolor="#a0a0a0" stroked="f"/>
+        </w:pict>
+      </w:r>
+    </w:p>
+    <w:p>
+      <w:pPr>
+        <w:rPr>
+          <w:b/>
+          <w:bCs/>
+        </w:rPr>
+      </w:pPr>
+      <w:r>
+        <w:rPr>
+          <w:b/>
+          <w:bCs/>
+        </w:rPr>
+        <w:t>2. Double Delete</w:t>
+      </w:r>
+    </w:p>
+    <w:p>
+      <w:pPr>
+        <w:rPr>
+          <w:b/>
+          <w:bCs/>
+        </w:rPr>
+      </w:pPr>
+      <w:r>
+        <w:rPr>
+          <w:b/>
+          <w:bCs/>
+        </w:rPr>
+        <w:t>delete p;</w:t>
+      </w:r>
+      <w:r>
+        <w:rPr>
+          <w:b/>
+          <w:bCs/>
+        </w:rPr>
+        <w:br/>
+        <w:t>delete p;</w:t>
+      </w:r>
+    </w:p>
+    <w:p>
+      <w:pPr>
+        <w:rPr>
+          <w:b/>
+          <w:bCs/>
+        </w:rPr>
+      </w:pPr>
+      <w:r>
+        <w:rPr>
+          <w:b/>
+          <w:bCs/>
+        </w:rPr>
+        <w:pict w14:anchorId="2BE9DCCE">
+          <v:rect id="_x0000_i1062" style="width:0;height:1.5pt" o:hralign="center" o:hrstd="t" o:hr="t" fillcolor="#a0a0a0" stroked="f"/>
+        </w:pict>
+      </w:r>
+    </w:p>
+    <w:p>
+      <w:pPr>
+        <w:rPr>
+          <w:b/>
+          <w:bCs/>
+        </w:rPr>
+      </w:pPr>
+      <w:r>
+        <w:rPr>
+          <w:b/>
+          <w:bCs/>
+        </w:rPr>
+        <w:t>3. Buffer Overflow</w:t>
+      </w:r>
+    </w:p>
+    <w:p>
+      <w:pPr>
+        <w:rPr>
+          <w:b/>
+          <w:bCs/>
+        </w:rPr>
+      </w:pPr>
+      <w:proofErr w:type="spellStart"/>
+      <w:proofErr w:type="gramStart"/>
+      <w:r>
+        <w:rPr>
+          <w:b/>
+          <w:bCs/>
+        </w:rPr>
+        <w:t>arr</w:t>
+      </w:r>
+      <w:proofErr w:type="spellEnd"/>
+      <w:r>
+        <w:rPr>
+          <w:b/>
+          <w:bCs/>
+        </w:rPr>
+        <w:t>[</w:t>
+      </w:r>
+      <w:proofErr w:type="gramEnd"/>
+      <w:r>
+        <w:rPr>
+          <w:b/>
+          <w:bCs/>
+        </w:rPr>
+        <w:t>1000] on size 10</w:t>
+      </w:r>
+    </w:p>
+    <w:p>
+      <w:pPr>
+        <w:rPr>
+          <w:b/>
+          <w:bCs/>
+        </w:rPr>
+      </w:pPr>
+      <w:r>
+        <w:rPr>
+          <w:b/>
+          <w:bCs/>
+        </w:rPr>
+        <w:pict w14:anchorId="45C8A4AD">
+          <v:rect id="_x0000_i1063" style="width:0;height:1.5pt" o:hralign="center" o:hrstd="t" o:hr="t" fillcolor="#a0a0a0" stroked="f"/>
+        </w:pict>
+      </w:r>
+    </w:p>
+    <w:p>
+      <w:pPr>
+        <w:rPr>
+          <w:b/>
+          <w:bCs/>
+        </w:rPr>
+      </w:pPr>
+      <w:r>
+        <w:rPr>
+          <w:b/>
+          <w:bCs/>
+        </w:rPr>
+        <w:t>4. Use After Free</w:t>
+      </w:r>
+    </w:p>
+    <w:p>
+      <w:pPr>
+        <w:rPr>
+          <w:b/>
+          <w:bCs/>
+        </w:rPr>
+      </w:pPr>
+      <w:r>
+        <w:rPr>
+          <w:b/>
+          <w:bCs/>
+        </w:rPr>
+        <w:t>delete p;</w:t>
+      </w:r>
+      <w:r>
+        <w:rPr>
+          <w:b/>
+          <w:bCs/>
+        </w:rPr>
+        <w:br/>
+      </w:r>
+      <w:r>
+        <w:rPr>
+          <w:b/>
+          <w:bCs/>
+        </w:rPr>
+        <w:br/>
+        <w:t>use p again</w:t>
+      </w:r>
+    </w:p>
+    <w:p>
+      <w:pPr>
+        <w:rPr>
+          <w:b/>
+          <w:bCs/>
+        </w:rPr>
+      </w:pPr>
+    </w:p>
+    <w:p>
+      <w:pPr>
+        <w:rPr>
+          <w:b/>
+          <w:bCs/>
+        </w:rPr>
+      </w:pPr>
+    </w:p>
+    <w:p>
+      <w:pPr>
+        <w:rPr>
+          <w:b/>
+          <w:bCs/>
+        </w:rPr>
+      </w:pPr>
+      <w:proofErr w:type="spellStart"/>
+      <w:r>
+        <w:rPr>
+          <w:b/>
+          <w:bCs/>
+        </w:rPr>
+        <w:lastRenderedPageBreak/>
+        <w:t>CMake</w:t>
+      </w:r>
+      <w:proofErr w:type="spellEnd"/>
+      <w:r>
+        <w:rPr>
+          <w:b/>
+          <w:bCs/>
+        </w:rPr>
+        <w:t xml:space="preserve"> + Libraries + Professional Project Structure</w:t>
+      </w:r>
+    </w:p>
+    <w:p>
+      <w:pPr>
+        <w:rPr>
+          <w:b/>
+          <w:bCs/>
+        </w:rPr>
+      </w:pPr>
+    </w:p>
+    <w:p>
+      <w:pPr>
+        <w:rPr>
+          <w:b/>
+          <w:bCs/>
+        </w:rPr>
+      </w:pPr>
+      <w:r>
+        <w:rPr>
+          <w:b/>
+          <w:bCs/>
+        </w:rPr>
+        <w:t xml:space="preserve">50 </w:t>
+      </w:r>
+      <w:proofErr w:type="spellStart"/>
+      <w:r>
+        <w:rPr>
+          <w:b/>
+          <w:bCs/>
+        </w:rPr>
+        <w:t>cpp</w:t>
+      </w:r>
+      <w:proofErr w:type="spellEnd"/>
+      <w:r>
+        <w:rPr>
+          <w:b/>
+          <w:bCs/>
+        </w:rPr>
+        <w:t xml:space="preserve"> files</w:t>
+      </w:r>
+    </w:p>
+    <w:p>
+      <w:pPr>
+        <w:rPr>
+          <w:b/>
+          <w:bCs/>
+        </w:rPr>
+      </w:pPr>
+      <w:r>
+        <w:rPr>
+          <w:b/>
+          <w:bCs/>
+        </w:rPr>
+        <w:t xml:space="preserve">Manual compile </w:t>
+      </w:r>
+    </w:p>
+    <w:p>
+      <w:pPr>
+        <w:rPr>
+          <w:b/>
+          <w:bCs/>
+        </w:rPr>
+      </w:pPr>
+      <w:r>
+        <w:rPr>
+          <w:b/>
+          <w:bCs/>
+        </w:rPr>
+        <w:t>Bad Example</w:t>
+      </w:r>
+    </w:p>
+    <w:p>
+      <w:pPr>
+        <w:rPr>
+          <w:b/>
+          <w:bCs/>
+        </w:rPr>
+      </w:pPr>
+      <w:r>
+        <w:rPr>
+          <w:b/>
+          <w:bCs/>
+        </w:rPr>
+        <w:t>g++ a.cpp b.cpp c.cpp d.cpp ...</w:t>
+      </w:r>
+    </w:p>
+    <w:p>
+      <w:pPr>
+        <w:rPr>
+          <w:rFonts w:ascii="Nirmala UI" w:hAnsi="Nirmala UI" w:cs="Nirmala UI"/>
+          <w:b/>
+          <w:bCs/>
+        </w:rPr>
+      </w:pPr>
+      <w:r>
+        <w:rPr>
+          <w:b/>
+          <w:bCs/>
+        </w:rPr>
+        <w:t>Huge mess</w:t>
+      </w:r>
+    </w:p>
+    <w:p>
+      <w:pPr>
+        <w:rPr>
+          <w:rFonts w:ascii="Nirmala UI" w:hAnsi="Nirmala UI" w:cs="Nirmala UI"/>
+          <w:b/>
+          <w:bCs/>
+        </w:rPr>
+      </w:pPr>
+    </w:p>
+    <w:p>
+      <w:pPr>
+        <w:rPr>
+          <w:b/>
+          <w:bCs/>
+        </w:rPr>
+      </w:pPr>
+      <w:r>
+        <w:rPr>
+          <w:b/>
+          <w:bCs/>
+        </w:rPr>
+        <w:t>SOLUTION:</w:t>
+      </w:r>
+    </w:p>
+    <w:p>
+      <w:pPr>
+        <w:rPr>
+          <w:b/>
+          <w:bCs/>
+        </w:rPr>
+      </w:pPr>
+      <w:r>
+        <w:rPr>
+          <w:b/>
+          <w:bCs/>
+        </w:rPr>
+        <w:t>Build System</w:t>
+      </w:r>
+    </w:p>
+    <w:p>
+      <w:pPr>
+        <w:rPr>
+          <w:b/>
+          <w:bCs/>
+        </w:rPr>
+      </w:pPr>
+    </w:p>
+    <w:p>
+      <w:pPr>
+        <w:rPr>
+          <w:b/>
+          <w:bCs/>
+        </w:rPr>
+      </w:pPr>
+      <w:r>
+        <w:rPr>
+          <w:b/>
+          <w:bCs/>
+        </w:rPr>
+        <w:t xml:space="preserve">What is </w:t>
+      </w:r>
+      <w:proofErr w:type="spellStart"/>
+      <w:r>
+        <w:rPr>
+          <w:b/>
+          <w:bCs/>
+        </w:rPr>
+        <w:t>CMake</w:t>
+      </w:r>
+      <w:proofErr w:type="spellEnd"/>
+      <w:r>
+        <w:rPr>
+          <w:b/>
+          <w:bCs/>
+        </w:rPr>
+        <w:t>?</w:t>
+      </w:r>
+    </w:p>
+    <w:p>
+      <w:pPr>
+        <w:rPr>
+          <w:b/>
+          <w:bCs/>
+        </w:rPr>
+      </w:pPr>
+      <w:r>
+        <w:rPr>
+          <w:b/>
+          <w:bCs/>
+        </w:rPr>
+        <w:t>build system generator</w:t>
+      </w:r>
+    </w:p>
+    <w:p>
+      <w:pPr>
+        <w:rPr>
+          <w:b/>
+          <w:bCs/>
+        </w:rPr>
+      </w:pPr>
+      <w:proofErr w:type="spellStart"/>
+      <w:r>
+        <w:rPr>
+          <w:b/>
+          <w:bCs/>
+        </w:rPr>
+        <w:t>CMake</w:t>
+      </w:r>
+      <w:proofErr w:type="spellEnd"/>
+      <w:r>
+        <w:rPr>
+          <w:b/>
+          <w:bCs/>
+        </w:rPr>
+        <w:t xml:space="preserve"> itself:</w:t>
+      </w:r>
+    </w:p>
+    <w:p>
+      <w:pPr>
+        <w:rPr>
+          <w:b/>
+          <w:bCs/>
+        </w:rPr>
+      </w:pPr>
+      <w:r>
+        <w:rPr>
+          <w:b/>
+          <w:bCs/>
+        </w:rPr>
+        <w:t>does NOT compile</w:t>
+      </w:r>
+    </w:p>
+    <w:p>
+      <w:pPr>
+        <w:rPr>
+          <w:b/>
+          <w:bCs/>
+        </w:rPr>
+      </w:pPr>
+      <w:r>
+        <w:rPr>
+          <w:b/>
+          <w:bCs/>
+        </w:rPr>
+        <w:t>It generates:</w:t>
+      </w:r>
+    </w:p>
+    <w:p>
+      <w:pPr>
+        <w:numPr>
+          <w:ilvl w:val="0"/>
+          <w:numId w:val="5"/>
+        </w:numPr>
+        <w:rPr>
+          <w:b/>
+          <w:bCs/>
+        </w:rPr>
+      </w:pPr>
+      <w:proofErr w:type="spellStart"/>
+      <w:r>
+        <w:rPr>
+          <w:b/>
+          <w:bCs/>
+        </w:rPr>
+        <w:t>Makefiles</w:t>
+      </w:r>
+      <w:proofErr w:type="spellEnd"/>
+      <w:r>
+        <w:rPr>
+          <w:b/>
+          <w:bCs/>
+        </w:rPr>
+        <w:t xml:space="preserve"> </w:t>
+      </w:r>
+    </w:p>
+    <w:p>
+      <w:pPr>
+        <w:numPr>
+          <w:ilvl w:val="0"/>
+          <w:numId w:val="5"/>
+        </w:numPr>
+        <w:rPr>
+          <w:b/>
+          <w:bCs/>
+        </w:rPr>
+      </w:pPr>
+      <w:r>
+        <w:rPr>
+          <w:b/>
+          <w:bCs/>
+        </w:rPr>
+        <w:t xml:space="preserve">Ninja files </w:t>
+      </w:r>
+    </w:p>
+    <w:p>
+      <w:pPr>
+        <w:numPr>
+          <w:ilvl w:val="0"/>
+          <w:numId w:val="5"/>
+        </w:numPr>
+        <w:rPr>
+          <w:b/>
+          <w:bCs/>
+        </w:rPr>
+      </w:pPr>
+      <w:r>
+        <w:rPr>
+          <w:b/>
+          <w:bCs/>
+        </w:rPr>
+        <w:t>Visual Studio projects</w:t>
+      </w:r>
+    </w:p>
+    <w:p>
+      <w:pPr>
+        <w:rPr>
+          <w:b/>
+          <w:bCs/>
+        </w:rPr>
+      </w:pPr>
+    </w:p>
+    <w:p>
+      <w:pPr>
+        <w:rPr>
+          <w:b/>
+          <w:bCs/>
+        </w:rPr>
+      </w:pPr>
+      <w:proofErr w:type="spellStart"/>
+      <w:r>
+        <w:rPr>
+          <w:b/>
+          <w:bCs/>
+        </w:rPr>
+        <w:t>cmake</w:t>
+      </w:r>
+      <w:proofErr w:type="spellEnd"/>
+      <w:r>
+        <w:rPr>
+          <w:b/>
+          <w:bCs/>
+        </w:rPr>
+        <w:t xml:space="preserve"> -version</w:t>
+      </w:r>
+    </w:p>
+    <w:p>
+      <w:pPr>
+        <w:rPr>
+          <w:b/>
+          <w:bCs/>
+        </w:rPr>
+      </w:pPr>
+      <w:r>
+        <w:rPr>
+          <w:b/>
+          <w:bCs/>
+        </w:rPr>
+        <w:drawing>
+          <wp:inline distT="0" distB="0" distL="0" distR="0" wp14:anchorId="7D1B9059" wp14:editId="257DAC61">
+            <wp:extent cx="1867062" cy="1996613"/>
+            <wp:effectExtent l="0" t="0" r="0" b="3810"/>
+            <wp:docPr id="1297359585" name="Picture 1"/>
+            <wp:cNvGraphicFramePr>
+              <a:graphicFrameLocks xmlns:a="http://schemas.openxmlformats.org/drawingml/2006/main" noChangeAspect="1"/>
+            </wp:cNvGraphicFramePr>
+            <a:graphic xmlns:a="http://schemas.openxmlformats.org/drawingml/2006/main">
+              <a:graphicData uri="http://schemas.openxmlformats.org/drawingml/2006/picture">
+                <pic:pic xmlns:pic="http://schemas.openxmlformats.org/drawingml/2006/picture">
+                  <pic:nvPicPr>
+                    <pic:cNvPr id="1297359585" name=""/>
+                    <pic:cNvPicPr/>
+                  </pic:nvPicPr>
+                  <pic:blipFill>
+                    <a:blip r:embed="rId102"/>
+                    <a:stretch>
+                      <a:fillRect/>
+                    </a:stretch>
+                  </pic:blipFill>
+                  <pic:spPr>
+                    <a:xfrm>
+                      <a:off x="0" y="0"/>
+                      <a:ext cx="1867062" cy="1996613"/>
+                    </a:xfrm>
+                    <a:prstGeom prst="rect">
+                      <a:avLst/>
+                    </a:prstGeom>
+                  </pic:spPr>
+                </pic:pic>
+              </a:graphicData>
+            </a:graphic>
+          </wp:inline>
+        </w:drawing>
+      </w:r>
+    </w:p>
+    <w:p>
+      <w:pPr>
+        <w:rPr>
+          <w:b/>
+          <w:bCs/>
+        </w:rPr>
+      </w:pPr>
+      <w:proofErr w:type="spellStart"/>
+      <w:r>
+        <w:rPr>
+          <w:b/>
+          <w:bCs/>
+        </w:rPr>
+        <w:lastRenderedPageBreak/>
+        <w:t>cmake_minimum_</w:t>
+      </w:r>
+      <w:proofErr w:type="gramStart"/>
+      <w:r>
+        <w:rPr>
+          <w:b/>
+          <w:bCs/>
+        </w:rPr>
+        <w:t>required</w:t>
+      </w:r>
+      <w:proofErr w:type="spellEnd"/>
+      <w:r>
+        <w:rPr>
+          <w:b/>
+          <w:bCs/>
+        </w:rPr>
+        <w:t>(</w:t>
+      </w:r>
+      <w:proofErr w:type="gramEnd"/>
+      <w:r>
+        <w:rPr>
+          <w:b/>
+          <w:bCs/>
+        </w:rPr>
+        <w:t>VERSION 3.10)</w:t>
+      </w:r>
+    </w:p>
+    <w:p>
+      <w:pPr>
+        <w:rPr>
+          <w:b/>
+          <w:bCs/>
+        </w:rPr>
+      </w:pPr>
+    </w:p>
+    <w:p>
+      <w:pPr>
+        <w:rPr>
+          <w:b/>
+          <w:bCs/>
+        </w:rPr>
+      </w:pPr>
+      <w:proofErr w:type="gramStart"/>
+      <w:r>
+        <w:rPr>
+          <w:b/>
+          <w:bCs/>
+        </w:rPr>
+        <w:t>project(</w:t>
+      </w:r>
+      <w:proofErr w:type="spellStart"/>
+      <w:proofErr w:type="gramEnd"/>
+      <w:r>
+        <w:rPr>
+          <w:b/>
+          <w:bCs/>
+        </w:rPr>
+        <w:t>CalculatorProject</w:t>
+      </w:r>
+      <w:proofErr w:type="spellEnd"/>
+      <w:r>
+        <w:rPr>
+          <w:b/>
+          <w:bCs/>
+        </w:rPr>
+        <w:t>)</w:t>
+      </w:r>
+    </w:p>
+    <w:p>
+      <w:pPr>
+        <w:rPr>
+          <w:b/>
+          <w:bCs/>
+        </w:rPr>
+      </w:pPr>
+    </w:p>
+    <w:p>
+      <w:pPr>
+        <w:rPr>
+          <w:b/>
+          <w:bCs/>
+        </w:rPr>
+      </w:pPr>
+      <w:proofErr w:type="spellStart"/>
+      <w:r>
+        <w:rPr>
+          <w:b/>
+          <w:bCs/>
+        </w:rPr>
+        <w:t>include_directories</w:t>
+      </w:r>
+      <w:proofErr w:type="spellEnd"/>
+      <w:r>
+        <w:rPr>
+          <w:b/>
+          <w:bCs/>
+        </w:rPr>
+        <w:t>(include)</w:t>
+      </w:r>
+    </w:p>
+    <w:p>
+      <w:pPr>
+        <w:rPr>
+          <w:b/>
+          <w:bCs/>
+        </w:rPr>
+      </w:pPr>
+    </w:p>
+    <w:p>
+      <w:pPr>
+        <w:rPr>
+          <w:b/>
+          <w:bCs/>
+        </w:rPr>
+      </w:pPr>
+      <w:proofErr w:type="spellStart"/>
+      <w:r>
+        <w:rPr>
+          <w:b/>
+          <w:bCs/>
+        </w:rPr>
+        <w:t>add_</w:t>
+      </w:r>
+      <w:proofErr w:type="gramStart"/>
+      <w:r>
+        <w:rPr>
+          <w:b/>
+          <w:bCs/>
+        </w:rPr>
+        <w:t>executable</w:t>
+      </w:r>
+      <w:proofErr w:type="spellEnd"/>
+      <w:r>
+        <w:rPr>
+          <w:b/>
+          <w:bCs/>
+        </w:rPr>
+        <w:t>(</w:t>
+      </w:r>
+      <w:proofErr w:type="gramEnd"/>
+      <w:r>
+        <w:rPr>
+          <w:b/>
+          <w:bCs/>
+        </w:rPr>
+        <w:t>app</w:t>
+      </w:r>
+    </w:p>
+    <w:p>
+      <w:pPr>
+        <w:rPr>
+          <w:b/>
+          <w:bCs/>
+        </w:rPr>
+      </w:pPr>
+      <w:r>
+        <w:rPr>
+          <w:b/>
+          <w:bCs/>
+        </w:rPr>
+        <w:t xml:space="preserve">               </w:t>
+      </w:r>
+      <w:proofErr w:type="spellStart"/>
+      <w:r>
+        <w:rPr>
+          <w:b/>
+          <w:bCs/>
+        </w:rPr>
+        <w:t>src</w:t>
+      </w:r>
+      <w:proofErr w:type="spellEnd"/>
+      <w:r>
+        <w:rPr>
+          <w:b/>
+          <w:bCs/>
+        </w:rPr>
+        <w:t>/main.cpp</w:t>
+      </w:r>
+    </w:p>
+    <w:p>
+      <w:pPr>
+        <w:rPr>
+          <w:b/>
+          <w:bCs/>
+        </w:rPr>
+      </w:pPr>
+      <w:r>
+        <w:rPr>
+          <w:b/>
+          <w:bCs/>
+        </w:rPr>
+        <w:t xml:space="preserve">               </w:t>
+      </w:r>
+      <w:proofErr w:type="spellStart"/>
+      <w:r>
+        <w:rPr>
+          <w:b/>
+          <w:bCs/>
+        </w:rPr>
+        <w:t>src</w:t>
+      </w:r>
+      <w:proofErr w:type="spellEnd"/>
+      <w:r>
+        <w:rPr>
+          <w:b/>
+          <w:bCs/>
+        </w:rPr>
+        <w:t>/math.cpp)</w:t>
+      </w:r>
+    </w:p>
+    <w:p>
+      <w:pPr>
+        <w:rPr>
+          <w:b/>
+          <w:bCs/>
+        </w:rPr>
+      </w:pPr>
+      <w:r>
+        <w:rPr>
+          <w:b/>
+          <w:bCs/>
+        </w:rPr>
+        <w:t>Meaning -</w:t>
+      </w:r>
+    </w:p>
+    <w:p>
+      <w:pPr>
+        <w:rPr>
+          <w:rFonts w:ascii="Nirmala UI" w:hAnsi="Nirmala UI" w:cs="Nirmala UI"/>
+          <w:b/>
+          <w:bCs/>
+        </w:rPr>
+      </w:pPr>
+      <w:proofErr w:type="spellStart"/>
+      <w:r>
+        <w:rPr>
+          <w:b/>
+          <w:bCs/>
+        </w:rPr>
+        <w:t>cmake_minimum_</w:t>
+      </w:r>
+      <w:proofErr w:type="gramStart"/>
+      <w:r>
+        <w:rPr>
+          <w:b/>
+          <w:bCs/>
+        </w:rPr>
+        <w:t>required</w:t>
+      </w:r>
+      <w:proofErr w:type="spellEnd"/>
+      <w:r>
+        <w:rPr>
+          <w:b/>
+          <w:bCs/>
+        </w:rPr>
+        <w:t>(</w:t>
+      </w:r>
+      <w:proofErr w:type="gramEnd"/>
+      <w:r>
+        <w:rPr>
+          <w:b/>
+          <w:bCs/>
+        </w:rPr>
+        <w:t>VERSION 3.10)</w:t>
+      </w:r>
+      <w:r>
+        <w:rPr>
+          <w:b/>
+          <w:bCs/>
+        </w:rPr>
+        <w:t xml:space="preserve"> -&gt; </w:t>
+      </w:r>
+      <w:r>
+        <w:rPr>
+          <w:b/>
+          <w:bCs/>
+        </w:rPr>
+        <w:t xml:space="preserve">Minimum </w:t>
+      </w:r>
+      <w:proofErr w:type="spellStart"/>
+      <w:r>
+        <w:rPr>
+          <w:b/>
+          <w:bCs/>
+        </w:rPr>
+        <w:t>CMake</w:t>
+      </w:r>
+      <w:proofErr w:type="spellEnd"/>
+      <w:r>
+        <w:rPr>
+          <w:b/>
+          <w:bCs/>
+        </w:rPr>
+        <w:t xml:space="preserve"> version</w:t>
+      </w:r>
+    </w:p>
+    <w:p>
+      <w:pPr>
+        <w:rPr>
+          <w:b/>
+          <w:bCs/>
+        </w:rPr>
+      </w:pPr>
+      <w:proofErr w:type="gramStart"/>
+      <w:r>
+        <w:rPr>
+          <w:b/>
+          <w:bCs/>
+        </w:rPr>
+        <w:t>project(</w:t>
+      </w:r>
+      <w:proofErr w:type="spellStart"/>
+      <w:proofErr w:type="gramEnd"/>
+      <w:r>
+        <w:rPr>
+          <w:b/>
+          <w:bCs/>
+        </w:rPr>
+        <w:t>CalculatorProject</w:t>
+      </w:r>
+      <w:proofErr w:type="spellEnd"/>
+      <w:r>
+        <w:rPr>
+          <w:b/>
+          <w:bCs/>
+        </w:rPr>
+        <w:t>)</w:t>
+      </w:r>
+      <w:r>
+        <w:rPr>
+          <w:b/>
+          <w:bCs/>
+        </w:rPr>
+        <w:t xml:space="preserve"> -&gt; </w:t>
+      </w:r>
+      <w:r>
+        <w:rPr>
+          <w:b/>
+          <w:bCs/>
+        </w:rPr>
+        <w:t>Project name</w:t>
+      </w:r>
+    </w:p>
+    <w:p>
+      <w:pPr>
+        <w:rPr>
+          <w:b/>
+          <w:bCs/>
+        </w:rPr>
+      </w:pPr>
+      <w:proofErr w:type="spellStart"/>
+      <w:r>
+        <w:rPr>
+          <w:b/>
+          <w:bCs/>
+        </w:rPr>
+        <w:t>include_directories</w:t>
+      </w:r>
+      <w:proofErr w:type="spellEnd"/>
+      <w:r>
+        <w:rPr>
+          <w:b/>
+          <w:bCs/>
+        </w:rPr>
+        <w:t>(include)</w:t>
+      </w:r>
+      <w:r>
+        <w:rPr>
+          <w:b/>
+          <w:bCs/>
+        </w:rPr>
+        <w:t xml:space="preserve"> -&gt;</w:t>
+      </w:r>
+    </w:p>
+    <w:p>
+      <w:pPr>
+        <w:rPr>
+          <w:b/>
+          <w:bCs/>
+        </w:rPr>
+      </w:pPr>
+      <w:r>
+        <w:rPr>
+          <w:b/>
+          <w:bCs/>
+        </w:rPr>
+        <w:t>Tells compiler</w:t>
+      </w:r>
+      <w:r>
+        <w:rPr>
+          <w:b/>
+          <w:bCs/>
+        </w:rPr>
+        <w:t xml:space="preserve">: </w:t>
+      </w:r>
+      <w:r>
+        <w:rPr>
+          <w:b/>
+          <w:bCs/>
+        </w:rPr>
+        <w:t>header files inside:</w:t>
+      </w:r>
+      <w:r>
+        <w:rPr>
+          <w:b/>
+          <w:bCs/>
+        </w:rPr>
+        <w:t xml:space="preserve"> i</w:t>
+      </w:r>
+      <w:r>
+        <w:rPr>
+          <w:b/>
+          <w:bCs/>
+        </w:rPr>
+        <w:t>nclude/</w:t>
+      </w:r>
+    </w:p>
+    <w:p>
+      <w:pPr>
+        <w:rPr>
+          <w:b/>
+          <w:bCs/>
+        </w:rPr>
+      </w:pPr>
+      <w:proofErr w:type="spellStart"/>
+      <w:r>
+        <w:rPr>
+          <w:b/>
+          <w:bCs/>
+        </w:rPr>
+        <w:t>add_</w:t>
+      </w:r>
+      <w:proofErr w:type="gramStart"/>
+      <w:r>
+        <w:rPr>
+          <w:b/>
+          <w:bCs/>
+        </w:rPr>
+        <w:t>executable</w:t>
+      </w:r>
+      <w:proofErr w:type="spellEnd"/>
+      <w:r>
+        <w:rPr>
+          <w:b/>
+          <w:bCs/>
+        </w:rPr>
+        <w:t>(</w:t>
+      </w:r>
+      <w:proofErr w:type="gramEnd"/>
+      <w:r>
+        <w:rPr>
+          <w:b/>
+          <w:bCs/>
+        </w:rPr>
+        <w:t>app ...)</w:t>
+      </w:r>
+      <w:r>
+        <w:rPr>
+          <w:b/>
+          <w:bCs/>
+        </w:rPr>
+        <w:t xml:space="preserve"> -&gt;</w:t>
+      </w:r>
+      <w:r>
+        <w:rPr>
+          <w:b/>
+          <w:bCs/>
+        </w:rPr>
+        <w:t>Creates executable:</w:t>
+      </w:r>
+      <w:r>
+        <w:rPr>
+          <w:b/>
+          <w:bCs/>
+        </w:rPr>
+        <w:t xml:space="preserve"> </w:t>
+      </w:r>
+      <w:r>
+        <w:rPr>
+          <w:b/>
+          <w:bCs/>
+        </w:rPr>
+        <w:t>app</w:t>
+      </w:r>
+    </w:p>
+    <w:p>
+      <w:pPr>
+        <w:rPr>
+          <w:b/>
+          <w:bCs/>
+        </w:rPr>
+      </w:pPr>
+      <w:r>
+        <w:rPr>
+          <w:b/>
+          <w:bCs/>
+        </w:rPr>
+        <w:drawing>
+          <wp:inline distT="0" distB="0" distL="0" distR="0" wp14:anchorId="4520307A" wp14:editId="37554BD0">
+            <wp:extent cx="3131820" cy="2357422"/>
+            <wp:effectExtent l="0" t="0" r="0" b="5080"/>
+            <wp:docPr id="956008973" name="Picture 1"/>
+            <wp:cNvGraphicFramePr>
+              <a:graphicFrameLocks xmlns:a="http://schemas.openxmlformats.org/drawingml/2006/main" noChangeAspect="1"/>
+            </wp:cNvGraphicFramePr>
+            <a:graphic xmlns:a="http://schemas.openxmlformats.org/drawingml/2006/main">
+              <a:graphicData uri="http://schemas.openxmlformats.org/drawingml/2006/picture">
+                <pic:pic xmlns:pic="http://schemas.openxmlformats.org/drawingml/2006/picture">
+                  <pic:nvPicPr>
+                    <pic:cNvPr id="956008973" name=""/>
+                    <pic:cNvPicPr/>
+                  </pic:nvPicPr>
+                  <pic:blipFill>
+                    <a:blip r:embed="rId103"/>
+                    <a:stretch>
+                      <a:fillRect/>
+                    </a:stretch>
+                  </pic:blipFill>
+                  <pic:spPr>
+                    <a:xfrm>
+                      <a:off x="0" y="0"/>
+                      <a:ext cx="3138046" cy="2362109"/>
+                    </a:xfrm>
+                    <a:prstGeom prst="rect">
+                      <a:avLst/>
+                    </a:prstGeom>
+                  </pic:spPr>
+                </pic:pic>
+              </a:graphicData>
+            </a:graphic>
+          </wp:inline>
+        </w:drawing>
+      </w:r>
+    </w:p>
+    <w:p>
+      <w:pPr>
+        <w:rPr>
+          <w:b/>
+          <w:bCs/>
+        </w:rPr>
+      </w:pPr>
+    </w:p>
+    <w:p>
+      <w:pPr>
+        <w:rPr>
+          <w:b/>
+          <w:bCs/>
+        </w:rPr>
+      </w:pPr>
+    </w:p>
+    <w:p>
+      <w:pPr>
+        <w:rPr>
+          <w:b/>
+          <w:bCs/>
+        </w:rPr>
+      </w:pPr>
+    </w:p>
+    <w:p>
+      <w:pPr>
+        <w:rPr>
+          <w:b/>
+          <w:bCs/>
+        </w:rPr>
+      </w:pPr>
+    </w:p>
+    <w:p>
+      <w:pPr>
+        <w:rPr>
+          <w:b/>
+          <w:bCs/>
+        </w:rPr>
+      </w:pPr>
+    </w:p>
+    <w:p>
+      <w:pPr>
+        <w:rPr>
+          <w:b/>
+          <w:bCs/>
+        </w:rPr>
+      </w:pPr>
+      <w:r>
+        <w:rPr>
+          <w:b/>
+          <w:bCs/>
+        </w:rPr>
+        <w:lastRenderedPageBreak/>
+        <w:t>Advance C++</w:t>
+      </w:r>
+    </w:p>
+    <w:p>
+      <w:pPr>
+        <w:rPr>
+          <w:b/>
+          <w:bCs/>
+        </w:rPr>
+      </w:pPr>
+      <w:proofErr w:type="spellStart"/>
+      <w:r>
+        <w:rPr>
+          <w:b/>
+          <w:bCs/>
+        </w:rPr>
+        <w:t>C</w:t>
+      </w:r>
+      <w:r>
+        <w:rPr>
+          <w:b/>
+          <w:bCs/>
+        </w:rPr>
+        <w:t>onstexpr</w:t>
+      </w:r>
+      <w:proofErr w:type="spellEnd"/>
+      <w:r>
+        <w:rPr>
+          <w:b/>
+          <w:bCs/>
+        </w:rPr>
+        <w:t xml:space="preserve"> -</w:t>
+      </w:r>
+    </w:p>
+    <w:p>
+      <w:pPr>
+        <w:rPr>
+          <w:b/>
+          <w:bCs/>
+        </w:rPr>
+      </w:pPr>
+      <w:r>
+        <w:rPr>
+          <w:b/>
+          <w:bCs/>
+        </w:rPr>
+        <w:t>Compile-Time Execution</w:t>
+      </w:r>
+      <w:r>
+        <w:rPr>
+          <w:b/>
+          <w:bCs/>
+        </w:rPr>
+        <w:t xml:space="preserve"> -&gt; </w:t>
+      </w:r>
+      <w:r>
+        <w:rPr>
+          <w:b/>
+          <w:bCs/>
+        </w:rPr>
+        <w:t xml:space="preserve">Normal </w:t>
+      </w:r>
+      <w:proofErr w:type="gramStart"/>
+      <w:r>
+        <w:rPr>
+          <w:b/>
+          <w:bCs/>
+        </w:rPr>
+        <w:t>functions</w:t>
+      </w:r>
+      <w:r>
+        <w:rPr>
+          <w:b/>
+          <w:bCs/>
+        </w:rPr>
+        <w:t xml:space="preserve">  -</w:t>
+      </w:r>
+      <w:proofErr w:type="gramEnd"/>
+      <w:r>
+        <w:rPr>
+          <w:b/>
+          <w:bCs/>
+        </w:rPr>
+        <w:t xml:space="preserve">&gt; </w:t>
+      </w:r>
+      <w:r>
+        <w:rPr>
+          <w:b/>
+          <w:bCs/>
+        </w:rPr>
+        <w:t>run at runtime</w:t>
+      </w:r>
+    </w:p>
+    <w:p>
+      <w:pPr>
+        <w:rPr>
+          <w:b/>
+          <w:bCs/>
+        </w:rPr>
+      </w:pPr>
+      <w:proofErr w:type="spellStart"/>
+      <w:r>
+        <w:rPr>
+          <w:b/>
+          <w:bCs/>
+        </w:rPr>
+        <w:t>constexpr</w:t>
+      </w:r>
+      <w:proofErr w:type="spellEnd"/>
+      <w:r>
+        <w:rPr>
+          <w:b/>
+          <w:bCs/>
+        </w:rPr>
+        <w:t xml:space="preserve"> functions</w:t>
+      </w:r>
+      <w:r>
+        <w:rPr>
+          <w:b/>
+          <w:bCs/>
+        </w:rPr>
+        <w:t xml:space="preserve"> -&gt; </w:t>
+      </w:r>
+      <w:r>
+        <w:rPr>
+          <w:b/>
+          <w:bCs/>
+        </w:rPr>
+        <w:t>can run during compilation</w:t>
+      </w:r>
+    </w:p>
+    <w:p>
+      <w:pPr>
+        <w:rPr>
+          <w:b/>
+          <w:bCs/>
+        </w:rPr>
+      </w:pPr>
+    </w:p>
+    <w:p>
+      <w:pPr>
+        <w:rPr>
+          <w:b/>
+          <w:bCs/>
+        </w:rPr>
+      </w:pPr>
+      <w:r>
+        <w:rPr>
+          <w:b/>
+          <w:bCs/>
+        </w:rPr>
+        <w:t>It means the compiler already knows the value before the program runs, so it can generate faster or simpler machine code.</w:t>
+      </w:r>
+    </w:p>
+    <w:p>
+      <w:pPr>
+        <w:rPr>
+          <w:b/>
+          <w:bCs/>
+        </w:rPr>
+      </w:pPr>
+    </w:p>
+    <w:p>
+      <w:pPr>
+        <w:rPr>
+          <w:b/>
+          <w:bCs/>
+        </w:rPr>
+      </w:pPr>
+      <w:r>
+        <w:rPr>
+          <w:b/>
+          <w:bCs/>
+        </w:rPr>
+        <w:drawing>
+          <wp:inline distT="0" distB="0" distL="0" distR="0" wp14:anchorId="60A4C0DB" wp14:editId="2B877BF5">
+            <wp:extent cx="2751058" cy="4244708"/>
+            <wp:effectExtent l="0" t="0" r="0" b="3810"/>
+            <wp:docPr id="251831251" name="Picture 1"/>
+            <wp:cNvGraphicFramePr>
+              <a:graphicFrameLocks xmlns:a="http://schemas.openxmlformats.org/drawingml/2006/main" noChangeAspect="1"/>
+            </wp:cNvGraphicFramePr>
+            <a:graphic xmlns:a="http://schemas.openxmlformats.org/drawingml/2006/main">
+              <a:graphicData uri="http://schemas.openxmlformats.org/drawingml/2006/picture">
+                <pic:pic xmlns:pic="http://schemas.openxmlformats.org/drawingml/2006/picture">
+                  <pic:nvPicPr>
+                    <pic:cNvPr id="251831251" name=""/>
+                    <pic:cNvPicPr/>
+                  </pic:nvPicPr>
+                  <pic:blipFill>
+                    <a:blip r:embed="rId104"/>
+                    <a:stretch>
+                      <a:fillRect/>
+                    </a:stretch>
+                  </pic:blipFill>
+                  <pic:spPr>
+                    <a:xfrm>
+                      <a:off x="0" y="0"/>
+                      <a:ext cx="2751058" cy="4244708"/>
+                    </a:xfrm>
+                    <a:prstGeom prst="rect">
+                      <a:avLst/>
+                    </a:prstGeom>
+                  </pic:spPr>
+                </pic:pic>
+              </a:graphicData>
+            </a:graphic>
+          </wp:inline>
+        </w:drawing>
+      </w:r>
+    </w:p>
+    <w:p>
+      <w:pPr>
+        <w:rPr>
+          <w:b/>
+          <w:bCs/>
+        </w:rPr>
+      </w:pPr>
+      <w:r>
+        <w:rPr>
+          <w:b/>
+          <w:bCs/>
+        </w:rPr>
+        <w:lastRenderedPageBreak/>
+        <w:drawing>
+          <wp:inline distT="0" distB="0" distL="0" distR="0" wp14:anchorId="51062C75" wp14:editId="74E46C6D">
+            <wp:extent cx="2591025" cy="3482642"/>
+            <wp:effectExtent l="0" t="0" r="0" b="3810"/>
+            <wp:docPr id="1757943377" name="Picture 1"/>
+            <wp:cNvGraphicFramePr>
+              <a:graphicFrameLocks xmlns:a="http://schemas.openxmlformats.org/drawingml/2006/main" noChangeAspect="1"/>
+            </wp:cNvGraphicFramePr>
+            <a:graphic xmlns:a="http://schemas.openxmlformats.org/drawingml/2006/main">
+              <a:graphicData uri="http://schemas.openxmlformats.org/drawingml/2006/picture">
+                <pic:pic xmlns:pic="http://schemas.openxmlformats.org/drawingml/2006/picture">
+                  <pic:nvPicPr>
+                    <pic:cNvPr id="1757943377" name=""/>
+                    <pic:cNvPicPr/>
+                  </pic:nvPicPr>
+                  <pic:blipFill>
+                    <a:blip r:embed="rId105"/>
+                    <a:stretch>
+                      <a:fillRect/>
+                    </a:stretch>
+                  </pic:blipFill>
+                  <pic:spPr>
+                    <a:xfrm>
+                      <a:off x="0" y="0"/>
+                      <a:ext cx="2591025" cy="3482642"/>
+                    </a:xfrm>
+                    <a:prstGeom prst="rect">
+                      <a:avLst/>
+                    </a:prstGeom>
+                  </pic:spPr>
+                </pic:pic>
+              </a:graphicData>
+            </a:graphic>
+          </wp:inline>
+        </w:drawing>
+      </w:r>
+    </w:p>
+    <w:p>
+      <w:pPr>
+        <w:rPr>
+          <w:b/>
+          <w:bCs/>
+        </w:rPr>
+      </w:pPr>
+      <w:r>
+        <w:rPr>
+          <w:b/>
+          <w:bCs/>
+        </w:rPr>
+        <w:drawing>
+          <wp:inline distT="0" distB="0" distL="0" distR="0" wp14:anchorId="65651752" wp14:editId="723C8465">
+            <wp:extent cx="4206605" cy="3398815"/>
+            <wp:effectExtent l="0" t="0" r="3810" b="0"/>
+            <wp:docPr id="461442600" name="Picture 1"/>
+            <wp:cNvGraphicFramePr>
+              <a:graphicFrameLocks xmlns:a="http://schemas.openxmlformats.org/drawingml/2006/main" noChangeAspect="1"/>
+            </wp:cNvGraphicFramePr>
+            <a:graphic xmlns:a="http://schemas.openxmlformats.org/drawingml/2006/main">
+              <a:graphicData uri="http://schemas.openxmlformats.org/drawingml/2006/picture">
+                <pic:pic xmlns:pic="http://schemas.openxmlformats.org/drawingml/2006/picture">
+                  <pic:nvPicPr>
+                    <pic:cNvPr id="461442600" name=""/>
+                    <pic:cNvPicPr/>
+                  </pic:nvPicPr>
+                  <pic:blipFill>
+                    <a:blip r:embed="rId106"/>
+                    <a:stretch>
+                      <a:fillRect/>
+                    </a:stretch>
+                  </pic:blipFill>
+                  <pic:spPr>
+                    <a:xfrm>
+                      <a:off x="0" y="0"/>
+                      <a:ext cx="4206605" cy="3398815"/>
+                    </a:xfrm>
+                    <a:prstGeom prst="rect">
+                      <a:avLst/>
+                    </a:prstGeom>
+                  </pic:spPr>
+                </pic:pic>
+              </a:graphicData>
+            </a:graphic>
+          </wp:inline>
+        </w:drawing>
+      </w:r>
+    </w:p>
+    <w:p>
+      <w:pPr>
+        <w:rPr>
+          <w:b/>
+          <w:bCs/>
+        </w:rPr>
+      </w:pPr>
+    </w:p>
+    <w:p>
+      <w:pPr>
+        <w:rPr>
+          <w:b/>
+          <w:bCs/>
+        </w:rPr>
+      </w:pPr>
+    </w:p>
+    <w:p>
+      <w:pPr>
+        <w:rPr>
+          <w:b/>
+          <w:bCs/>
+        </w:rPr>
+      </w:pPr>
+    </w:p>
+    <w:p>
+      <w:pPr>
+        <w:rPr>
+          <w:b/>
+          <w:bCs/>
+        </w:rPr>
+      </w:pPr>
+    </w:p>
+    <w:p>
+      <w:pPr>
+        <w:rPr>
+          <w:b/>
+          <w:bCs/>
+        </w:rPr>
+      </w:pPr>
+    </w:p>
+    <w:p>
+      <w:pPr>
+        <w:rPr>
+          <w:b/>
+          <w:bCs/>
+        </w:rPr>
+      </w:pPr>
+      <w:r>
+        <w:rPr>
+          <w:b/>
+          <w:bCs/>
+        </w:rPr>
+        <w:lastRenderedPageBreak/>
+        <w:drawing>
+          <wp:inline distT="0" distB="0" distL="0" distR="0" wp14:anchorId="34DC4AB5" wp14:editId="022AC26C">
+            <wp:extent cx="3284505" cy="1234547"/>
+            <wp:effectExtent l="0" t="0" r="0" b="3810"/>
+            <wp:docPr id="177211002" name="Picture 1"/>
+            <wp:cNvGraphicFramePr>
+              <a:graphicFrameLocks xmlns:a="http://schemas.openxmlformats.org/drawingml/2006/main" noChangeAspect="1"/>
+            </wp:cNvGraphicFramePr>
+            <a:graphic xmlns:a="http://schemas.openxmlformats.org/drawingml/2006/main">
+              <a:graphicData uri="http://schemas.openxmlformats.org/drawingml/2006/picture">
+                <pic:pic xmlns:pic="http://schemas.openxmlformats.org/drawingml/2006/picture">
+                  <pic:nvPicPr>
+                    <pic:cNvPr id="177211002" name=""/>
+                    <pic:cNvPicPr/>
+                  </pic:nvPicPr>
+                  <pic:blipFill>
+                    <a:blip r:embed="rId107"/>
+                    <a:stretch>
+                      <a:fillRect/>
+                    </a:stretch>
+                  </pic:blipFill>
+                  <pic:spPr>
+                    <a:xfrm>
+                      <a:off x="0" y="0"/>
+                      <a:ext cx="3284505" cy="1234547"/>
+                    </a:xfrm>
+                    <a:prstGeom prst="rect">
+                      <a:avLst/>
+                    </a:prstGeom>
+                  </pic:spPr>
+                </pic:pic>
+              </a:graphicData>
+            </a:graphic>
+          </wp:inline>
+        </w:drawing>
+      </w:r>
+    </w:p>
+    <w:p>
+      <w:pPr>
+        <w:rPr>
+          <w:b/>
+          <w:bCs/>
+        </w:rPr>
+      </w:pPr>
+      <w:proofErr w:type="spellStart"/>
+      <w:r>
+        <w:rPr>
+          <w:b/>
+          <w:bCs/>
+        </w:rPr>
+        <w:t>Lvalue</w:t>
+      </w:r>
+      <w:proofErr w:type="spellEnd"/>
+      <w:r>
+        <w:rPr>
+          <w:b/>
+          <w:bCs/>
+        </w:rPr>
+        <w:t>:</w:t>
+      </w:r>
+    </w:p>
+    <w:p>
+      <w:pPr>
+        <w:rPr>
+          <w:b/>
+          <w:bCs/>
+        </w:rPr>
+      </w:pPr>
+      <w:r>
+        <w:rPr>
+          <w:b/>
+          <w:bCs/>
+        </w:rPr>
+        <w:drawing>
+          <wp:inline distT="0" distB="0" distL="0" distR="0" wp14:anchorId="52BADA38" wp14:editId="65528B14">
+            <wp:extent cx="1143099" cy="571550"/>
+            <wp:effectExtent l="0" t="0" r="0" b="0"/>
+            <wp:docPr id="1977001849" name="Picture 1"/>
+            <wp:cNvGraphicFramePr>
+              <a:graphicFrameLocks xmlns:a="http://schemas.openxmlformats.org/drawingml/2006/main" noChangeAspect="1"/>
+            </wp:cNvGraphicFramePr>
+            <a:graphic xmlns:a="http://schemas.openxmlformats.org/drawingml/2006/main">
+              <a:graphicData uri="http://schemas.openxmlformats.org/drawingml/2006/picture">
+                <pic:pic xmlns:pic="http://schemas.openxmlformats.org/drawingml/2006/picture">
+                  <pic:nvPicPr>
+                    <pic:cNvPr id="1977001849" name=""/>
+                    <pic:cNvPicPr/>
+                  </pic:nvPicPr>
+                  <pic:blipFill>
+                    <a:blip r:embed="rId108"/>
+                    <a:stretch>
+                      <a:fillRect/>
+                    </a:stretch>
+                  </pic:blipFill>
+                  <pic:spPr>
+                    <a:xfrm>
+                      <a:off x="0" y="0"/>
+                      <a:ext cx="1143099" cy="571550"/>
+                    </a:xfrm>
+                    <a:prstGeom prst="rect">
+                      <a:avLst/>
+                    </a:prstGeom>
+                  </pic:spPr>
+                </pic:pic>
+              </a:graphicData>
+            </a:graphic>
+          </wp:inline>
+        </w:drawing>
+      </w:r>
+    </w:p>
+    <w:p>
+      <w:pPr>
+        <w:rPr>
+          <w:b/>
+          <w:bCs/>
+        </w:rPr>
+      </w:pPr>
+      <w:r>
+        <w:rPr>
+          <w:b/>
+          <w:bCs/>
+        </w:rPr>
+        <w:t>Here ref is another name for x.</w:t>
+      </w:r>
+    </w:p>
+    <w:p>
+      <w:pPr>
+        <w:rPr>
+          <w:b/>
+          <w:bCs/>
+        </w:rPr>
+      </w:pPr>
+      <w:r>
+        <w:rPr>
+          <w:b/>
+          <w:bCs/>
+        </w:rPr>
+        <w:t>If you change ref, x changes too.</w:t>
+      </w:r>
+    </w:p>
+    <w:p>
+      <w:pPr>
+        <w:rPr>
+          <w:b/>
+          <w:bCs/>
+        </w:rPr>
+      </w:pPr>
+      <w:proofErr w:type="gramStart"/>
+      <w:r>
+        <w:rPr>
+          <w:b/>
+          <w:bCs/>
+        </w:rPr>
+        <w:t>An</w:t>
+      </w:r>
+      <w:proofErr w:type="gramEnd"/>
+      <w:r>
+        <w:rPr>
+          <w:b/>
+          <w:bCs/>
+        </w:rPr>
+        <w:t xml:space="preserve"> </w:t>
+      </w:r>
+      <w:proofErr w:type="spellStart"/>
+      <w:r>
+        <w:rPr>
+          <w:b/>
+          <w:bCs/>
+        </w:rPr>
+        <w:t>lvalue</w:t>
+      </w:r>
+      <w:proofErr w:type="spellEnd"/>
+      <w:r>
+        <w:rPr>
+          <w:b/>
+          <w:bCs/>
+        </w:rPr>
+        <w:t xml:space="preserve"> is something that has a name/location in memory.</w:t>
+      </w:r>
+    </w:p>
+    <w:p>
+      <w:pPr>
+        <w:rPr>
+          <w:b/>
+          <w:bCs/>
+        </w:rPr>
+      </w:pPr>
+      <w:r>
+        <w:rPr>
+          <w:b/>
+          <w:bCs/>
+        </w:rPr>
+        <w:t>int x = 10;</w:t>
+      </w:r>
+    </w:p>
+    <w:p>
+      <w:pPr>
+        <w:rPr>
+          <w:b/>
+          <w:bCs/>
+        </w:rPr>
+      </w:pPr>
+      <w:r>
+        <w:rPr>
+          <w:b/>
+          <w:bCs/>
+        </w:rPr>
+        <w:t xml:space="preserve">x is </w:t>
+      </w:r>
+      <w:proofErr w:type="spellStart"/>
+      <w:r>
+        <w:rPr>
+          <w:b/>
+          <w:bCs/>
+        </w:rPr>
+        <w:t>lvalue</w:t>
+      </w:r>
+      <w:proofErr w:type="spellEnd"/>
+      <w:r>
+        <w:rPr>
+          <w:b/>
+          <w:bCs/>
+        </w:rPr>
+        <w:t>.</w:t>
+      </w:r>
+    </w:p>
+    <w:p>
+      <w:pPr>
+        <w:rPr>
+          <w:b/>
+          <w:bCs/>
+        </w:rPr>
+      </w:pPr>
+    </w:p>
+    <w:p>
+      <w:pPr>
+        <w:rPr>
+          <w:b/>
+          <w:bCs/>
+        </w:rPr>
+      </w:pPr>
+      <w:proofErr w:type="spellStart"/>
+      <w:r>
+        <w:rPr>
+          <w:b/>
+          <w:bCs/>
+        </w:rPr>
+        <w:t>Rvalue</w:t>
+      </w:r>
+      <w:proofErr w:type="spellEnd"/>
+      <w:r>
+        <w:rPr>
+          <w:b/>
+          <w:bCs/>
+        </w:rPr>
+        <w:t>:</w:t>
+      </w:r>
+    </w:p>
+    <w:p>
+      <w:pPr>
+        <w:rPr>
+          <w:b/>
+          <w:bCs/>
+        </w:rPr>
+      </w:pPr>
+      <w:r>
+        <w:rPr>
+          <w:b/>
+          <w:bCs/>
+        </w:rPr>
+        <w:t>Something temporary.</w:t>
+      </w:r>
+    </w:p>
+    <w:p>
+      <w:pPr>
+        <w:rPr>
+          <w:b/>
+          <w:bCs/>
+        </w:rPr>
+      </w:pPr>
+      <w:r>
+        <w:rPr>
+          <w:b/>
+          <w:bCs/>
+        </w:rPr>
+        <w:t>These usually do not have persistent names.</w:t>
+      </w:r>
+    </w:p>
+    <w:p>
+      <w:pPr>
+        <w:rPr>
+          <w:b/>
+          <w:bCs/>
+        </w:rPr>
+      </w:pPr>
+      <w:r>
+        <w:rPr>
+          <w:b/>
+          <w:bCs/>
+        </w:rPr>
+        <w:t>10</w:t>
+      </w:r>
+      <w:r>
+        <w:rPr>
+          <w:b/>
+          <w:bCs/>
+        </w:rPr>
+        <w:br/>
+        <w:t>x + y</w:t>
+      </w:r>
+      <w:r>
+        <w:rPr>
+          <w:b/>
+          <w:bCs/>
+        </w:rPr>
+        <w:br/>
+      </w:r>
+      <w:proofErr w:type="spellStart"/>
+      <w:proofErr w:type="gramStart"/>
+      <w:r>
+        <w:rPr>
+          <w:b/>
+          <w:bCs/>
+        </w:rPr>
+        <w:t>func</w:t>
+      </w:r>
+      <w:proofErr w:type="spellEnd"/>
+      <w:r>
+        <w:rPr>
+          <w:b/>
+          <w:bCs/>
+        </w:rPr>
+        <w:t>(</w:t>
+      </w:r>
+      <w:proofErr w:type="gramEnd"/>
+      <w:r>
+        <w:rPr>
+          <w:b/>
+          <w:bCs/>
+        </w:rPr>
+        <w:t>)</w:t>
+      </w:r>
+    </w:p>
+    <w:p>
+      <w:pPr>
+        <w:rPr>
+          <w:b/>
+          <w:bCs/>
+        </w:rPr>
+      </w:pPr>
+      <w:r>
+        <w:rPr>
+          <w:b/>
+          <w:bCs/>
+        </w:rPr>
+        <w:drawing>
+          <wp:inline distT="0" distB="0" distL="0" distR="0" wp14:anchorId="6DDF137A" wp14:editId="064DB930">
+            <wp:extent cx="1888537" cy="2095500"/>
+            <wp:effectExtent l="0" t="0" r="0" b="0"/>
+            <wp:docPr id="787395153" name="Picture 1"/>
+            <wp:cNvGraphicFramePr>
+              <a:graphicFrameLocks xmlns:a="http://schemas.openxmlformats.org/drawingml/2006/main" noChangeAspect="1"/>
+            </wp:cNvGraphicFramePr>
+            <a:graphic xmlns:a="http://schemas.openxmlformats.org/drawingml/2006/main">
+              <a:graphicData uri="http://schemas.openxmlformats.org/drawingml/2006/picture">
+                <pic:pic xmlns:pic="http://schemas.openxmlformats.org/drawingml/2006/picture">
+                  <pic:nvPicPr>
+                    <pic:cNvPr id="787395153" name=""/>
+                    <pic:cNvPicPr/>
+                  </pic:nvPicPr>
+                  <pic:blipFill>
+                    <a:blip r:embed="rId109"/>
+                    <a:stretch>
+                      <a:fillRect/>
+                    </a:stretch>
+                  </pic:blipFill>
+                  <pic:spPr>
+                    <a:xfrm>
+                      <a:off x="0" y="0"/>
+                      <a:ext cx="1891004" cy="2098237"/>
+                    </a:xfrm>
+                    <a:prstGeom prst="rect">
+                      <a:avLst/>
+                    </a:prstGeom>
+                  </pic:spPr>
+                </pic:pic>
+              </a:graphicData>
+            </a:graphic>
+          </wp:inline>
+        </w:drawing>
+      </w:r>
+    </w:p>
+    <w:p>
+      <w:pPr>
+        <w:rPr>
+          <w:b/>
+          <w:bCs/>
+        </w:rPr>
+      </w:pPr>
+    </w:p>
+    <w:p>
+      <w:pPr>
+        <w:rPr>
+          <w:b/>
+          <w:bCs/>
+        </w:rPr>
+      </w:pPr>
+    </w:p>
+    <w:p>
+      <w:pPr>
+        <w:rPr>
+          <w:b/>
+          <w:bCs/>
+        </w:rPr>
+      </w:pPr>
+      <w:r>
+        <w:rPr>
+          <w:b/>
+          <w:bCs/>
+        </w:rPr>
+        <w:lastRenderedPageBreak/>
+        <w:t xml:space="preserve">Mutex problem - </w:t>
+      </w:r>
+      <w:r>
+        <w:rPr>
+          <w:b/>
+          <w:bCs/>
+        </w:rPr>
+        <w:t>too much locking = performance bottleneck</w:t>
+      </w:r>
+    </w:p>
+    <w:p>
+      <w:pPr>
+        <w:rPr>
+          <w:b/>
+          <w:bCs/>
+        </w:rPr>
+      </w:pPr>
+      <w:r>
+        <w:rPr>
+          <w:b/>
+          <w:bCs/>
+        </w:rPr>
+        <w:t xml:space="preserve">Lock free programming - </w:t>
+      </w:r>
+      <w:r>
+        <w:rPr>
+          <w:b/>
+          <w:bCs/>
+        </w:rPr>
+        <w:t>threads progress without mutex blocking</w:t>
+      </w:r>
+    </w:p>
+    <w:p>
+      <w:pPr>
+        <w:rPr>
+          <w:b/>
+          <w:bCs/>
+        </w:rPr>
+      </w:pPr>
+    </w:p>
+    <w:p>
+      <w:pPr>
+        <w:rPr>
+          <w:b/>
+          <w:bCs/>
+        </w:rPr>
+      </w:pPr>
+      <w:proofErr w:type="spellStart"/>
+      <w:r>
+        <w:rPr>
+          <w:b/>
+          <w:bCs/>
+        </w:rPr>
+        <w:t>compare_exchange_</w:t>
+      </w:r>
+      <w:proofErr w:type="gramStart"/>
+      <w:r>
+        <w:rPr>
+          <w:b/>
+          <w:bCs/>
+        </w:rPr>
+        <w:t>strong</w:t>
+      </w:r>
+      <w:proofErr w:type="spellEnd"/>
+      <w:r>
+        <w:rPr>
+          <w:b/>
+          <w:bCs/>
+        </w:rPr>
+        <w:t>(</w:t>
+      </w:r>
+      <w:proofErr w:type="gramEnd"/>
+      <w:r>
+        <w:rPr>
+          <w:b/>
+          <w:bCs/>
+        </w:rPr>
+        <w:t>)</w:t>
+      </w:r>
+      <w:r>
+        <w:rPr>
+          <w:b/>
+          <w:bCs/>
+        </w:rPr>
+        <w:t xml:space="preserve"> -&gt; </w:t>
+      </w:r>
+      <w:r>
+        <w:rPr>
+          <w:b/>
+          <w:bCs/>
+        </w:rPr>
+        <w:t>Compare and replace atomically</w:t>
+      </w:r>
+    </w:p>
+    <w:p>
+      <w:pPr>
+        <w:rPr>
+          <w:b/>
+          <w:bCs/>
+        </w:rPr>
+      </w:pPr>
+      <w:r>
+        <w:rPr>
+          <w:b/>
+          <w:bCs/>
+        </w:rPr>
+        <w:t>Multithreading correctness –</w:t>
+      </w:r>
+    </w:p>
+    <w:p>
+      <w:pPr>
+        <w:rPr>
+          <w:b/>
+          <w:bCs/>
+        </w:rPr>
+      </w:pPr>
+      <w:r>
+        <w:rPr>
+          <w:b/>
+          <w:bCs/>
+        </w:rPr>
+        <w:drawing>
+          <wp:inline distT="0" distB="0" distL="0" distR="0" wp14:anchorId="3D218271" wp14:editId="4995EF55">
+            <wp:extent cx="5105842" cy="4168501"/>
+            <wp:effectExtent l="0" t="0" r="0" b="3810"/>
+            <wp:docPr id="160329922" name="Picture 1"/>
+            <wp:cNvGraphicFramePr>
+              <a:graphicFrameLocks xmlns:a="http://schemas.openxmlformats.org/drawingml/2006/main" noChangeAspect="1"/>
+            </wp:cNvGraphicFramePr>
+            <a:graphic xmlns:a="http://schemas.openxmlformats.org/drawingml/2006/main">
+              <a:graphicData uri="http://schemas.openxmlformats.org/drawingml/2006/picture">
+                <pic:pic xmlns:pic="http://schemas.openxmlformats.org/drawingml/2006/picture">
+                  <pic:nvPicPr>
+                    <pic:cNvPr id="160329922" name=""/>
+                    <pic:cNvPicPr/>
+                  </pic:nvPicPr>
+                  <pic:blipFill>
+                    <a:blip r:embed="rId110"/>
+                    <a:stretch>
+                      <a:fillRect/>
+                    </a:stretch>
+                  </pic:blipFill>
+                  <pic:spPr>
+                    <a:xfrm>
+                      <a:off x="0" y="0"/>
+                      <a:ext cx="5105842" cy="4168501"/>
+                    </a:xfrm>
+                    <a:prstGeom prst="rect">
+                      <a:avLst/>
+                    </a:prstGeom>
+                  </pic:spPr>
+                </pic:pic>
+              </a:graphicData>
+            </a:graphic>
+          </wp:inline>
+        </w:drawing>
+      </w:r>
+    </w:p>
+    <w:p>
+      <w:pPr>
+        <w:rPr>
+          <w:b/>
+          <w:bCs/>
+        </w:rPr>
+      </w:pPr>
+      <w:r>
+        <w:rPr>
+          <w:b/>
+          <w:bCs/>
+        </w:rPr>
+        <w:t xml:space="preserve">1. </w:t>
+      </w:r>
+      <w:proofErr w:type="spellStart"/>
+      <w:r>
+        <w:rPr>
+          <w:b/>
+          <w:bCs/>
+        </w:rPr>
+        <w:t>memory_order_relaxed</w:t>
+      </w:r>
+      <w:proofErr w:type="spellEnd"/>
+    </w:p>
+    <w:p>
+      <w:pPr>
+        <w:rPr>
+          <w:b/>
+          <w:bCs/>
+        </w:rPr>
+      </w:pPr>
+      <w:r>
+        <w:rPr>
+          <w:b/>
+          <w:bCs/>
+        </w:rPr>
+        <w:t>Weakest ordering.</w:t>
+      </w:r>
+    </w:p>
+    <w:p>
+      <w:pPr>
+        <w:rPr>
+          <w:b/>
+          <w:bCs/>
+        </w:rPr>
+      </w:pPr>
+      <w:r>
+        <w:rPr>
+          <w:b/>
+          <w:bCs/>
+        </w:rPr>
+        <w:t>Only guarantees atomicity.</w:t>
+      </w:r>
+    </w:p>
+    <w:p>
+      <w:pPr>
+        <w:rPr>
+          <w:b/>
+          <w:bCs/>
+        </w:rPr>
+      </w:pPr>
+      <w:r>
+        <w:rPr>
+          <w:b/>
+          <w:bCs/>
+        </w:rPr>
+        <w:t>No synchronization.</w:t>
+      </w:r>
+    </w:p>
+    <w:p>
+      <w:pPr>
+        <w:rPr>
+          <w:b/>
+          <w:bCs/>
+        </w:rPr>
+      </w:pPr>
+    </w:p>
+    <w:p>
+      <w:pPr>
+        <w:rPr>
+          <w:b/>
+          <w:bCs/>
+        </w:rPr>
+      </w:pPr>
+      <w:r>
+        <w:rPr>
+          <w:b/>
+          <w:bCs/>
+        </w:rPr>
+        <w:t xml:space="preserve">2. </w:t>
+      </w:r>
+      <w:proofErr w:type="spellStart"/>
+      <w:r>
+        <w:rPr>
+          <w:b/>
+          <w:bCs/>
+        </w:rPr>
+        <w:t>memory_order_release</w:t>
+      </w:r>
+      <w:proofErr w:type="spellEnd"/>
+      <w:r>
+        <w:rPr>
+          <w:b/>
+          <w:bCs/>
+        </w:rPr>
+        <w:t xml:space="preserve"> + </w:t>
+      </w:r>
+      <w:proofErr w:type="spellStart"/>
+      <w:r>
+        <w:rPr>
+          <w:b/>
+          <w:bCs/>
+        </w:rPr>
+        <w:t>memory_order_acquire</w:t>
+      </w:r>
+      <w:proofErr w:type="spellEnd"/>
+    </w:p>
+    <w:p>
+      <w:pPr>
+        <w:rPr>
+          <w:b/>
+          <w:bCs/>
+        </w:rPr>
+      </w:pPr>
+      <w:r>
+        <w:rPr>
+          <w:b/>
+          <w:bCs/>
+        </w:rPr>
+        <w:t>Producer-consumer synchronization.</w:t>
+      </w:r>
+    </w:p>
+    <w:p>
+      <w:pPr>
+        <w:rPr>
+          <w:b/>
+          <w:bCs/>
+        </w:rPr>
+      </w:pPr>
+      <w:r>
+        <w:rPr>
+          <w:b/>
+          <w:bCs/>
+        </w:rPr>
+        <w:t xml:space="preserve">3. </w:t>
+      </w:r>
+      <w:r>
+        <w:rPr>
+          <w:b/>
+          <w:bCs/>
+        </w:rPr>
+        <w:t>Reordering Problem Example</w:t>
+      </w:r>
+    </w:p>
+    <w:p>
+      <w:pPr>
+        <w:rPr>
+          <w:b/>
+          <w:bCs/>
+        </w:rPr>
+      </w:pPr>
+      <w:r>
+        <w:rPr>
+          <w:b/>
+          <w:bCs/>
+        </w:rPr>
+        <w:t>WITHOUT synchronization.</w:t>
+      </w:r>
+      <w:r>
+        <w:rPr>
+          <w:b/>
+          <w:bCs/>
+        </w:rPr>
+        <w:t xml:space="preserve"> Acquire release example</w:t>
+      </w:r>
+    </w:p>
+    <w:p>
+      <w:pPr>
+        <w:rPr>
+          <w:b/>
+          <w:bCs/>
+        </w:rPr>
+      </w:pPr>
+      <w:r>
+        <w:rPr>
+          <w:b/>
+          <w:bCs/>
+        </w:rPr>
+        <w:lastRenderedPageBreak/>
+        <w:t>Linux Internals + Virtual Memory + ELF + Dynamic Linking</w:t>
+      </w:r>
+    </w:p>
+    <w:p>
+      <w:pPr>
+        <w:rPr>
+          <w:b/>
+          <w:bCs/>
+        </w:rPr>
+      </w:pPr>
+      <w:r>
+        <w:rPr>
+          <w:b/>
+          <w:bCs/>
+        </w:rPr>
+        <w:t>Virtual Memory –</w:t>
+      </w:r>
+    </w:p>
+    <w:p>
+      <w:pPr>
+        <w:rPr>
+          <w:b/>
+          <w:bCs/>
+        </w:rPr>
+      </w:pPr>
+      <w:r>
+        <w:rPr>
+          <w:b/>
+          <w:bCs/>
+        </w:rPr>
+        <w:br/>
+      </w:r>
+      <w:r>
+        <w:rPr>
+          <w:b/>
+          <w:bCs/>
+        </w:rPr>
+        <w:drawing>
+          <wp:inline distT="0" distB="0" distL="0" distR="0" wp14:anchorId="6CB4B636" wp14:editId="5339399A">
+            <wp:extent cx="2169164" cy="4030980"/>
+            <wp:effectExtent l="0" t="0" r="2540" b="7620"/>
+            <wp:docPr id="504705450" name="Picture 1"/>
+            <wp:cNvGraphicFramePr>
+              <a:graphicFrameLocks xmlns:a="http://schemas.openxmlformats.org/drawingml/2006/main" noChangeAspect="1"/>
+            </wp:cNvGraphicFramePr>
+            <a:graphic xmlns:a="http://schemas.openxmlformats.org/drawingml/2006/main">
+              <a:graphicData uri="http://schemas.openxmlformats.org/drawingml/2006/picture">
+                <pic:pic xmlns:pic="http://schemas.openxmlformats.org/drawingml/2006/picture">
+                  <pic:nvPicPr>
+                    <pic:cNvPr id="504705450" name=""/>
+                    <pic:cNvPicPr/>
+                  </pic:nvPicPr>
+                  <pic:blipFill>
+                    <a:blip r:embed="rId111"/>
+                    <a:stretch>
+                      <a:fillRect/>
+                    </a:stretch>
+                  </pic:blipFill>
+                  <pic:spPr>
+                    <a:xfrm>
+                      <a:off x="0" y="0"/>
+                      <a:ext cx="2175261" cy="4042310"/>
+                    </a:xfrm>
+                    <a:prstGeom prst="rect">
+                      <a:avLst/>
+                    </a:prstGeom>
+                  </pic:spPr>
+                </pic:pic>
+              </a:graphicData>
+            </a:graphic>
+          </wp:inline>
+        </w:drawing>
+      </w:r>
+    </w:p>
+    <w:p>
+      <w:pPr>
+        <w:rPr>
+          <w:b/>
+          <w:bCs/>
+        </w:rPr>
+      </w:pPr>
+      <w:r>
+        <w:rPr>
+          <w:b/>
+          <w:bCs/>
+        </w:rPr>
+        <w:t>Process Address Space</w:t>
+      </w:r>
+    </w:p>
+    <w:p>
+      <w:pPr>
+        <w:rPr>
+          <w:b/>
+          <w:bCs/>
+        </w:rPr>
+      </w:pPr>
+      <w:r>
+        <w:rPr>
+          <w:b/>
+          <w:bCs/>
+        </w:rPr>
+        <w:drawing>
+          <wp:inline distT="0" distB="0" distL="0" distR="0" wp14:anchorId="2555C998" wp14:editId="67238FF4">
+            <wp:extent cx="1463167" cy="2149026"/>
+            <wp:effectExtent l="0" t="0" r="3810" b="3810"/>
+            <wp:docPr id="1042556238" name="Picture 1"/>
+            <wp:cNvGraphicFramePr>
+              <a:graphicFrameLocks xmlns:a="http://schemas.openxmlformats.org/drawingml/2006/main" noChangeAspect="1"/>
+            </wp:cNvGraphicFramePr>
+            <a:graphic xmlns:a="http://schemas.openxmlformats.org/drawingml/2006/main">
+              <a:graphicData uri="http://schemas.openxmlformats.org/drawingml/2006/picture">
+                <pic:pic xmlns:pic="http://schemas.openxmlformats.org/drawingml/2006/picture">
+                  <pic:nvPicPr>
+                    <pic:cNvPr id="1042556238" name=""/>
+                    <pic:cNvPicPr/>
+                  </pic:nvPicPr>
+                  <pic:blipFill>
+                    <a:blip r:embed="rId112"/>
+                    <a:stretch>
+                      <a:fillRect/>
+                    </a:stretch>
+                  </pic:blipFill>
+                  <pic:spPr>
+                    <a:xfrm>
+                      <a:off x="0" y="0"/>
+                      <a:ext cx="1463167" cy="2149026"/>
+                    </a:xfrm>
+                    <a:prstGeom prst="rect">
+                      <a:avLst/>
+                    </a:prstGeom>
+                  </pic:spPr>
+                </pic:pic>
+              </a:graphicData>
+            </a:graphic>
+          </wp:inline>
+        </w:drawing>
+      </w:r>
+    </w:p>
+    <w:p>
+      <w:pPr>
+        <w:rPr>
+          <w:b/>
+          <w:bCs/>
+        </w:rPr>
+      </w:pPr>
+    </w:p>
+    <w:p>
+      <w:pPr>
+        <w:rPr>
+          <w:b/>
+          <w:bCs/>
+        </w:rPr>
+      </w:pPr>
+    </w:p>
+    <w:p>
+      <w:pPr>
+        <w:rPr>
+          <w:b/>
+          <w:bCs/>
+        </w:rPr>
+      </w:pPr>
+    </w:p>
+    <w:p>
+      <w:pPr>
+        <w:rPr>
+          <w:b/>
+          <w:bCs/>
+        </w:rPr>
+      </w:pPr>
+    </w:p>
+    <w:p>
+      <w:pPr>
+        <w:rPr>
+          <w:b/>
+          <w:bCs/>
+        </w:rPr>
+      </w:pPr>
+      <w:r>
+        <w:rPr>
+          <w:b/>
+          <w:bCs/>
+        </w:rPr>
+        <w:lastRenderedPageBreak/>
+        <w:t>ELF Binary</w:t>
+      </w:r>
+    </w:p>
+    <w:p>
+      <w:pPr>
+        <w:rPr>
+          <w:b/>
+          <w:bCs/>
+        </w:rPr>
+      </w:pPr>
+      <w:r>
+        <w:rPr>
+          <w:b/>
+          <w:bCs/>
+        </w:rPr>
+        <w:t>Executable and Linkable Format</w:t>
+      </w:r>
+    </w:p>
+    <w:p>
+      <w:pPr>
+        <w:rPr>
+          <w:b/>
+          <w:bCs/>
+        </w:rPr>
+      </w:pPr>
+      <w:r>
+        <w:rPr>
+          <w:b/>
+          <w:bCs/>
+        </w:rPr>
+        <w:t>g++ main.cpp -o app</w:t>
+      </w:r>
+    </w:p>
+    <w:p>
+      <w:pPr>
+        <w:rPr>
+          <w:b/>
+          <w:bCs/>
+        </w:rPr>
+      </w:pPr>
+      <w:r>
+        <w:rPr>
+          <w:b/>
+          <w:bCs/>
+        </w:rPr>
+        <w:t>file app</w:t>
+      </w:r>
+      <w:r>
+        <w:rPr>
+          <w:b/>
+          <w:bCs/>
+        </w:rPr>
+        <w:t xml:space="preserve"> -&gt; </w:t>
+      </w:r>
+      <w:r>
+        <w:rPr>
+          <w:b/>
+          <w:bCs/>
+        </w:rPr>
+        <w:t>ELF 64-bit executable</w:t>
+      </w:r>
+    </w:p>
+    <w:p>
+      <w:pPr>
+        <w:rPr>
+          <w:b/>
+          <w:bCs/>
+        </w:rPr>
+      </w:pPr>
+      <w:r>
+        <w:rPr>
+          <w:b/>
+          <w:bCs/>
+        </w:rPr>
+        <w:drawing>
+          <wp:inline distT="0" distB="0" distL="0" distR="0" wp14:anchorId="11E8F7E8" wp14:editId="317B33F5">
+            <wp:extent cx="4511431" cy="2149026"/>
+            <wp:effectExtent l="0" t="0" r="3810" b="3810"/>
+            <wp:docPr id="112566590" name="Picture 1"/>
+            <wp:cNvGraphicFramePr>
+              <a:graphicFrameLocks xmlns:a="http://schemas.openxmlformats.org/drawingml/2006/main" noChangeAspect="1"/>
+            </wp:cNvGraphicFramePr>
+            <a:graphic xmlns:a="http://schemas.openxmlformats.org/drawingml/2006/main">
+              <a:graphicData uri="http://schemas.openxmlformats.org/drawingml/2006/picture">
+                <pic:pic xmlns:pic="http://schemas.openxmlformats.org/drawingml/2006/picture">
+                  <pic:nvPicPr>
+                    <pic:cNvPr id="112566590" name=""/>
+                    <pic:cNvPicPr/>
+                  </pic:nvPicPr>
+                  <pic:blipFill>
+                    <a:blip r:embed="rId113"/>
+                    <a:stretch>
+                      <a:fillRect/>
+                    </a:stretch>
+                  </pic:blipFill>
+                  <pic:spPr>
+                    <a:xfrm>
+                      <a:off x="0" y="0"/>
+                      <a:ext cx="4511431" cy="2149026"/>
+                    </a:xfrm>
+                    <a:prstGeom prst="rect">
+                      <a:avLst/>
+                    </a:prstGeom>
+                  </pic:spPr>
+                </pic:pic>
+              </a:graphicData>
+            </a:graphic>
+          </wp:inline>
+        </w:drawing>
+      </w:r>
+    </w:p>
+    <w:p>
+      <w:pPr>
+        <w:rPr>
+          <w:b/>
+          <w:bCs/>
+        </w:rPr>
+      </w:pPr>
+    </w:p>
+    <w:p>
+      <w:pPr>
+        <w:rPr>
+          <w:b/>
+          <w:bCs/>
+        </w:rPr>
+      </w:pPr>
+      <w:r>
+        <w:rPr>
+          <w:b/>
+          <w:bCs/>
+        </w:rPr>
+        <w:t>RAII – Exception handling</w:t>
+      </w:r>
+    </w:p>
+    <w:p>
+      <w:pPr>
+        <w:rPr>
+          <w:b/>
+          <w:bCs/>
+        </w:rPr>
+      </w:pPr>
+      <w:r>
+        <w:rPr>
+          <w:b/>
+          <w:bCs/>
+        </w:rPr>
+        <w:drawing>
+          <wp:inline distT="0" distB="0" distL="0" distR="0" wp14:anchorId="0583D908" wp14:editId="2E29C0B4">
+            <wp:extent cx="2819644" cy="2720576"/>
+            <wp:effectExtent l="0" t="0" r="0" b="3810"/>
+            <wp:docPr id="2131546106" name="Picture 1"/>
+            <wp:cNvGraphicFramePr>
+              <a:graphicFrameLocks xmlns:a="http://schemas.openxmlformats.org/drawingml/2006/main" noChangeAspect="1"/>
+            </wp:cNvGraphicFramePr>
+            <a:graphic xmlns:a="http://schemas.openxmlformats.org/drawingml/2006/main">
+              <a:graphicData uri="http://schemas.openxmlformats.org/drawingml/2006/picture">
+                <pic:pic xmlns:pic="http://schemas.openxmlformats.org/drawingml/2006/picture">
+                  <pic:nvPicPr>
+                    <pic:cNvPr id="2131546106" name=""/>
+                    <pic:cNvPicPr/>
+                  </pic:nvPicPr>
+                  <pic:blipFill>
+                    <a:blip r:embed="rId114"/>
+                    <a:stretch>
+                      <a:fillRect/>
+                    </a:stretch>
+                  </pic:blipFill>
+                  <pic:spPr>
+                    <a:xfrm>
+                      <a:off x="0" y="0"/>
+                      <a:ext cx="2819644" cy="2720576"/>
+                    </a:xfrm>
+                    <a:prstGeom prst="rect">
+                      <a:avLst/>
+                    </a:prstGeom>
+                  </pic:spPr>
+                </pic:pic>
+              </a:graphicData>
+            </a:graphic>
+          </wp:inline>
+        </w:drawing>
+      </w:r>
+    </w:p>
+    <w:p>
+      <w:pPr>
+        <w:rPr>
+          <w:b/>
+          <w:bCs/>
+        </w:rPr>
+      </w:pPr>
+      <w:r>
+        <w:rPr>
+          <w:b/>
+          <w:bCs/>
+        </w:rPr>
+        <w:drawing>
+          <wp:inline distT="0" distB="0" distL="0" distR="0" wp14:anchorId="0201C73B" wp14:editId="11AE130D">
+            <wp:extent cx="3901440" cy="1601094"/>
+            <wp:effectExtent l="0" t="0" r="3810" b="0"/>
+            <wp:docPr id="1262652207" name="Picture 1"/>
+            <wp:cNvGraphicFramePr>
+              <a:graphicFrameLocks xmlns:a="http://schemas.openxmlformats.org/drawingml/2006/main" noChangeAspect="1"/>
+            </wp:cNvGraphicFramePr>
+            <a:graphic xmlns:a="http://schemas.openxmlformats.org/drawingml/2006/main">
+              <a:graphicData uri="http://schemas.openxmlformats.org/drawingml/2006/picture">
+                <pic:pic xmlns:pic="http://schemas.openxmlformats.org/drawingml/2006/picture">
+                  <pic:nvPicPr>
+                    <pic:cNvPr id="1262652207" name=""/>
+                    <pic:cNvPicPr/>
+                  </pic:nvPicPr>
+                  <pic:blipFill>
+                    <a:blip r:embed="rId115"/>
+                    <a:stretch>
+                      <a:fillRect/>
+                    </a:stretch>
+                  </pic:blipFill>
+                  <pic:spPr>
+                    <a:xfrm>
+                      <a:off x="0" y="0"/>
+                      <a:ext cx="3911466" cy="1605209"/>
+                    </a:xfrm>
+                    <a:prstGeom prst="rect">
+                      <a:avLst/>
+                    </a:prstGeom>
+                  </pic:spPr>
+                </pic:pic>
+              </a:graphicData>
+            </a:graphic>
+          </wp:inline>
+        </w:drawing>
+      </w:r>
+    </w:p>
+    <w:p>
+      <w:pPr>
+        <w:rPr>
+          <w:b/>
+          <w:bCs/>
+        </w:rPr>
+      </w:pPr>
+      <w:r>
+        <w:rPr>
+          <w:b/>
+          <w:bCs/>
+        </w:rPr>
+        <w:lastRenderedPageBreak/>
+        <w:drawing>
+          <wp:inline distT="0" distB="0" distL="0" distR="0" wp14:anchorId="3A3CA429" wp14:editId="4372852C">
+            <wp:extent cx="1912786" cy="1539373"/>
+            <wp:effectExtent l="0" t="0" r="0" b="3810"/>
+            <wp:docPr id="1394692315" name="Picture 1"/>
+            <wp:cNvGraphicFramePr>
+              <a:graphicFrameLocks xmlns:a="http://schemas.openxmlformats.org/drawingml/2006/main" noChangeAspect="1"/>
+            </wp:cNvGraphicFramePr>
+            <a:graphic xmlns:a="http://schemas.openxmlformats.org/drawingml/2006/main">
+              <a:graphicData uri="http://schemas.openxmlformats.org/drawingml/2006/picture">
+                <pic:pic xmlns:pic="http://schemas.openxmlformats.org/drawingml/2006/picture">
+                  <pic:nvPicPr>
+                    <pic:cNvPr id="1394692315" name=""/>
+                    <pic:cNvPicPr/>
+                  </pic:nvPicPr>
+                  <pic:blipFill>
+                    <a:blip r:embed="rId116"/>
+                    <a:stretch>
+                      <a:fillRect/>
+                    </a:stretch>
+                  </pic:blipFill>
+                  <pic:spPr>
+                    <a:xfrm>
+                      <a:off x="0" y="0"/>
+                      <a:ext cx="1912786" cy="1539373"/>
+                    </a:xfrm>
+                    <a:prstGeom prst="rect">
+                      <a:avLst/>
+                    </a:prstGeom>
+                  </pic:spPr>
+                </pic:pic>
+              </a:graphicData>
+            </a:graphic>
+          </wp:inline>
+        </w:drawing>
+      </w:r>
+    </w:p>
+    <w:p>
+      <w:pPr>
+        <w:rPr>
+          <w:b/>
+          <w:bCs/>
+        </w:rPr>
+      </w:pPr>
+    </w:p>
+    <w:p>
+      <w:pPr>
+        <w:rPr>
+          <w:b/>
+          <w:bCs/>
+        </w:rPr>
+      </w:pPr>
+    </w:p>
+    <w:p>
+      <w:pPr>
+        <w:rPr>
+          <w:b/>
+          <w:bCs/>
+        </w:rPr>
+      </w:pPr>
+    </w:p>
+    <w:p>
+      <w:pPr>
+        <w:rPr>
+          <w:b/>
+          <w:bCs/>
+        </w:rPr>
+      </w:pPr>
+    </w:p>
+    <w:p>
+      <w:pPr>
+        <w:rPr>
+          <w:b/>
+          <w:bCs/>
+        </w:rPr>
+      </w:pPr>
+    </w:p>
+    <w:p>
+      <w:pPr>
+        <w:rPr>
+          <w:b/>
+          <w:bCs/>
+        </w:rPr>
+      </w:pPr>
+    </w:p>
+    <w:p>
+      <w:pPr>
+        <w:rPr>
+          <w:b/>
+          <w:bCs/>
+        </w:rPr>
+      </w:pPr>
     </w:p>
     <w:p>
       <w:pPr>
@@ -10474,9 +13487,9 @@
     </w:lvl>
   </w:abstractNum>
   <w:abstractNum w:abstractNumId="3" w15:restartNumberingAfterBreak="0">
-    <w:nsid w:val="76E33891"/>
+    <w:nsid w:val="755917AF"/>
     <w:multiLevelType w:val="multilevel"/>
-    <w:tmpl w:val="7EF4E848"/>
+    <w:tmpl w:val="B31831B4"/>
     <w:lvl w:ilvl="0">
       <w:start w:val="1"/>
       <w:numFmt w:val="bullet"/>
@@ -10622,17 +13635,169 @@
       </w:rPr>
     </w:lvl>
   </w:abstractNum>
+  <w:abstractNum w:abstractNumId="4" w15:restartNumberingAfterBreak="0">
+    <w:nsid w:val="76E33891"/>
+    <w:multiLevelType w:val="multilevel"/>
+    <w:tmpl w:val="7EF4E848"/>
+    <w:lvl w:ilvl="0">
+      <w:start w:val="1"/>
+      <w:numFmt w:val="bullet"/>
+      <w:lvlText w:val=""/>
+      <w:lvlJc w:val="left"/>
+      <w:pPr>
+        <w:tabs>
+          <w:tab w:val="num" w:pos="720"/>
+        </w:tabs>
+        <w:ind w:left="720" w:hanging="360"/>
+      </w:pPr>
+      <w:rPr>
+        <w:rFonts w:ascii="Symbol" w:hAnsi="Symbol" w:hint="default"/>
+        <w:sz w:val="20"/>
+      </w:rPr>
+    </w:lvl>
+    <w:lvl w:ilvl="1" w:tentative="1">
+      <w:start w:val="1"/>
+      <w:numFmt w:val="bullet"/>
+      <w:lvlText w:val="o"/>
+      <w:lvlJc w:val="left"/>
+      <w:pPr>
+        <w:tabs>
+          <w:tab w:val="num" w:pos="1440"/>
+        </w:tabs>
+        <w:ind w:left="1440" w:hanging="360"/>
+      </w:pPr>
+      <w:rPr>
+        <w:rFonts w:ascii="Courier New" w:hAnsi="Courier New" w:hint="default"/>
+        <w:sz w:val="20"/>
+      </w:rPr>
+    </w:lvl>
+    <w:lvl w:ilvl="2" w:tentative="1">
+      <w:start w:val="1"/>
+      <w:numFmt w:val="bullet"/>
+      <w:lvlText w:val=""/>
+      <w:lvlJc w:val="left"/>
+      <w:pPr>
+        <w:tabs>
+          <w:tab w:val="num" w:pos="2160"/>
+        </w:tabs>
+        <w:ind w:left="2160" w:hanging="360"/>
+      </w:pPr>
+      <w:rPr>
+        <w:rFonts w:ascii="Wingdings" w:hAnsi="Wingdings" w:hint="default"/>
+        <w:sz w:val="20"/>
+      </w:rPr>
+    </w:lvl>
+    <w:lvl w:ilvl="3" w:tentative="1">
+      <w:start w:val="1"/>
+      <w:numFmt w:val="bullet"/>
+      <w:lvlText w:val=""/>
+      <w:lvlJc w:val="left"/>
+      <w:pPr>
+        <w:tabs>
+          <w:tab w:val="num" w:pos="2880"/>
+        </w:tabs>
+        <w:ind w:left="2880" w:hanging="360"/>
+      </w:pPr>
+      <w:rPr>
+        <w:rFonts w:ascii="Wingdings" w:hAnsi="Wingdings" w:hint="default"/>
+        <w:sz w:val="20"/>
+      </w:rPr>
+    </w:lvl>
+    <w:lvl w:ilvl="4" w:tentative="1">
+      <w:start w:val="1"/>
+      <w:numFmt w:val="bullet"/>
+      <w:lvlText w:val=""/>
+      <w:lvlJc w:val="left"/>
+      <w:pPr>
+        <w:tabs>
+          <w:tab w:val="num" w:pos="3600"/>
+        </w:tabs>
+        <w:ind w:left="3600" w:hanging="360"/>
+      </w:pPr>
+      <w:rPr>
+        <w:rFonts w:ascii="Wingdings" w:hAnsi="Wingdings" w:hint="default"/>
+        <w:sz w:val="20"/>
+      </w:rPr>
+    </w:lvl>
+    <w:lvl w:ilvl="5" w:tentative="1">
+      <w:start w:val="1"/>
+      <w:numFmt w:val="bullet"/>
+      <w:lvlText w:val=""/>
+      <w:lvlJc w:val="left"/>
+      <w:pPr>
+        <w:tabs>
+          <w:tab w:val="num" w:pos="4320"/>
+        </w:tabs>
+        <w:ind w:left="4320" w:hanging="360"/>
+      </w:pPr>
+      <w:rPr>
+        <w:rFonts w:ascii="Wingdings" w:hAnsi="Wingdings" w:hint="default"/>
+        <w:sz w:val="20"/>
+      </w:rPr>
+    </w:lvl>
+    <w:lvl w:ilvl="6" w:tentative="1">
+      <w:start w:val="1"/>
+      <w:numFmt w:val="bullet"/>
+      <w:lvlText w:val=""/>
+      <w:lvlJc w:val="left"/>
+      <w:pPr>
+        <w:tabs>
+          <w:tab w:val="num" w:pos="5040"/>
+        </w:tabs>
+        <w:ind w:left="5040" w:hanging="360"/>
+      </w:pPr>
+      <w:rPr>
+        <w:rFonts w:ascii="Wingdings" w:hAnsi="Wingdings" w:hint="default"/>
+        <w:sz w:val="20"/>
+      </w:rPr>
+    </w:lvl>
+    <w:lvl w:ilvl="7" w:tentative="1">
+      <w:start w:val="1"/>
+      <w:numFmt w:val="bullet"/>
+      <w:lvlText w:val=""/>
+      <w:lvlJc w:val="left"/>
+      <w:pPr>
+        <w:tabs>
+          <w:tab w:val="num" w:pos="5760"/>
+        </w:tabs>
+        <w:ind w:left="5760" w:hanging="360"/>
+      </w:pPr>
+      <w:rPr>
+        <w:rFonts w:ascii="Wingdings" w:hAnsi="Wingdings" w:hint="default"/>
+        <w:sz w:val="20"/>
+      </w:rPr>
+    </w:lvl>
+    <w:lvl w:ilvl="8" w:tentative="1">
+      <w:start w:val="1"/>
+      <w:numFmt w:val="bullet"/>
+      <w:lvlText w:val=""/>
+      <w:lvlJc w:val="left"/>
+      <w:pPr>
+        <w:tabs>
+          <w:tab w:val="num" w:pos="6480"/>
+        </w:tabs>
+        <w:ind w:left="6480" w:hanging="360"/>
+      </w:pPr>
+      <w:rPr>
+        <w:rFonts w:ascii="Wingdings" w:hAnsi="Wingdings" w:hint="default"/>
+        <w:sz w:val="20"/>
+      </w:rPr>
+    </w:lvl>
+  </w:abstractNum>
   <w:num w:numId="1" w16cid:durableId="141433689">
     <w:abstractNumId w:val="2"/>
   </w:num>
   <w:num w:numId="2" w16cid:durableId="1494758309">
-    <w:abstractNumId w:val="3"/>
+    <w:abstractNumId w:val="4"/>
   </w:num>
   <w:num w:numId="3" w16cid:durableId="383256918">
     <w:abstractNumId w:val="1"/>
   </w:num>
   <w:num w:numId="4" w16cid:durableId="1574969208">
     <w:abstractNumId w:val="0"/>
+  </w:num>
+  <w:num w:numId="5" w16cid:durableId="397948268">
+    <w:abstractNumId w:val="3"/>
   </w:num>
 </w:numbering>
 </file>

--- a/Linux + C++.docx
+++ b/Linux + C++.docx
@@ -283,21 +283,13 @@
     </w:p>
     <w:p>
       <w:r>
-        <w:t xml:space="preserve">Rename file </w:t>
-      </w:r>
-      <w:proofErr w:type="gramStart"/>
-      <w:r>
-        <w:t xml:space="preserve">– </w:t>
+        <w:t xml:space="preserve">Rename file – </w:t>
       </w:r>
       <w:r>
         <w:t xml:space="preserve"> </w:t>
       </w:r>
       <w:r>
-        <w:t>mv</w:t>
-      </w:r>
-      <w:proofErr w:type="gramEnd"/>
-      <w:r>
-        <w:t xml:space="preserve"> backup.cpp old.cpp</w:t>
+        <w:t>mv backup.cpp old.cpp</w:t>
       </w:r>
     </w:p>
     <w:p/>
@@ -734,27 +726,14 @@
     </w:p>
     <w:p/>
     <w:p>
-      <w:proofErr w:type="spellStart"/>
-      <w:r>
-        <w:t>ptr</w:t>
-      </w:r>
-      <w:proofErr w:type="spellEnd"/>
-      <w:r>
-        <w:t xml:space="preserve"> = address</w:t>
+      <w:r>
+        <w:t>ptr = address</w:t>
       </w:r>
     </w:p>
     <w:p/>
     <w:p>
       <w:r>
-        <w:t>*</w:t>
-      </w:r>
-      <w:proofErr w:type="spellStart"/>
-      <w:r>
-        <w:t>ptr</w:t>
-      </w:r>
-      <w:proofErr w:type="spellEnd"/>
-      <w:r>
-        <w:t xml:space="preserve"> = value at that address</w:t>
+        <w:t>*ptr = value at that address</w:t>
       </w:r>
     </w:p>
     <w:p/>
@@ -904,38 +883,22 @@
       <w:r>
         <w:t xml:space="preserve">Stack auto cleanup </w:t>
       </w:r>
-      <w:proofErr w:type="spellStart"/>
-      <w:r>
-        <w:rPr>
-          <w:rFonts w:ascii="Nirmala UI" w:hAnsi="Nirmala UI" w:cs="Nirmala UI"/>
-        </w:rPr>
-        <w:t>করে</w:t>
-      </w:r>
-      <w:proofErr w:type="spellEnd"/>
-      <w:r>
-        <w:rPr>
-          <w:rFonts w:ascii="Nirmala UI" w:hAnsi="Nirmala UI" w:cs="Nirmala UI"/>
-        </w:rPr>
-        <w:t>।</w:t>
+      <w:r>
+        <w:rPr>
+          <w:rFonts w:ascii="Nirmala UI" w:hAnsi="Nirmala UI" w:cs="Nirmala UI"/>
+        </w:rPr>
+        <w:t>করে।</w:t>
       </w:r>
     </w:p>
     <w:p>
       <w:r>
         <w:t xml:space="preserve">Heap manual cleanup </w:t>
       </w:r>
-      <w:proofErr w:type="spellStart"/>
-      <w:r>
-        <w:rPr>
-          <w:rFonts w:ascii="Nirmala UI" w:hAnsi="Nirmala UI" w:cs="Nirmala UI"/>
-        </w:rPr>
-        <w:t>লাগে</w:t>
-      </w:r>
-      <w:proofErr w:type="spellEnd"/>
-      <w:r>
-        <w:rPr>
-          <w:rFonts w:ascii="Nirmala UI" w:hAnsi="Nirmala UI" w:cs="Nirmala UI"/>
-        </w:rPr>
-        <w:t>।</w:t>
+      <w:r>
+        <w:rPr>
+          <w:rFonts w:ascii="Nirmala UI" w:hAnsi="Nirmala UI" w:cs="Nirmala UI"/>
+        </w:rPr>
+        <w:t>লাগে।</w:t>
       </w:r>
     </w:p>
     <w:p>
@@ -1298,21 +1261,8 @@
       </w:r>
     </w:p>
     <w:p>
-      <w:proofErr w:type="spellStart"/>
-      <w:r>
-        <w:t>ptr</w:t>
-      </w:r>
-      <w:proofErr w:type="spellEnd"/>
-      <w:r>
-        <w:t xml:space="preserve"> -&gt; </w:t>
-      </w:r>
-      <w:proofErr w:type="gramStart"/>
-      <w:r>
-        <w:t>start(</w:t>
-      </w:r>
-      <w:proofErr w:type="gramEnd"/>
-      <w:r>
-        <w:t>); way to call the function by pointer</w:t>
+      <w:r>
+        <w:t>ptr -&gt; start(); way to call the function by pointer</w:t>
       </w:r>
     </w:p>
     <w:p/>
@@ -1657,14 +1607,12 @@
         <w:lastRenderedPageBreak/>
         <w:t xml:space="preserve">Department destroy </w:t>
       </w:r>
-      <w:proofErr w:type="spellStart"/>
       <w:r>
         <w:rPr>
           <w:rFonts w:ascii="Nirmala UI" w:hAnsi="Nirmala UI" w:cs="Nirmala UI"/>
         </w:rPr>
         <w:t>হলেও</w:t>
       </w:r>
-      <w:proofErr w:type="spellEnd"/>
       <w:r>
         <w:t>:</w:t>
       </w:r>
@@ -1672,30 +1620,20 @@
         <w:br/>
         <w:t xml:space="preserve">Teacher </w:t>
       </w:r>
-      <w:proofErr w:type="spellStart"/>
       <w:r>
         <w:rPr>
           <w:rFonts w:ascii="Nirmala UI" w:hAnsi="Nirmala UI" w:cs="Nirmala UI"/>
         </w:rPr>
         <w:t>থাকতে</w:t>
       </w:r>
-      <w:proofErr w:type="spellEnd"/>
       <w:r>
         <w:t xml:space="preserve"> </w:t>
       </w:r>
-      <w:proofErr w:type="spellStart"/>
-      <w:r>
-        <w:rPr>
-          <w:rFonts w:ascii="Nirmala UI" w:hAnsi="Nirmala UI" w:cs="Nirmala UI"/>
-        </w:rPr>
-        <w:t>পারে</w:t>
-      </w:r>
-      <w:proofErr w:type="spellEnd"/>
-      <w:r>
-        <w:rPr>
-          <w:rFonts w:ascii="Nirmala UI" w:hAnsi="Nirmala UI" w:cs="Nirmala UI"/>
-        </w:rPr>
-        <w:t>।</w:t>
+      <w:r>
+        <w:rPr>
+          <w:rFonts w:ascii="Nirmala UI" w:hAnsi="Nirmala UI" w:cs="Nirmala UI"/>
+        </w:rPr>
+        <w:t>পারে।</w:t>
       </w:r>
     </w:p>
     <w:p/>
@@ -1782,13 +1720,8 @@
       </w:r>
     </w:p>
     <w:p>
-      <w:proofErr w:type="gramStart"/>
-      <w:r>
-        <w:t>Parent</w:t>
-      </w:r>
-      <w:proofErr w:type="gramEnd"/>
-      <w:r>
-        <w:t xml:space="preserve"> destroy →</w:t>
+      <w:r>
+        <w:t>Parent destroy →</w:t>
       </w:r>
       <w:r>
         <w:br/>
@@ -1830,52 +1763,38 @@
       <w:r>
         <w:t xml:space="preserve">House </w:t>
       </w:r>
-      <w:proofErr w:type="spellStart"/>
       <w:r>
         <w:rPr>
           <w:rFonts w:ascii="Nirmala UI" w:hAnsi="Nirmala UI" w:cs="Nirmala UI"/>
         </w:rPr>
         <w:t>না</w:t>
       </w:r>
-      <w:proofErr w:type="spellEnd"/>
       <w:r>
         <w:t xml:space="preserve"> </w:t>
       </w:r>
-      <w:proofErr w:type="spellStart"/>
       <w:r>
         <w:rPr>
           <w:rFonts w:ascii="Nirmala UI" w:hAnsi="Nirmala UI" w:cs="Nirmala UI"/>
         </w:rPr>
         <w:t>থাকলে</w:t>
       </w:r>
-      <w:proofErr w:type="spellEnd"/>
       <w:r>
         <w:t xml:space="preserve"> rooms-</w:t>
       </w:r>
-      <w:proofErr w:type="spellStart"/>
       <w:r>
         <w:rPr>
           <w:rFonts w:ascii="Nirmala UI" w:hAnsi="Nirmala UI" w:cs="Nirmala UI"/>
         </w:rPr>
         <w:t>এর</w:t>
       </w:r>
-      <w:proofErr w:type="spellEnd"/>
       <w:r>
         <w:t xml:space="preserve"> meaning </w:t>
       </w:r>
-      <w:proofErr w:type="spellStart"/>
-      <w:r>
-        <w:rPr>
-          <w:rFonts w:ascii="Nirmala UI" w:hAnsi="Nirmala UI" w:cs="Nirmala UI"/>
-        </w:rPr>
-        <w:t>নেই</w:t>
-      </w:r>
-      <w:proofErr w:type="spellEnd"/>
-      <w:r>
-        <w:rPr>
-          <w:rFonts w:ascii="Nirmala UI" w:hAnsi="Nirmala UI" w:cs="Nirmala UI"/>
-        </w:rPr>
-        <w:t>।</w:t>
+      <w:r>
+        <w:rPr>
+          <w:rFonts w:ascii="Nirmala UI" w:hAnsi="Nirmala UI" w:cs="Nirmala UI"/>
+        </w:rPr>
+        <w:t>নেই।</w:t>
       </w:r>
     </w:p>
     <w:p>
@@ -1937,15 +1856,7 @@
     <w:p>
       <w:r>
         <w:lastRenderedPageBreak/>
-        <w:t xml:space="preserve">int </w:t>
-      </w:r>
-      <w:proofErr w:type="gramStart"/>
-      <w:r>
-        <w:t>main(</w:t>
-      </w:r>
-      <w:proofErr w:type="gramEnd"/>
-      <w:r>
-        <w:t>)</w:t>
+        <w:t>int main()</w:t>
       </w:r>
       <w:r>
         <w:br/>
@@ -1953,15 +1864,7 @@
       </w:r>
       <w:r>
         <w:br/>
-        <w:t xml:space="preserve">    Animal* an = new </w:t>
-      </w:r>
-      <w:proofErr w:type="gramStart"/>
-      <w:r>
-        <w:t>Dog(</w:t>
-      </w:r>
-      <w:proofErr w:type="gramEnd"/>
-      <w:r>
-        <w:t>);</w:t>
+        <w:t xml:space="preserve">    Animal* an = new Dog();</w:t>
       </w:r>
       <w:r>
         <w:br/>
@@ -1987,13 +1890,8 @@
           <w:numId w:val="1"/>
         </w:numPr>
       </w:pPr>
-      <w:proofErr w:type="gramStart"/>
-      <w:r>
-        <w:t>an</w:t>
-      </w:r>
-      <w:proofErr w:type="gramEnd"/>
-      <w:r>
-        <w:t xml:space="preserve"> is an Animal* </w:t>
+      <w:r>
+        <w:t xml:space="preserve">an is an Animal* </w:t>
       </w:r>
     </w:p>
     <w:p>
@@ -2020,15 +1918,7 @@
     </w:p>
     <w:p>
       <w:r>
-        <w:t xml:space="preserve">So only Animal destructor may run, not Dog destructor → can cause resource leaks or undefined </w:t>
-      </w:r>
-      <w:proofErr w:type="spellStart"/>
-      <w:r>
-        <w:t>behavior</w:t>
-      </w:r>
-      <w:proofErr w:type="spellEnd"/>
-      <w:r>
-        <w:t>.</w:t>
+        <w:t>So only Animal destructor may run, not Dog destructor → can cause resource leaks or undefined behavior.</w:t>
       </w:r>
     </w:p>
     <w:p>
@@ -2072,51 +1962,20 @@
       </w:r>
       <w:r>
         <w:br/>
-        <w:t xml:space="preserve">    virtual ~</w:t>
-      </w:r>
-      <w:proofErr w:type="gramStart"/>
-      <w:r>
-        <w:t>Animal(</w:t>
-      </w:r>
-      <w:proofErr w:type="gramEnd"/>
-      <w:r>
-        <w:t>)</w:t>
+        <w:t xml:space="preserve">    virtual ~Animal()</w:t>
       </w:r>
       <w:r>
         <w:br/>
-        <w:t xml:space="preserve"> </w:t>
-      </w:r>
-      <w:proofErr w:type="gramStart"/>
-      <w:r>
-        <w:t xml:space="preserve">   {</w:t>
-      </w:r>
-      <w:proofErr w:type="gramEnd"/>
+        <w:t xml:space="preserve">    {</w:t>
+      </w:r>
       <w:r>
         <w:br/>
-        <w:t xml:space="preserve">        </w:t>
-      </w:r>
-      <w:proofErr w:type="gramStart"/>
-      <w:r>
-        <w:t>std::</w:t>
-      </w:r>
-      <w:proofErr w:type="spellStart"/>
-      <w:proofErr w:type="gramEnd"/>
-      <w:r>
-        <w:t>cout</w:t>
-      </w:r>
-      <w:proofErr w:type="spellEnd"/>
-      <w:r>
-        <w:t xml:space="preserve"> &lt;&lt; "Animal destroyed\n";</w:t>
+        <w:t xml:space="preserve">        std::cout &lt;&lt; "Animal destroyed\n";</w:t>
       </w:r>
       <w:r>
         <w:br/>
-        <w:t xml:space="preserve">  </w:t>
-      </w:r>
-      <w:proofErr w:type="gramStart"/>
-      <w:r>
-        <w:t xml:space="preserve">  }</w:t>
-      </w:r>
-      <w:proofErr w:type="gramEnd"/>
+        <w:t xml:space="preserve">    }</w:t>
+      </w:r>
       <w:r>
         <w:br/>
         <w:t>};</w:t>
@@ -2162,36 +2021,30 @@
       </w:r>
     </w:p>
     <w:p>
-      <w:proofErr w:type="spellStart"/>
       <w:r>
         <w:rPr>
           <w:rFonts w:ascii="Nirmala UI" w:hAnsi="Nirmala UI" w:cs="Nirmala UI"/>
         </w:rPr>
         <w:t>কিছু</w:t>
       </w:r>
-      <w:proofErr w:type="spellEnd"/>
       <w:r>
         <w:t xml:space="preserve"> implementation </w:t>
       </w:r>
-      <w:proofErr w:type="spellStart"/>
       <w:r>
         <w:rPr>
           <w:rFonts w:ascii="Nirmala UI" w:hAnsi="Nirmala UI" w:cs="Nirmala UI"/>
         </w:rPr>
         <w:t>থাকতে</w:t>
       </w:r>
-      <w:proofErr w:type="spellEnd"/>
       <w:r>
         <w:t xml:space="preserve"> </w:t>
       </w:r>
-      <w:proofErr w:type="spellStart"/>
       <w:r>
         <w:rPr>
           <w:rFonts w:ascii="Nirmala UI" w:hAnsi="Nirmala UI" w:cs="Nirmala UI"/>
         </w:rPr>
         <w:t>পারে</w:t>
       </w:r>
-      <w:proofErr w:type="spellEnd"/>
       <w:r>
         <w:br/>
         <w:t>AND</w:t>
@@ -2199,36 +2052,30 @@
       <w:r>
         <w:br/>
       </w:r>
-      <w:proofErr w:type="spellStart"/>
       <w:r>
         <w:rPr>
           <w:rFonts w:ascii="Nirmala UI" w:hAnsi="Nirmala UI" w:cs="Nirmala UI"/>
         </w:rPr>
         <w:t>কিছু</w:t>
       </w:r>
-      <w:proofErr w:type="spellEnd"/>
       <w:r>
         <w:t xml:space="preserve"> incomplete function </w:t>
       </w:r>
-      <w:proofErr w:type="spellStart"/>
       <w:r>
         <w:rPr>
           <w:rFonts w:ascii="Nirmala UI" w:hAnsi="Nirmala UI" w:cs="Nirmala UI"/>
         </w:rPr>
         <w:t>থাকতে</w:t>
       </w:r>
-      <w:proofErr w:type="spellEnd"/>
       <w:r>
         <w:t xml:space="preserve"> </w:t>
       </w:r>
-      <w:proofErr w:type="spellStart"/>
       <w:r>
         <w:rPr>
           <w:rFonts w:ascii="Nirmala UI" w:hAnsi="Nirmala UI" w:cs="Nirmala UI"/>
         </w:rPr>
         <w:t>পারে</w:t>
       </w:r>
-      <w:proofErr w:type="spellEnd"/>
     </w:p>
     <w:p>
       <w:r>
@@ -2269,66 +2116,27 @@
       </w:r>
       <w:r>
         <w:br/>
-        <w:t xml:space="preserve">    virtual void </w:t>
-      </w:r>
-      <w:proofErr w:type="gramStart"/>
-      <w:r>
-        <w:t>draw(</w:t>
-      </w:r>
-      <w:proofErr w:type="gramEnd"/>
-      <w:r>
-        <w:t>) = 0;</w:t>
+        <w:t xml:space="preserve">    virtual void draw() = 0;</w:t>
       </w:r>
       <w:r>
         <w:br/>
       </w:r>
       <w:r>
         <w:br/>
-        <w:t xml:space="preserve">    void </w:t>
-      </w:r>
-      <w:proofErr w:type="gramStart"/>
-      <w:r>
-        <w:t>info(</w:t>
-      </w:r>
-      <w:proofErr w:type="gramEnd"/>
-      <w:r>
-        <w:t>)</w:t>
+        <w:t xml:space="preserve">    void info()</w:t>
       </w:r>
       <w:r>
         <w:br/>
-        <w:t xml:space="preserve"> </w:t>
-      </w:r>
-      <w:proofErr w:type="gramStart"/>
-      <w:r>
-        <w:t xml:space="preserve">   {</w:t>
-      </w:r>
-      <w:proofErr w:type="gramEnd"/>
+        <w:t xml:space="preserve">    {</w:t>
+      </w:r>
       <w:r>
         <w:br/>
-        <w:t xml:space="preserve">        </w:t>
-      </w:r>
-      <w:proofErr w:type="gramStart"/>
-      <w:r>
-        <w:t>std::</w:t>
-      </w:r>
-      <w:proofErr w:type="spellStart"/>
-      <w:proofErr w:type="gramEnd"/>
-      <w:r>
-        <w:t>cout</w:t>
-      </w:r>
-      <w:proofErr w:type="spellEnd"/>
-      <w:r>
-        <w:t xml:space="preserve"> &lt;&lt; "This is Shape";</w:t>
+        <w:t xml:space="preserve">        std::cout &lt;&lt; "This is Shape";</w:t>
       </w:r>
       <w:r>
         <w:br/>
-        <w:t xml:space="preserve">  </w:t>
-      </w:r>
-      <w:proofErr w:type="gramStart"/>
-      <w:r>
-        <w:t xml:space="preserve">  }</w:t>
-      </w:r>
-      <w:proofErr w:type="gramEnd"/>
+        <w:t xml:space="preserve">    }</w:t>
+      </w:r>
       <w:r>
         <w:br/>
         <w:t>};</w:t>
@@ -2388,13 +2196,8 @@
     </w:p>
     <w:p>
       <w:r>
-        <w:t xml:space="preserve">class </w:t>
-      </w:r>
-      <w:proofErr w:type="spellStart"/>
-      <w:r>
-        <w:t>IPrinter</w:t>
-      </w:r>
-      <w:proofErr w:type="spellEnd"/>
+        <w:t>class IPrinter</w:t>
+      </w:r>
       <w:r>
         <w:br/>
         <w:t>{</w:t>
@@ -2408,35 +2211,14 @@
       </w:r>
       <w:r>
         <w:br/>
-        <w:t xml:space="preserve">    virtual void </w:t>
-      </w:r>
-      <w:proofErr w:type="gramStart"/>
-      <w:r>
-        <w:t>print(</w:t>
-      </w:r>
-      <w:proofErr w:type="gramEnd"/>
-      <w:r>
-        <w:t>) = 0;</w:t>
+        <w:t xml:space="preserve">    virtual void print() = 0;</w:t>
       </w:r>
       <w:r>
         <w:br/>
       </w:r>
       <w:r>
         <w:br/>
-        <w:t xml:space="preserve">    virtual ~</w:t>
-      </w:r>
-      <w:proofErr w:type="spellStart"/>
-      <w:proofErr w:type="gramStart"/>
-      <w:r>
-        <w:t>IPrinter</w:t>
-      </w:r>
-      <w:proofErr w:type="spellEnd"/>
-      <w:r>
-        <w:t>(</w:t>
-      </w:r>
-      <w:proofErr w:type="gramEnd"/>
-      <w:r>
-        <w:t>) {}</w:t>
+        <w:t xml:space="preserve">    virtual ~IPrinter() {}</w:t>
       </w:r>
       <w:r>
         <w:br/>
@@ -3152,13 +2934,8 @@
       </w:r>
     </w:p>
     <w:p>
-      <w:proofErr w:type="spellStart"/>
-      <w:r>
-        <w:t>Unique_ptr</w:t>
-      </w:r>
-      <w:proofErr w:type="spellEnd"/>
-      <w:r>
-        <w:t xml:space="preserve"> -&gt; only one owner allowed -&gt; no delete needed (Automatic cleanup)</w:t>
+      <w:r>
+        <w:t>Unique_ptr -&gt; only one owner allowed -&gt; no delete needed (Automatic cleanup)</w:t>
       </w:r>
     </w:p>
     <w:p>
@@ -3168,7 +2945,6 @@
           <w:szCs w:val="22"/>
         </w:rPr>
       </w:pPr>
-      <w:proofErr w:type="spellStart"/>
       <w:r>
         <w:rPr>
           <w:sz w:val="22"/>
@@ -3176,7 +2952,6 @@
         </w:rPr>
         <w:t>unique_ptr</w:t>
       </w:r>
-      <w:proofErr w:type="spellEnd"/>
     </w:p>
     <w:p>
       <w:pPr>
@@ -3253,13 +3028,8 @@
     </w:p>
     <w:p/>
     <w:p>
-      <w:proofErr w:type="spellStart"/>
-      <w:r>
-        <w:t>Shared_ptr</w:t>
-      </w:r>
-      <w:proofErr w:type="spellEnd"/>
-      <w:r>
-        <w:t xml:space="preserve"> -&gt;</w:t>
+      <w:r>
+        <w:t>Shared_ptr -&gt;</w:t>
       </w:r>
     </w:p>
     <w:p>
@@ -3566,7 +3336,6 @@
         </w:rPr>
         <w:t xml:space="preserve">vector </w:t>
       </w:r>
-      <w:proofErr w:type="spellStart"/>
       <w:r>
         <w:rPr>
           <w:rFonts w:ascii="Nirmala UI" w:hAnsi="Nirmala UI" w:cs="Nirmala UI"/>
@@ -3575,7 +3344,6 @@
         </w:rPr>
         <w:t>সুবিধা</w:t>
       </w:r>
-      <w:proofErr w:type="spellEnd"/>
     </w:p>
     <w:p>
       <w:pPr>
@@ -3680,47 +3448,8 @@
       </w:r>
     </w:p>
     <w:p>
-      <w:proofErr w:type="gramStart"/>
-      <w:r>
-        <w:t>for(</w:t>
-      </w:r>
-      <w:proofErr w:type="gramEnd"/>
-      <w:r>
-        <w:t xml:space="preserve">int </w:t>
-      </w:r>
-      <w:proofErr w:type="spellStart"/>
-      <w:r>
-        <w:t>i</w:t>
-      </w:r>
-      <w:proofErr w:type="spellEnd"/>
-      <w:r>
-        <w:t xml:space="preserve"> = 0; </w:t>
-      </w:r>
-      <w:proofErr w:type="spellStart"/>
-      <w:r>
-        <w:t>i</w:t>
-      </w:r>
-      <w:proofErr w:type="spellEnd"/>
-      <w:r>
-        <w:t xml:space="preserve"> &lt; </w:t>
-      </w:r>
-      <w:proofErr w:type="spellStart"/>
-      <w:proofErr w:type="gramStart"/>
-      <w:r>
-        <w:t>nums.size</w:t>
-      </w:r>
-      <w:proofErr w:type="spellEnd"/>
-      <w:proofErr w:type="gramEnd"/>
-      <w:r>
-        <w:t xml:space="preserve">(); </w:t>
-      </w:r>
-      <w:proofErr w:type="spellStart"/>
-      <w:r>
-        <w:t>i</w:t>
-      </w:r>
-      <w:proofErr w:type="spellEnd"/>
-      <w:r>
-        <w:t>++)</w:t>
+      <w:r>
+        <w:t>for(int i = 0; i &lt; nums.size(); i++)</w:t>
       </w:r>
       <w:r>
         <w:br/>
@@ -3728,49 +3457,7 @@
       </w:r>
       <w:r>
         <w:br/>
-        <w:t xml:space="preserve">    </w:t>
-      </w:r>
-      <w:proofErr w:type="gramStart"/>
-      <w:r>
-        <w:t>std::</w:t>
-      </w:r>
-      <w:proofErr w:type="spellStart"/>
-      <w:proofErr w:type="gramEnd"/>
-      <w:r>
-        <w:t>cout</w:t>
-      </w:r>
-      <w:proofErr w:type="spellEnd"/>
-      <w:r>
-        <w:t xml:space="preserve"> &lt;&lt; </w:t>
-      </w:r>
-      <w:proofErr w:type="spellStart"/>
-      <w:r>
-        <w:t>nums</w:t>
-      </w:r>
-      <w:proofErr w:type="spellEnd"/>
-      <w:r>
-        <w:t>[</w:t>
-      </w:r>
-      <w:proofErr w:type="spellStart"/>
-      <w:r>
-        <w:t>i</w:t>
-      </w:r>
-      <w:proofErr w:type="spellEnd"/>
-      <w:r>
-        <w:t xml:space="preserve">] &lt;&lt; </w:t>
-      </w:r>
-      <w:proofErr w:type="gramStart"/>
-      <w:r>
-        <w:t>std::</w:t>
-      </w:r>
-      <w:proofErr w:type="spellStart"/>
-      <w:proofErr w:type="gramEnd"/>
-      <w:r>
-        <w:t>endl</w:t>
-      </w:r>
-      <w:proofErr w:type="spellEnd"/>
-      <w:r>
-        <w:t>;</w:t>
+        <w:t xml:space="preserve">    std::cout &lt;&lt; nums[i] &lt;&lt; std::endl;</w:t>
       </w:r>
       <w:r>
         <w:br/>
@@ -3794,29 +3481,8 @@
       </w:r>
     </w:p>
     <w:p>
-      <w:proofErr w:type="gramStart"/>
-      <w:r>
-        <w:t>for(</w:t>
-      </w:r>
-      <w:proofErr w:type="gramEnd"/>
-      <w:r>
-        <w:t xml:space="preserve">auto </w:t>
-      </w:r>
-      <w:proofErr w:type="gramStart"/>
-      <w:r>
-        <w:t>n :</w:t>
-      </w:r>
-      <w:proofErr w:type="gramEnd"/>
-      <w:r>
-        <w:t xml:space="preserve"> </w:t>
-      </w:r>
-      <w:proofErr w:type="spellStart"/>
-      <w:r>
-        <w:t>nums</w:t>
-      </w:r>
-      <w:proofErr w:type="spellEnd"/>
-      <w:r>
-        <w:t>)</w:t>
+      <w:r>
+        <w:t>for(auto n : nums)</w:t>
       </w:r>
       <w:r>
         <w:br/>
@@ -3824,33 +3490,7 @@
       </w:r>
       <w:r>
         <w:br/>
-        <w:t xml:space="preserve">    </w:t>
-      </w:r>
-      <w:proofErr w:type="gramStart"/>
-      <w:r>
-        <w:t>std::</w:t>
-      </w:r>
-      <w:proofErr w:type="spellStart"/>
-      <w:proofErr w:type="gramEnd"/>
-      <w:r>
-        <w:t>cout</w:t>
-      </w:r>
-      <w:proofErr w:type="spellEnd"/>
-      <w:r>
-        <w:t xml:space="preserve"> &lt;&lt; n &lt;&lt; </w:t>
-      </w:r>
-      <w:proofErr w:type="gramStart"/>
-      <w:r>
-        <w:t>std::</w:t>
-      </w:r>
-      <w:proofErr w:type="spellStart"/>
-      <w:proofErr w:type="gramEnd"/>
-      <w:r>
-        <w:t>endl</w:t>
-      </w:r>
-      <w:proofErr w:type="spellEnd"/>
-      <w:r>
-        <w:t>;</w:t>
+        <w:t xml:space="preserve">    std::cout &lt;&lt; n &lt;&lt; std::endl;</w:t>
       </w:r>
       <w:r>
         <w:br/>
@@ -4143,15 +3783,7 @@
     <w:p/>
     <w:p>
       <w:r>
-        <w:t xml:space="preserve">int </w:t>
-      </w:r>
-      <w:proofErr w:type="gramStart"/>
-      <w:r>
-        <w:t>main(</w:t>
-      </w:r>
-      <w:proofErr w:type="gramEnd"/>
-      <w:r>
-        <w:t>)</w:t>
+        <w:t>int main()</w:t>
       </w:r>
     </w:p>
     <w:p>
@@ -4161,96 +3793,25 @@
     </w:p>
     <w:p>
       <w:r>
-        <w:t xml:space="preserve">    </w:t>
-      </w:r>
-      <w:proofErr w:type="gramStart"/>
-      <w:r>
-        <w:t>std::</w:t>
-      </w:r>
-      <w:proofErr w:type="gramEnd"/>
-      <w:r>
-        <w:t xml:space="preserve">vector&lt;int&gt; </w:t>
-      </w:r>
-      <w:proofErr w:type="spellStart"/>
-      <w:r>
-        <w:t>nums</w:t>
-      </w:r>
-      <w:proofErr w:type="spellEnd"/>
-      <w:r>
-        <w:t xml:space="preserve"> = {5,2,8,1};</w:t>
+        <w:t xml:space="preserve">    std::vector&lt;int&gt; nums = {5,2,8,1};</w:t>
       </w:r>
     </w:p>
     <w:p/>
     <w:p>
       <w:r>
-        <w:t xml:space="preserve">    </w:t>
-      </w:r>
-      <w:proofErr w:type="gramStart"/>
-      <w:r>
-        <w:t>std::</w:t>
-      </w:r>
-      <w:proofErr w:type="gramEnd"/>
-      <w:r>
-        <w:t>sort(</w:t>
-      </w:r>
-      <w:proofErr w:type="spellStart"/>
-      <w:proofErr w:type="gramStart"/>
-      <w:r>
-        <w:t>nums.begin</w:t>
-      </w:r>
-      <w:proofErr w:type="spellEnd"/>
-      <w:proofErr w:type="gramEnd"/>
-      <w:r>
-        <w:t>(),</w:t>
-      </w:r>
-    </w:p>
-    <w:p>
-      <w:r>
-        <w:t xml:space="preserve">              </w:t>
-      </w:r>
-      <w:proofErr w:type="spellStart"/>
-      <w:proofErr w:type="gramStart"/>
-      <w:r>
-        <w:t>nums.end</w:t>
-      </w:r>
-      <w:proofErr w:type="spellEnd"/>
-      <w:r>
-        <w:t>(</w:t>
-      </w:r>
-      <w:proofErr w:type="gramEnd"/>
-      <w:r>
-        <w:t>));</w:t>
+        <w:t xml:space="preserve">    std::sort(nums.begin(),</w:t>
+      </w:r>
+    </w:p>
+    <w:p>
+      <w:r>
+        <w:t xml:space="preserve">              nums.end());</w:t>
       </w:r>
     </w:p>
     <w:p/>
     <w:p>
       <w:r>
         <w:lastRenderedPageBreak/>
-        <w:t xml:space="preserve">    </w:t>
-      </w:r>
-      <w:proofErr w:type="gramStart"/>
-      <w:r>
-        <w:t>for(</w:t>
-      </w:r>
-      <w:proofErr w:type="gramEnd"/>
-      <w:r>
-        <w:t xml:space="preserve">auto </w:t>
-      </w:r>
-      <w:proofErr w:type="gramStart"/>
-      <w:r>
-        <w:t>n :</w:t>
-      </w:r>
-      <w:proofErr w:type="gramEnd"/>
-      <w:r>
-        <w:t xml:space="preserve"> </w:t>
-      </w:r>
-      <w:proofErr w:type="spellStart"/>
-      <w:r>
-        <w:t>nums</w:t>
-      </w:r>
-      <w:proofErr w:type="spellEnd"/>
-      <w:r>
-        <w:t>)</w:t>
+        <w:t xml:space="preserve">    for(auto n : nums)</w:t>
       </w:r>
     </w:p>
     <w:p>
@@ -4260,20 +3821,7 @@
     </w:p>
     <w:p>
       <w:r>
-        <w:t xml:space="preserve">        </w:t>
-      </w:r>
-      <w:proofErr w:type="gramStart"/>
-      <w:r>
-        <w:t>std::</w:t>
-      </w:r>
-      <w:proofErr w:type="spellStart"/>
-      <w:proofErr w:type="gramEnd"/>
-      <w:r>
-        <w:t>cout</w:t>
-      </w:r>
-      <w:proofErr w:type="spellEnd"/>
-      <w:r>
-        <w:t xml:space="preserve"> &lt;&lt; n &lt;&lt; " ";</w:t>
+        <w:t xml:space="preserve">        std::cout &lt;&lt; n &lt;&lt; " ";</w:t>
       </w:r>
     </w:p>
     <w:p>
@@ -4288,76 +3836,22 @@
     </w:p>
     <w:p>
       <w:r>
-        <w:t xml:space="preserve">Reverse - </w:t>
-      </w:r>
-      <w:proofErr w:type="gramStart"/>
-      <w:r>
-        <w:t>std::</w:t>
-      </w:r>
-      <w:proofErr w:type="gramEnd"/>
-      <w:r>
-        <w:t>reverse(</w:t>
-      </w:r>
-      <w:proofErr w:type="spellStart"/>
-      <w:proofErr w:type="gramStart"/>
-      <w:r>
-        <w:t>nums.begin</w:t>
-      </w:r>
-      <w:proofErr w:type="spellEnd"/>
-      <w:proofErr w:type="gramEnd"/>
-      <w:r>
-        <w:t>(),</w:t>
-      </w:r>
-    </w:p>
-    <w:p>
-      <w:r>
-        <w:t xml:space="preserve">             </w:t>
-      </w:r>
-      <w:proofErr w:type="spellStart"/>
-      <w:proofErr w:type="gramStart"/>
-      <w:r>
-        <w:t>nums.end</w:t>
-      </w:r>
-      <w:proofErr w:type="spellEnd"/>
-      <w:r>
-        <w:t>(</w:t>
-      </w:r>
-      <w:proofErr w:type="gramEnd"/>
-      <w:r>
-        <w:t>));</w:t>
-      </w:r>
-    </w:p>
-    <w:p>
-      <w:r>
-        <w:t>find - auto it = find(</w:t>
-      </w:r>
-      <w:proofErr w:type="spellStart"/>
-      <w:proofErr w:type="gramStart"/>
-      <w:r>
-        <w:t>nums.begin</w:t>
-      </w:r>
-      <w:proofErr w:type="spellEnd"/>
-      <w:proofErr w:type="gramEnd"/>
-      <w:r>
-        <w:t>(),</w:t>
-      </w:r>
-    </w:p>
-    <w:p>
-      <w:r>
-        <w:t xml:space="preserve">               </w:t>
-      </w:r>
-      <w:proofErr w:type="spellStart"/>
-      <w:proofErr w:type="gramStart"/>
-      <w:r>
-        <w:t>nums.end</w:t>
-      </w:r>
-      <w:proofErr w:type="spellEnd"/>
-      <w:r>
-        <w:t>(</w:t>
-      </w:r>
-      <w:proofErr w:type="gramEnd"/>
-      <w:r>
-        <w:t>),</w:t>
+        <w:t>Reverse - std::reverse(nums.begin(),</w:t>
+      </w:r>
+    </w:p>
+    <w:p>
+      <w:r>
+        <w:t xml:space="preserve">             nums.end());</w:t>
+      </w:r>
+    </w:p>
+    <w:p>
+      <w:r>
+        <w:t>find - auto it = find(nums.begin(),</w:t>
+      </w:r>
+    </w:p>
+    <w:p>
+      <w:r>
+        <w:t xml:space="preserve">               nums.end(),</w:t>
       </w:r>
     </w:p>
     <w:p>
@@ -4390,22 +3884,13 @@
           <w:bCs/>
         </w:rPr>
       </w:pPr>
-      <w:proofErr w:type="spellStart"/>
       <w:r>
         <w:rPr>
           <w:b/>
           <w:bCs/>
         </w:rPr>
         <w:lastRenderedPageBreak/>
-        <w:t>Tempate</w:t>
-      </w:r>
-      <w:proofErr w:type="spellEnd"/>
-      <w:r>
-        <w:rPr>
-          <w:b/>
-          <w:bCs/>
-        </w:rPr>
-        <w:t xml:space="preserve"> </w:t>
+        <w:t xml:space="preserve">Tempate </w:t>
       </w:r>
       <w:r>
         <w:rPr>
@@ -4757,7 +4242,6 @@
           <w:bCs/>
         </w:rPr>
       </w:pPr>
-      <w:proofErr w:type="spellStart"/>
       <w:r>
         <w:rPr>
           <w:b/>
@@ -4766,7 +4250,6 @@
         <w:lastRenderedPageBreak/>
         <w:t>Lamdba</w:t>
       </w:r>
-      <w:proofErr w:type="spellEnd"/>
     </w:p>
     <w:p>
       <w:pPr>
@@ -5369,7 +4852,6 @@
         </w:rPr>
         <w:t xml:space="preserve">Suppose </w:t>
       </w:r>
-      <w:proofErr w:type="spellStart"/>
       <w:r>
         <w:rPr>
           <w:rFonts w:ascii="Nirmala UI" w:hAnsi="Nirmala UI" w:cs="Nirmala UI"/>
@@ -5380,7 +4862,6 @@
         </w:rPr>
         <w:t>তুমি</w:t>
       </w:r>
-      <w:proofErr w:type="spellEnd"/>
       <w:r>
         <w:rPr>
           <w:b/>
@@ -5390,7 +4871,6 @@
         </w:rPr>
         <w:t xml:space="preserve"> run </w:t>
       </w:r>
-      <w:proofErr w:type="spellStart"/>
       <w:r>
         <w:rPr>
           <w:rFonts w:ascii="Nirmala UI" w:hAnsi="Nirmala UI" w:cs="Nirmala UI"/>
@@ -5401,7 +4881,6 @@
         </w:rPr>
         <w:t>করলে</w:t>
       </w:r>
-      <w:proofErr w:type="spellEnd"/>
       <w:r>
         <w:rPr>
           <w:b/>
@@ -5421,25 +4900,14 @@
           <w:szCs w:val="20"/>
         </w:rPr>
       </w:pPr>
-      <w:proofErr w:type="gramStart"/>
-      <w:r>
-        <w:rPr>
-          <w:b/>
-          <w:bCs/>
-          <w:sz w:val="20"/>
-          <w:szCs w:val="20"/>
-        </w:rPr>
-        <w:t>./</w:t>
-      </w:r>
-      <w:proofErr w:type="gramEnd"/>
-      <w:r>
-        <w:rPr>
-          <w:b/>
-          <w:bCs/>
-          <w:sz w:val="20"/>
-          <w:szCs w:val="20"/>
-        </w:rPr>
-        <w:t>app</w:t>
+      <w:r>
+        <w:rPr>
+          <w:b/>
+          <w:bCs/>
+          <w:sz w:val="20"/>
+          <w:szCs w:val="20"/>
+        </w:rPr>
+        <w:t>./app</w:t>
       </w:r>
     </w:p>
     <w:p>
@@ -6084,67 +5552,7 @@
           <w:sz w:val="20"/>
           <w:szCs w:val="20"/>
         </w:rPr>
-        <w:t>g++ main.cpp -Wall -</w:t>
-      </w:r>
-      <w:proofErr w:type="spellStart"/>
-      <w:r>
-        <w:rPr>
-          <w:b/>
-          <w:bCs/>
-          <w:sz w:val="20"/>
-          <w:szCs w:val="20"/>
-        </w:rPr>
-        <w:t>Wextra</w:t>
-      </w:r>
-      <w:proofErr w:type="spellEnd"/>
-      <w:r>
-        <w:rPr>
-          <w:b/>
-          <w:bCs/>
-          <w:sz w:val="20"/>
-          <w:szCs w:val="20"/>
-        </w:rPr>
-        <w:t xml:space="preserve"> -std=</w:t>
-      </w:r>
-      <w:proofErr w:type="spellStart"/>
-      <w:r>
-        <w:rPr>
-          <w:b/>
-          <w:bCs/>
-          <w:sz w:val="20"/>
-          <w:szCs w:val="20"/>
-        </w:rPr>
-        <w:t>c++</w:t>
-      </w:r>
-      <w:proofErr w:type="spellEnd"/>
-      <w:r>
-        <w:rPr>
-          <w:b/>
-          <w:bCs/>
-          <w:sz w:val="20"/>
-          <w:szCs w:val="20"/>
-        </w:rPr>
-        <w:t>17 -</w:t>
-      </w:r>
-      <w:proofErr w:type="spellStart"/>
-      <w:r>
-        <w:rPr>
-          <w:b/>
-          <w:bCs/>
-          <w:sz w:val="20"/>
-          <w:szCs w:val="20"/>
-        </w:rPr>
-        <w:t>pthread</w:t>
-      </w:r>
-      <w:proofErr w:type="spellEnd"/>
-      <w:r>
-        <w:rPr>
-          <w:b/>
-          <w:bCs/>
-          <w:sz w:val="20"/>
-          <w:szCs w:val="20"/>
-        </w:rPr>
-        <w:t xml:space="preserve"> -o app</w:t>
+        <w:t>g++ main.cpp -Wall -Wextra -std=c++17 -pthread -o app</w:t>
       </w:r>
     </w:p>
     <w:p>
@@ -6203,19 +5611,8 @@
           <w:sz w:val="20"/>
           <w:szCs w:val="20"/>
         </w:rPr>
-        <w:t>-</w:t>
-      </w:r>
-      <w:proofErr w:type="spellStart"/>
-      <w:r>
-        <w:rPr>
-          <w:b/>
-          <w:bCs/>
-          <w:sz w:val="20"/>
-          <w:szCs w:val="20"/>
-        </w:rPr>
-        <w:t>pthread</w:t>
-      </w:r>
-      <w:proofErr w:type="spellEnd"/>
+        <w:t>-pthread</w:t>
+      </w:r>
     </w:p>
     <w:p>
       <w:pPr>
@@ -6247,7 +5644,6 @@
           <w:szCs w:val="18"/>
         </w:rPr>
       </w:pPr>
-      <w:proofErr w:type="gramStart"/>
       <w:r>
         <w:rPr>
           <w:rFonts w:ascii="Nirmala UI" w:hAnsi="Nirmala UI" w:cs="Nirmala UI"/>
@@ -6256,10 +5652,11 @@
           <w:sz w:val="18"/>
           <w:szCs w:val="18"/>
         </w:rPr>
-        <w:t>std::</w:t>
-      </w:r>
-      <w:proofErr w:type="gramEnd"/>
-      <w:r>
+        <w:t>std::thread t(task);</w:t>
+      </w:r>
+    </w:p>
+    <w:p>
+      <w:pPr>
         <w:rPr>
           <w:rFonts w:ascii="Nirmala UI" w:hAnsi="Nirmala UI" w:cs="Nirmala UI"/>
           <w:b/>
@@ -6267,11 +5664,8 @@
           <w:sz w:val="18"/>
           <w:szCs w:val="18"/>
         </w:rPr>
-        <w:t>thread t(task);</w:t>
-      </w:r>
-    </w:p>
-    <w:p>
-      <w:pPr>
+      </w:pPr>
+      <w:r>
         <w:rPr>
           <w:rFonts w:ascii="Nirmala UI" w:hAnsi="Nirmala UI" w:cs="Nirmala UI"/>
           <w:b/>
@@ -6279,8 +5673,11 @@
           <w:sz w:val="18"/>
           <w:szCs w:val="18"/>
         </w:rPr>
-      </w:pPr>
-      <w:r>
+        <w:t>creates:</w:t>
+      </w:r>
+    </w:p>
+    <w:p>
+      <w:pPr>
         <w:rPr>
           <w:rFonts w:ascii="Nirmala UI" w:hAnsi="Nirmala UI" w:cs="Nirmala UI"/>
           <w:b/>
@@ -6288,11 +5685,8 @@
           <w:sz w:val="18"/>
           <w:szCs w:val="18"/>
         </w:rPr>
-        <w:t>creates:</w:t>
-      </w:r>
-    </w:p>
-    <w:p>
-      <w:pPr>
+      </w:pPr>
+      <w:r>
         <w:rPr>
           <w:rFonts w:ascii="Nirmala UI" w:hAnsi="Nirmala UI" w:cs="Nirmala UI"/>
           <w:b/>
@@ -6300,8 +5694,11 @@
           <w:sz w:val="18"/>
           <w:szCs w:val="18"/>
         </w:rPr>
-      </w:pPr>
-      <w:r>
+        <w:t>new OS thread</w:t>
+      </w:r>
+    </w:p>
+    <w:p>
+      <w:pPr>
         <w:rPr>
           <w:rFonts w:ascii="Nirmala UI" w:hAnsi="Nirmala UI" w:cs="Nirmala UI"/>
           <w:b/>
@@ -6309,11 +5706,8 @@
           <w:sz w:val="18"/>
           <w:szCs w:val="18"/>
         </w:rPr>
-        <w:t>new OS thread</w:t>
-      </w:r>
-    </w:p>
-    <w:p>
-      <w:pPr>
+      </w:pPr>
+      <w:r>
         <w:rPr>
           <w:rFonts w:ascii="Nirmala UI" w:hAnsi="Nirmala UI" w:cs="Nirmala UI"/>
           <w:b/>
@@ -6321,9 +5715,11 @@
           <w:sz w:val="18"/>
           <w:szCs w:val="18"/>
         </w:rPr>
-      </w:pPr>
-      <w:proofErr w:type="gramStart"/>
-      <w:r>
+        <w:t>std::thread t(task);</w:t>
+      </w:r>
+    </w:p>
+    <w:p>
+      <w:pPr>
         <w:rPr>
           <w:rFonts w:ascii="Nirmala UI" w:hAnsi="Nirmala UI" w:cs="Nirmala UI"/>
           <w:b/>
@@ -6331,9 +5727,7 @@
           <w:sz w:val="18"/>
           <w:szCs w:val="18"/>
         </w:rPr>
-        <w:t>std::</w:t>
-      </w:r>
-      <w:proofErr w:type="gramEnd"/>
+      </w:pPr>
       <w:r>
         <w:rPr>
           <w:rFonts w:ascii="Nirmala UI" w:hAnsi="Nirmala UI" w:cs="Nirmala UI"/>
@@ -6342,7 +5736,7 @@
           <w:sz w:val="18"/>
           <w:szCs w:val="18"/>
         </w:rPr>
-        <w:t>thread t(task);</w:t>
+        <w:t>creates:</w:t>
       </w:r>
     </w:p>
     <w:p>
@@ -6363,27 +5757,6 @@
           <w:sz w:val="18"/>
           <w:szCs w:val="18"/>
         </w:rPr>
-        <w:t>creates:</w:t>
-      </w:r>
-    </w:p>
-    <w:p>
-      <w:pPr>
-        <w:rPr>
-          <w:rFonts w:ascii="Nirmala UI" w:hAnsi="Nirmala UI" w:cs="Nirmala UI"/>
-          <w:b/>
-          <w:bCs/>
-          <w:sz w:val="18"/>
-          <w:szCs w:val="18"/>
-        </w:rPr>
-      </w:pPr>
-      <w:r>
-        <w:rPr>
-          <w:rFonts w:ascii="Nirmala UI" w:hAnsi="Nirmala UI" w:cs="Nirmala UI"/>
-          <w:b/>
-          <w:bCs/>
-          <w:sz w:val="18"/>
-          <w:szCs w:val="18"/>
-        </w:rPr>
         <w:t>new OS thread</w:t>
       </w:r>
     </w:p>
@@ -6447,29 +5820,7 @@
           <w:sz w:val="20"/>
           <w:szCs w:val="20"/>
         </w:rPr>
-        <w:t xml:space="preserve">PART 7 — </w:t>
-      </w:r>
-      <w:proofErr w:type="gramStart"/>
-      <w:r>
-        <w:rPr>
-          <w:rFonts w:ascii="Nirmala UI" w:hAnsi="Nirmala UI" w:cs="Nirmala UI"/>
-          <w:b/>
-          <w:bCs/>
-          <w:sz w:val="20"/>
-          <w:szCs w:val="20"/>
-        </w:rPr>
-        <w:t>detach(</w:t>
-      </w:r>
-      <w:proofErr w:type="gramEnd"/>
-      <w:r>
-        <w:rPr>
-          <w:rFonts w:ascii="Nirmala UI" w:hAnsi="Nirmala UI" w:cs="Nirmala UI"/>
-          <w:b/>
-          <w:bCs/>
-          <w:sz w:val="20"/>
-          <w:szCs w:val="20"/>
-        </w:rPr>
-        <w:t>)</w:t>
+        <w:t>PART 7 — detach()</w:t>
       </w:r>
     </w:p>
     <w:p>
@@ -6526,29 +5877,15 @@
           <w:szCs w:val="20"/>
         </w:rPr>
       </w:pPr>
-      <w:proofErr w:type="spellStart"/>
-      <w:proofErr w:type="gramStart"/>
-      <w:r>
-        <w:rPr>
-          <w:rFonts w:ascii="Nirmala UI" w:hAnsi="Nirmala UI" w:cs="Nirmala UI"/>
-          <w:b/>
-          <w:bCs/>
-          <w:sz w:val="20"/>
-          <w:szCs w:val="20"/>
-        </w:rPr>
-        <w:t>t.detach</w:t>
-      </w:r>
-      <w:proofErr w:type="spellEnd"/>
-      <w:proofErr w:type="gramEnd"/>
-      <w:r>
-        <w:rPr>
-          <w:rFonts w:ascii="Nirmala UI" w:hAnsi="Nirmala UI" w:cs="Nirmala UI"/>
-          <w:b/>
-          <w:bCs/>
-          <w:sz w:val="20"/>
-          <w:szCs w:val="20"/>
-        </w:rPr>
-        <w:t>();</w:t>
+      <w:r>
+        <w:rPr>
+          <w:rFonts w:ascii="Nirmala UI" w:hAnsi="Nirmala UI" w:cs="Nirmala UI"/>
+          <w:b/>
+          <w:bCs/>
+          <w:sz w:val="20"/>
+          <w:szCs w:val="20"/>
+        </w:rPr>
+        <w:t>t.detach();</w:t>
       </w:r>
     </w:p>
     <w:p>
@@ -7218,7 +6555,6 @@
         </w:rPr>
         <w:t xml:space="preserve">Better - </w:t>
       </w:r>
-      <w:proofErr w:type="gramStart"/>
       <w:r>
         <w:rPr>
           <w:rFonts w:ascii="Nirmala UI" w:hAnsi="Nirmala UI" w:cs="Nirmala UI"/>
@@ -7227,52 +6563,7 @@
           <w:sz w:val="16"/>
           <w:szCs w:val="16"/>
         </w:rPr>
-        <w:t>std::</w:t>
-      </w:r>
-      <w:proofErr w:type="spellStart"/>
-      <w:proofErr w:type="gramEnd"/>
-      <w:r>
-        <w:rPr>
-          <w:rFonts w:ascii="Nirmala UI" w:hAnsi="Nirmala UI" w:cs="Nirmala UI"/>
-          <w:b/>
-          <w:bCs/>
-          <w:sz w:val="16"/>
-          <w:szCs w:val="16"/>
-        </w:rPr>
-        <w:t>scoped_lock</w:t>
-      </w:r>
-      <w:proofErr w:type="spellEnd"/>
-      <w:r>
-        <w:rPr>
-          <w:rFonts w:ascii="Nirmala UI" w:hAnsi="Nirmala UI" w:cs="Nirmala UI"/>
-          <w:b/>
-          <w:bCs/>
-          <w:sz w:val="16"/>
-          <w:szCs w:val="16"/>
-        </w:rPr>
-        <w:t xml:space="preserve"> lock(m</w:t>
-      </w:r>
-      <w:proofErr w:type="gramStart"/>
-      <w:r>
-        <w:rPr>
-          <w:rFonts w:ascii="Nirmala UI" w:hAnsi="Nirmala UI" w:cs="Nirmala UI"/>
-          <w:b/>
-          <w:bCs/>
-          <w:sz w:val="16"/>
-          <w:szCs w:val="16"/>
-        </w:rPr>
-        <w:t>1,m</w:t>
-      </w:r>
-      <w:proofErr w:type="gramEnd"/>
-      <w:r>
-        <w:rPr>
-          <w:rFonts w:ascii="Nirmala UI" w:hAnsi="Nirmala UI" w:cs="Nirmala UI"/>
-          <w:b/>
-          <w:bCs/>
-          <w:sz w:val="16"/>
-          <w:szCs w:val="16"/>
-        </w:rPr>
-        <w:t>2);</w:t>
+        <w:t>std::scoped_lock lock(m1,m2);</w:t>
       </w:r>
     </w:p>
     <w:p>
@@ -7363,7 +6654,6 @@
           <w:szCs w:val="16"/>
         </w:rPr>
       </w:pPr>
-      <w:proofErr w:type="gramStart"/>
       <w:r>
         <w:rPr>
           <w:rFonts w:ascii="Nirmala UI" w:hAnsi="Nirmala UI" w:cs="Nirmala UI"/>
@@ -7373,11 +6663,11 @@
           <w:szCs w:val="16"/>
         </w:rPr>
         <w:lastRenderedPageBreak/>
-        <w:t>std::</w:t>
-      </w:r>
-      <w:proofErr w:type="spellStart"/>
-      <w:proofErr w:type="gramEnd"/>
-      <w:r>
+        <w:t>std::condition_variable cv;</w:t>
+      </w:r>
+    </w:p>
+    <w:p>
+      <w:pPr>
         <w:rPr>
           <w:rFonts w:ascii="Nirmala UI" w:hAnsi="Nirmala UI" w:cs="Nirmala UI"/>
           <w:b/>
@@ -7385,9 +6675,7 @@
           <w:sz w:val="16"/>
           <w:szCs w:val="16"/>
         </w:rPr>
-        <w:t>condition_variable</w:t>
-      </w:r>
-      <w:proofErr w:type="spellEnd"/>
+      </w:pPr>
       <w:r>
         <w:rPr>
           <w:rFonts w:ascii="Nirmala UI" w:hAnsi="Nirmala UI" w:cs="Nirmala UI"/>
@@ -7396,11 +6684,9 @@
           <w:sz w:val="16"/>
           <w:szCs w:val="16"/>
         </w:rPr>
-        <w:t xml:space="preserve"> cv;</w:t>
-      </w:r>
-    </w:p>
-    <w:p>
-      <w:pPr>
+        <w:t>এটা condition variable।</w:t>
+      </w:r>
+      <w:r>
         <w:rPr>
           <w:rFonts w:ascii="Nirmala UI" w:hAnsi="Nirmala UI" w:cs="Nirmala UI"/>
           <w:b/>
@@ -7408,170 +6694,8 @@
           <w:sz w:val="16"/>
           <w:szCs w:val="16"/>
         </w:rPr>
-      </w:pPr>
-      <w:proofErr w:type="spellStart"/>
-      <w:r>
-        <w:rPr>
-          <w:rFonts w:ascii="Nirmala UI" w:hAnsi="Nirmala UI" w:cs="Nirmala UI"/>
-          <w:b/>
-          <w:bCs/>
-          <w:sz w:val="16"/>
-          <w:szCs w:val="16"/>
-        </w:rPr>
-        <w:t>এটা</w:t>
-      </w:r>
-      <w:proofErr w:type="spellEnd"/>
-      <w:r>
-        <w:rPr>
-          <w:rFonts w:ascii="Nirmala UI" w:hAnsi="Nirmala UI" w:cs="Nirmala UI"/>
-          <w:b/>
-          <w:bCs/>
-          <w:sz w:val="16"/>
-          <w:szCs w:val="16"/>
-        </w:rPr>
-        <w:t xml:space="preserve"> condition variable।</w:t>
-      </w:r>
-      <w:r>
-        <w:rPr>
-          <w:rFonts w:ascii="Nirmala UI" w:hAnsi="Nirmala UI" w:cs="Nirmala UI"/>
-          <w:b/>
-          <w:bCs/>
-          <w:sz w:val="16"/>
-          <w:szCs w:val="16"/>
-        </w:rPr>
         <w:br/>
-      </w:r>
-      <w:proofErr w:type="spellStart"/>
-      <w:r>
-        <w:rPr>
-          <w:rFonts w:ascii="Nirmala UI" w:hAnsi="Nirmala UI" w:cs="Nirmala UI"/>
-          <w:b/>
-          <w:bCs/>
-          <w:sz w:val="16"/>
-          <w:szCs w:val="16"/>
-        </w:rPr>
-        <w:t>এক</w:t>
-      </w:r>
-      <w:proofErr w:type="spellEnd"/>
-      <w:r>
-        <w:rPr>
-          <w:rFonts w:ascii="Nirmala UI" w:hAnsi="Nirmala UI" w:cs="Nirmala UI"/>
-          <w:b/>
-          <w:bCs/>
-          <w:sz w:val="16"/>
-          <w:szCs w:val="16"/>
-        </w:rPr>
-        <w:t xml:space="preserve"> thread </w:t>
-      </w:r>
-      <w:proofErr w:type="spellStart"/>
-      <w:r>
-        <w:rPr>
-          <w:rFonts w:ascii="Nirmala UI" w:hAnsi="Nirmala UI" w:cs="Nirmala UI"/>
-          <w:b/>
-          <w:bCs/>
-          <w:sz w:val="16"/>
-          <w:szCs w:val="16"/>
-        </w:rPr>
-        <w:t>অন্য</w:t>
-      </w:r>
-      <w:proofErr w:type="spellEnd"/>
-      <w:r>
-        <w:rPr>
-          <w:rFonts w:ascii="Nirmala UI" w:hAnsi="Nirmala UI" w:cs="Nirmala UI"/>
-          <w:b/>
-          <w:bCs/>
-          <w:sz w:val="16"/>
-          <w:szCs w:val="16"/>
-        </w:rPr>
-        <w:t xml:space="preserve"> thread-</w:t>
-      </w:r>
-      <w:proofErr w:type="spellStart"/>
-      <w:r>
-        <w:rPr>
-          <w:rFonts w:ascii="Nirmala UI" w:hAnsi="Nirmala UI" w:cs="Nirmala UI"/>
-          <w:b/>
-          <w:bCs/>
-          <w:sz w:val="16"/>
-          <w:szCs w:val="16"/>
-        </w:rPr>
-        <w:t>কে</w:t>
-      </w:r>
-      <w:proofErr w:type="spellEnd"/>
-      <w:r>
-        <w:rPr>
-          <w:rFonts w:ascii="Nirmala UI" w:hAnsi="Nirmala UI" w:cs="Nirmala UI"/>
-          <w:b/>
-          <w:bCs/>
-          <w:sz w:val="16"/>
-          <w:szCs w:val="16"/>
-        </w:rPr>
-        <w:t xml:space="preserve"> signal </w:t>
-      </w:r>
-      <w:proofErr w:type="spellStart"/>
-      <w:r>
-        <w:rPr>
-          <w:rFonts w:ascii="Nirmala UI" w:hAnsi="Nirmala UI" w:cs="Nirmala UI"/>
-          <w:b/>
-          <w:bCs/>
-          <w:sz w:val="16"/>
-          <w:szCs w:val="16"/>
-        </w:rPr>
-        <w:t>দিতে</w:t>
-      </w:r>
-      <w:proofErr w:type="spellEnd"/>
-      <w:r>
-        <w:rPr>
-          <w:rFonts w:ascii="Nirmala UI" w:hAnsi="Nirmala UI" w:cs="Nirmala UI"/>
-          <w:b/>
-          <w:bCs/>
-          <w:sz w:val="16"/>
-          <w:szCs w:val="16"/>
-        </w:rPr>
-        <w:t xml:space="preserve"> </w:t>
-      </w:r>
-      <w:proofErr w:type="spellStart"/>
-      <w:r>
-        <w:rPr>
-          <w:rFonts w:ascii="Nirmala UI" w:hAnsi="Nirmala UI" w:cs="Nirmala UI"/>
-          <w:b/>
-          <w:bCs/>
-          <w:sz w:val="16"/>
-          <w:szCs w:val="16"/>
-        </w:rPr>
-        <w:t>ব্যবহার</w:t>
-      </w:r>
-      <w:proofErr w:type="spellEnd"/>
-      <w:r>
-        <w:rPr>
-          <w:rFonts w:ascii="Nirmala UI" w:hAnsi="Nirmala UI" w:cs="Nirmala UI"/>
-          <w:b/>
-          <w:bCs/>
-          <w:sz w:val="16"/>
-          <w:szCs w:val="16"/>
-        </w:rPr>
-        <w:t xml:space="preserve"> </w:t>
-      </w:r>
-      <w:proofErr w:type="spellStart"/>
-      <w:r>
-        <w:rPr>
-          <w:rFonts w:ascii="Nirmala UI" w:hAnsi="Nirmala UI" w:cs="Nirmala UI"/>
-          <w:b/>
-          <w:bCs/>
-          <w:sz w:val="16"/>
-          <w:szCs w:val="16"/>
-        </w:rPr>
-        <w:t>করে</w:t>
-      </w:r>
-      <w:proofErr w:type="spellEnd"/>
-      <w:r>
-        <w:rPr>
-          <w:rFonts w:ascii="Nirmala UI" w:hAnsi="Nirmala UI" w:cs="Nirmala UI"/>
-          <w:b/>
-          <w:bCs/>
-          <w:sz w:val="16"/>
-          <w:szCs w:val="16"/>
-        </w:rPr>
-        <w:t>।</w:t>
+        <w:t>এক thread অন্য thread-কে signal দিতে ব্যবহার করে।</w:t>
       </w:r>
     </w:p>
     <w:p>
@@ -8151,59 +7275,25 @@
         </w:rPr>
         <w:t xml:space="preserve">Instead of </w:t>
       </w:r>
-      <w:proofErr w:type="gramStart"/>
-      <w:r>
-        <w:rPr>
-          <w:rFonts w:ascii="Nirmala UI" w:hAnsi="Nirmala UI" w:cs="Nirmala UI"/>
-          <w:b/>
-          <w:bCs/>
-          <w:sz w:val="20"/>
-          <w:szCs w:val="20"/>
-        </w:rPr>
-        <w:t>create</w:t>
-      </w:r>
-      <w:proofErr w:type="gramEnd"/>
-      <w:r>
-        <w:rPr>
-          <w:rFonts w:ascii="Nirmala UI" w:hAnsi="Nirmala UI" w:cs="Nirmala UI"/>
-          <w:b/>
-          <w:bCs/>
-          <w:sz w:val="20"/>
-          <w:szCs w:val="20"/>
-        </w:rPr>
-        <w:t xml:space="preserve"> new thread every </w:t>
-      </w:r>
-      <w:proofErr w:type="gramStart"/>
-      <w:r>
-        <w:rPr>
-          <w:rFonts w:ascii="Nirmala UI" w:hAnsi="Nirmala UI" w:cs="Nirmala UI"/>
-          <w:b/>
-          <w:bCs/>
-          <w:sz w:val="20"/>
-          <w:szCs w:val="20"/>
-        </w:rPr>
-        <w:t>time</w:t>
-      </w:r>
-      <w:r>
-        <w:rPr>
-          <w:rFonts w:ascii="Nirmala UI" w:hAnsi="Nirmala UI" w:cs="Nirmala UI"/>
-          <w:b/>
-          <w:bCs/>
-          <w:sz w:val="20"/>
-          <w:szCs w:val="20"/>
-        </w:rPr>
-        <w:t xml:space="preserve"> ,</w:t>
-      </w:r>
-      <w:proofErr w:type="gramEnd"/>
-      <w:r>
-        <w:rPr>
-          <w:rFonts w:ascii="Nirmala UI" w:hAnsi="Nirmala UI" w:cs="Nirmala UI"/>
-          <w:b/>
-          <w:bCs/>
-          <w:sz w:val="20"/>
-          <w:szCs w:val="20"/>
-        </w:rPr>
-        <w:t xml:space="preserve"> </w:t>
+      <w:r>
+        <w:rPr>
+          <w:rFonts w:ascii="Nirmala UI" w:hAnsi="Nirmala UI" w:cs="Nirmala UI"/>
+          <w:b/>
+          <w:bCs/>
+          <w:sz w:val="20"/>
+          <w:szCs w:val="20"/>
+        </w:rPr>
+        <w:t>create new thread every time</w:t>
+      </w:r>
+      <w:r>
+        <w:rPr>
+          <w:rFonts w:ascii="Nirmala UI" w:hAnsi="Nirmala UI" w:cs="Nirmala UI"/>
+          <w:b/>
+          <w:bCs/>
+          <w:sz w:val="20"/>
+          <w:szCs w:val="20"/>
+        </w:rPr>
+        <w:t xml:space="preserve"> , </w:t>
       </w:r>
       <w:r>
         <w:rPr>
@@ -8737,23 +7827,7 @@
           <w:b/>
           <w:bCs/>
         </w:rPr>
-        <w:t xml:space="preserve">     </w:t>
-      </w:r>
-      <w:proofErr w:type="gramStart"/>
-      <w:r>
-        <w:rPr>
-          <w:b/>
-          <w:bCs/>
-        </w:rPr>
-        <w:t>fork(</w:t>
-      </w:r>
-      <w:proofErr w:type="gramEnd"/>
-      <w:r>
-        <w:rPr>
-          <w:b/>
-          <w:bCs/>
-        </w:rPr>
-        <w:t>)</w:t>
+        <w:t xml:space="preserve">     fork()</w:t>
       </w:r>
     </w:p>
     <w:p>
@@ -9523,21 +8597,12 @@
           <w:bCs/>
         </w:rPr>
       </w:pPr>
-      <w:proofErr w:type="gramStart"/>
-      <w:r>
-        <w:rPr>
-          <w:b/>
-          <w:bCs/>
-        </w:rPr>
-        <w:t>Bind(</w:t>
-      </w:r>
-      <w:proofErr w:type="gramEnd"/>
-      <w:r>
-        <w:rPr>
-          <w:b/>
-          <w:bCs/>
-        </w:rPr>
-        <w:t>) –</w:t>
+      <w:r>
+        <w:rPr>
+          <w:b/>
+          <w:bCs/>
+        </w:rPr>
+        <w:t>Bind() –</w:t>
       </w:r>
     </w:p>
     <w:p>
@@ -9642,30 +8707,12 @@
           <w:bCs/>
         </w:rPr>
       </w:pPr>
-      <w:proofErr w:type="spellStart"/>
-      <w:proofErr w:type="gramStart"/>
-      <w:r>
-        <w:rPr>
-          <w:b/>
-          <w:bCs/>
-        </w:rPr>
-        <w:t>htons</w:t>
-      </w:r>
-      <w:proofErr w:type="spellEnd"/>
-      <w:r>
-        <w:rPr>
-          <w:b/>
-          <w:bCs/>
-        </w:rPr>
-        <w:t>(</w:t>
-      </w:r>
-      <w:proofErr w:type="gramEnd"/>
-      <w:r>
-        <w:rPr>
-          <w:b/>
-          <w:bCs/>
-        </w:rPr>
-        <w:t>)</w:t>
+      <w:r>
+        <w:rPr>
+          <w:b/>
+          <w:bCs/>
+        </w:rPr>
+        <w:t>htons()</w:t>
       </w:r>
       <w:r>
         <w:rPr>
@@ -9751,30 +8798,12 @@
           <w:bCs/>
         </w:rPr>
       </w:pPr>
-      <w:proofErr w:type="gramStart"/>
-      <w:r>
-        <w:rPr>
-          <w:b/>
-          <w:bCs/>
-        </w:rPr>
-        <w:t>listen(</w:t>
-      </w:r>
-      <w:proofErr w:type="spellStart"/>
-      <w:proofErr w:type="gramEnd"/>
-      <w:r>
-        <w:rPr>
-          <w:b/>
-          <w:bCs/>
-        </w:rPr>
-        <w:t>server_fd</w:t>
-      </w:r>
-      <w:proofErr w:type="spellEnd"/>
-      <w:r>
-        <w:rPr>
-          <w:b/>
-          <w:bCs/>
-        </w:rPr>
-        <w:t>, 5);</w:t>
+      <w:r>
+        <w:rPr>
+          <w:b/>
+          <w:bCs/>
+        </w:rPr>
+        <w:t>listen(server_fd, 5);</w:t>
       </w:r>
     </w:p>
     <w:p>
@@ -9886,21 +8915,12 @@
           <w:bCs/>
         </w:rPr>
       </w:pPr>
-      <w:proofErr w:type="gramStart"/>
-      <w:r>
-        <w:rPr>
-          <w:b/>
-          <w:bCs/>
-        </w:rPr>
-        <w:t>accept(</w:t>
-      </w:r>
-      <w:proofErr w:type="gramEnd"/>
-      <w:r>
-        <w:rPr>
-          <w:b/>
-          <w:bCs/>
-        </w:rPr>
-        <w:t>):</w:t>
+      <w:r>
+        <w:rPr>
+          <w:b/>
+          <w:bCs/>
+        </w:rPr>
+        <w:t>accept():</w:t>
       </w:r>
       <w:r>
         <w:rPr>
@@ -10034,6 +9054,7 @@
         <w:rPr>
           <w:b/>
           <w:bCs/>
+          <w:noProof/>
         </w:rPr>
         <w:drawing>
           <wp:inline distT="0" distB="0" distL="0" distR="0" wp14:anchorId="4025CB66" wp14:editId="04F8E173">
@@ -10100,7 +9121,7 @@
           <w:bCs/>
         </w:rPr>
         <w:pict w14:anchorId="7EA757AE">
-          <v:rect id="_x0000_i1060" style="width:0;height:1.5pt" o:hralign="center" o:hrstd="t" o:hr="t" fillcolor="#a0a0a0" stroked="f"/>
+          <v:rect id="_x0000_i1036" style="width:0;height:1.5pt" o:hralign="center" o:hrstd="t" o:hr="t" fillcolor="#a0a0a0" stroked="f"/>
         </w:pict>
       </w:r>
     </w:p>
@@ -10162,7 +9183,7 @@
           <w:bCs/>
         </w:rPr>
         <w:pict w14:anchorId="74DBB634">
-          <v:rect id="_x0000_i1061" style="width:0;height:1.5pt" o:hralign="center" o:hrstd="t" o:hr="t" fillcolor="#a0a0a0" stroked="f"/>
+          <v:rect id="_x0000_i1037" style="width:0;height:1.5pt" o:hralign="center" o:hrstd="t" o:hr="t" fillcolor="#a0a0a0" stroked="f"/>
         </w:pict>
       </w:r>
     </w:p>
@@ -10217,7 +9238,7 @@
           <w:bCs/>
         </w:rPr>
         <w:pict w14:anchorId="2BE9DCCE">
-          <v:rect id="_x0000_i1062" style="width:0;height:1.5pt" o:hralign="center" o:hrstd="t" o:hr="t" fillcolor="#a0a0a0" stroked="f"/>
+          <v:rect id="_x0000_i1038" style="width:0;height:1.5pt" o:hralign="center" o:hrstd="t" o:hr="t" fillcolor="#a0a0a0" stroked="f"/>
         </w:pict>
       </w:r>
     </w:p>
@@ -10243,30 +9264,12 @@
           <w:bCs/>
         </w:rPr>
       </w:pPr>
-      <w:proofErr w:type="spellStart"/>
-      <w:proofErr w:type="gramStart"/>
-      <w:r>
-        <w:rPr>
-          <w:b/>
-          <w:bCs/>
-        </w:rPr>
-        <w:t>arr</w:t>
-      </w:r>
-      <w:proofErr w:type="spellEnd"/>
-      <w:r>
-        <w:rPr>
-          <w:b/>
-          <w:bCs/>
-        </w:rPr>
-        <w:t>[</w:t>
-      </w:r>
-      <w:proofErr w:type="gramEnd"/>
-      <w:r>
-        <w:rPr>
-          <w:b/>
-          <w:bCs/>
-        </w:rPr>
-        <w:t>1000] on size 10</w:t>
+      <w:r>
+        <w:rPr>
+          <w:b/>
+          <w:bCs/>
+        </w:rPr>
+        <w:t>arr[1000] on size 10</w:t>
       </w:r>
     </w:p>
     <w:p>
@@ -10282,7 +9285,7 @@
           <w:bCs/>
         </w:rPr>
         <w:pict w14:anchorId="45C8A4AD">
-          <v:rect id="_x0000_i1063" style="width:0;height:1.5pt" o:hralign="center" o:hrstd="t" o:hr="t" fillcolor="#a0a0a0" stroked="f"/>
+          <v:rect id="_x0000_i1039" style="width:0;height:1.5pt" o:hralign="center" o:hrstd="t" o:hr="t" fillcolor="#a0a0a0" stroked="f"/>
         </w:pict>
       </w:r>
     </w:p>
@@ -10354,61 +9357,36 @@
           <w:bCs/>
         </w:rPr>
       </w:pPr>
-      <w:proofErr w:type="spellStart"/>
       <w:r>
         <w:rPr>
           <w:b/>
           <w:bCs/>
         </w:rPr>
         <w:lastRenderedPageBreak/>
-        <w:t>CMake</w:t>
-      </w:r>
-      <w:proofErr w:type="spellEnd"/>
-      <w:r>
-        <w:rPr>
-          <w:b/>
-          <w:bCs/>
-        </w:rPr>
-        <w:t xml:space="preserve"> + Libraries + Professional Project Structure</w:t>
-      </w:r>
-    </w:p>
-    <w:p>
-      <w:pPr>
-        <w:rPr>
-          <w:b/>
-          <w:bCs/>
-        </w:rPr>
-      </w:pPr>
-    </w:p>
-    <w:p>
-      <w:pPr>
-        <w:rPr>
-          <w:b/>
-          <w:bCs/>
-        </w:rPr>
-      </w:pPr>
-      <w:r>
-        <w:rPr>
-          <w:b/>
-          <w:bCs/>
-        </w:rPr>
-        <w:t xml:space="preserve">50 </w:t>
-      </w:r>
-      <w:proofErr w:type="spellStart"/>
-      <w:r>
-        <w:rPr>
-          <w:b/>
-          <w:bCs/>
-        </w:rPr>
-        <w:t>cpp</w:t>
-      </w:r>
-      <w:proofErr w:type="spellEnd"/>
-      <w:r>
-        <w:rPr>
-          <w:b/>
-          <w:bCs/>
-        </w:rPr>
-        <w:t xml:space="preserve"> files</w:t>
+        <w:t>CMake + Libraries + Professional Project Structure</w:t>
+      </w:r>
+    </w:p>
+    <w:p>
+      <w:pPr>
+        <w:rPr>
+          <w:b/>
+          <w:bCs/>
+        </w:rPr>
+      </w:pPr>
+    </w:p>
+    <w:p>
+      <w:pPr>
+        <w:rPr>
+          <w:b/>
+          <w:bCs/>
+        </w:rPr>
+      </w:pPr>
+      <w:r>
+        <w:rPr>
+          <w:b/>
+          <w:bCs/>
+        </w:rPr>
+        <w:t>50 cpp files</w:t>
       </w:r>
     </w:p>
     <w:p>
@@ -10531,23 +9509,7 @@
           <w:b/>
           <w:bCs/>
         </w:rPr>
-        <w:t xml:space="preserve">What is </w:t>
-      </w:r>
-      <w:proofErr w:type="spellStart"/>
-      <w:r>
-        <w:rPr>
-          <w:b/>
-          <w:bCs/>
-        </w:rPr>
-        <w:t>CMake</w:t>
-      </w:r>
-      <w:proofErr w:type="spellEnd"/>
-      <w:r>
-        <w:rPr>
-          <w:b/>
-          <w:bCs/>
-        </w:rPr>
-        <w:t>?</w:t>
+        <w:t>What is CMake?</w:t>
       </w:r>
     </w:p>
     <w:p>
@@ -10572,21 +9534,12 @@
           <w:bCs/>
         </w:rPr>
       </w:pPr>
-      <w:proofErr w:type="spellStart"/>
-      <w:r>
-        <w:rPr>
-          <w:b/>
-          <w:bCs/>
-        </w:rPr>
-        <w:t>CMake</w:t>
-      </w:r>
-      <w:proofErr w:type="spellEnd"/>
-      <w:r>
-        <w:rPr>
-          <w:b/>
-          <w:bCs/>
-        </w:rPr>
-        <w:t xml:space="preserve"> itself:</w:t>
+      <w:r>
+        <w:rPr>
+          <w:b/>
+          <w:bCs/>
+        </w:rPr>
+        <w:t>CMake itself:</w:t>
       </w:r>
     </w:p>
     <w:p>
@@ -10630,21 +9583,12 @@
           <w:bCs/>
         </w:rPr>
       </w:pPr>
-      <w:proofErr w:type="spellStart"/>
-      <w:r>
-        <w:rPr>
-          <w:b/>
-          <w:bCs/>
-        </w:rPr>
-        <w:t>Makefiles</w:t>
-      </w:r>
-      <w:proofErr w:type="spellEnd"/>
-      <w:r>
-        <w:rPr>
-          <w:b/>
-          <w:bCs/>
-        </w:rPr>
-        <w:t xml:space="preserve"> </w:t>
+      <w:r>
+        <w:rPr>
+          <w:b/>
+          <w:bCs/>
+        </w:rPr>
+        <w:t xml:space="preserve">Makefiles </w:t>
       </w:r>
     </w:p>
     <w:p>
@@ -10700,34 +9644,26 @@
           <w:bCs/>
         </w:rPr>
       </w:pPr>
-      <w:proofErr w:type="spellStart"/>
-      <w:r>
-        <w:rPr>
-          <w:b/>
-          <w:bCs/>
-        </w:rPr>
-        <w:t>cmake</w:t>
-      </w:r>
-      <w:proofErr w:type="spellEnd"/>
-      <w:r>
-        <w:rPr>
-          <w:b/>
-          <w:bCs/>
-        </w:rPr>
-        <w:t xml:space="preserve"> -version</w:t>
-      </w:r>
-    </w:p>
-    <w:p>
-      <w:pPr>
-        <w:rPr>
-          <w:b/>
-          <w:bCs/>
-        </w:rPr>
-      </w:pPr>
-      <w:r>
-        <w:rPr>
-          <w:b/>
-          <w:bCs/>
+      <w:r>
+        <w:rPr>
+          <w:b/>
+          <w:bCs/>
+        </w:rPr>
+        <w:t>cmake -version</w:t>
+      </w:r>
+    </w:p>
+    <w:p>
+      <w:pPr>
+        <w:rPr>
+          <w:b/>
+          <w:bCs/>
+        </w:rPr>
+      </w:pPr>
+      <w:r>
+        <w:rPr>
+          <w:b/>
+          <w:bCs/>
+          <w:noProof/>
         </w:rPr>
         <w:drawing>
           <wp:inline distT="0" distB="0" distL="0" distR="0" wp14:anchorId="7D1B9059" wp14:editId="257DAC61">
@@ -10773,153 +9709,288 @@
           <w:bCs/>
         </w:rPr>
       </w:pPr>
-      <w:proofErr w:type="spellStart"/>
       <w:r>
         <w:rPr>
           <w:b/>
           <w:bCs/>
         </w:rPr>
         <w:lastRenderedPageBreak/>
-        <w:t>cmake_minimum_</w:t>
-      </w:r>
-      <w:proofErr w:type="gramStart"/>
-      <w:r>
-        <w:rPr>
-          <w:b/>
-          <w:bCs/>
-        </w:rPr>
-        <w:t>required</w:t>
-      </w:r>
-      <w:proofErr w:type="spellEnd"/>
-      <w:r>
-        <w:rPr>
-          <w:b/>
-          <w:bCs/>
-        </w:rPr>
-        <w:t>(</w:t>
-      </w:r>
-      <w:proofErr w:type="gramEnd"/>
-      <w:r>
-        <w:rPr>
-          <w:b/>
-          <w:bCs/>
-        </w:rPr>
-        <w:t>VERSION 3.10)</w:t>
-      </w:r>
-    </w:p>
-    <w:p>
-      <w:pPr>
-        <w:rPr>
-          <w:b/>
-          <w:bCs/>
-        </w:rPr>
-      </w:pPr>
-    </w:p>
-    <w:p>
-      <w:pPr>
-        <w:rPr>
-          <w:b/>
-          <w:bCs/>
-        </w:rPr>
-      </w:pPr>
-      <w:proofErr w:type="gramStart"/>
-      <w:r>
-        <w:rPr>
-          <w:b/>
-          <w:bCs/>
-        </w:rPr>
-        <w:t>project(</w:t>
-      </w:r>
-      <w:proofErr w:type="spellStart"/>
-      <w:proofErr w:type="gramEnd"/>
-      <w:r>
-        <w:rPr>
-          <w:b/>
-          <w:bCs/>
-        </w:rPr>
-        <w:t>CalculatorProject</w:t>
-      </w:r>
-      <w:proofErr w:type="spellEnd"/>
-      <w:r>
-        <w:rPr>
-          <w:b/>
-          <w:bCs/>
-        </w:rPr>
-        <w:t>)</w:t>
-      </w:r>
-    </w:p>
-    <w:p>
-      <w:pPr>
-        <w:rPr>
-          <w:b/>
-          <w:bCs/>
-        </w:rPr>
-      </w:pPr>
-    </w:p>
-    <w:p>
-      <w:pPr>
-        <w:rPr>
-          <w:b/>
-          <w:bCs/>
-        </w:rPr>
-      </w:pPr>
-      <w:proofErr w:type="spellStart"/>
-      <w:r>
-        <w:rPr>
-          <w:b/>
-          <w:bCs/>
-        </w:rPr>
-        <w:t>include_directories</w:t>
-      </w:r>
-      <w:proofErr w:type="spellEnd"/>
-      <w:r>
-        <w:rPr>
-          <w:b/>
-          <w:bCs/>
-        </w:rPr>
-        <w:t>(include)</w:t>
-      </w:r>
-    </w:p>
-    <w:p>
-      <w:pPr>
-        <w:rPr>
-          <w:b/>
-          <w:bCs/>
-        </w:rPr>
-      </w:pPr>
-    </w:p>
-    <w:p>
-      <w:pPr>
-        <w:rPr>
-          <w:b/>
-          <w:bCs/>
-        </w:rPr>
-      </w:pPr>
-      <w:proofErr w:type="spellStart"/>
-      <w:r>
-        <w:rPr>
-          <w:b/>
-          <w:bCs/>
-        </w:rPr>
-        <w:t>add_</w:t>
-      </w:r>
-      <w:proofErr w:type="gramStart"/>
-      <w:r>
-        <w:rPr>
-          <w:b/>
-          <w:bCs/>
-        </w:rPr>
-        <w:t>executable</w:t>
-      </w:r>
-      <w:proofErr w:type="spellEnd"/>
-      <w:r>
-        <w:rPr>
-          <w:b/>
-          <w:bCs/>
-        </w:rPr>
-        <w:t>(</w:t>
-      </w:r>
-      <w:proofErr w:type="gramEnd"/>
+        <w:t>cmake_minimum_required(VERSION 3.10)</w:t>
+      </w:r>
+    </w:p>
+    <w:p>
+      <w:pPr>
+        <w:rPr>
+          <w:b/>
+          <w:bCs/>
+        </w:rPr>
+      </w:pPr>
+    </w:p>
+    <w:p>
+      <w:pPr>
+        <w:rPr>
+          <w:b/>
+          <w:bCs/>
+        </w:rPr>
+      </w:pPr>
+      <w:r>
+        <w:rPr>
+          <w:b/>
+          <w:bCs/>
+        </w:rPr>
+        <w:t>project(CalculatorProject)</w:t>
+      </w:r>
+    </w:p>
+    <w:p>
+      <w:pPr>
+        <w:rPr>
+          <w:b/>
+          <w:bCs/>
+        </w:rPr>
+      </w:pPr>
+    </w:p>
+    <w:p>
+      <w:pPr>
+        <w:rPr>
+          <w:b/>
+          <w:bCs/>
+        </w:rPr>
+      </w:pPr>
+      <w:r>
+        <w:rPr>
+          <w:b/>
+          <w:bCs/>
+        </w:rPr>
+        <w:t>include_directories(include)</w:t>
+      </w:r>
+    </w:p>
+    <w:p>
+      <w:pPr>
+        <w:rPr>
+          <w:b/>
+          <w:bCs/>
+        </w:rPr>
+      </w:pPr>
+    </w:p>
+    <w:p>
+      <w:pPr>
+        <w:rPr>
+          <w:b/>
+          <w:bCs/>
+        </w:rPr>
+      </w:pPr>
+      <w:r>
+        <w:rPr>
+          <w:b/>
+          <w:bCs/>
+        </w:rPr>
+        <w:t>add_executable(app</w:t>
+      </w:r>
+    </w:p>
+    <w:p>
+      <w:pPr>
+        <w:rPr>
+          <w:b/>
+          <w:bCs/>
+        </w:rPr>
+      </w:pPr>
+      <w:r>
+        <w:rPr>
+          <w:b/>
+          <w:bCs/>
+        </w:rPr>
+        <w:t xml:space="preserve">               src/main.cpp</w:t>
+      </w:r>
+    </w:p>
+    <w:p>
+      <w:pPr>
+        <w:rPr>
+          <w:b/>
+          <w:bCs/>
+        </w:rPr>
+      </w:pPr>
+      <w:r>
+        <w:rPr>
+          <w:b/>
+          <w:bCs/>
+        </w:rPr>
+        <w:t xml:space="preserve">               src/math.cpp)</w:t>
+      </w:r>
+    </w:p>
+    <w:p>
+      <w:pPr>
+        <w:rPr>
+          <w:b/>
+          <w:bCs/>
+        </w:rPr>
+      </w:pPr>
+      <w:r>
+        <w:rPr>
+          <w:b/>
+          <w:bCs/>
+        </w:rPr>
+        <w:t>Meaning -</w:t>
+      </w:r>
+    </w:p>
+    <w:p>
+      <w:pPr>
+        <w:rPr>
+          <w:rFonts w:ascii="Nirmala UI" w:hAnsi="Nirmala UI" w:cs="Nirmala UI"/>
+          <w:b/>
+          <w:bCs/>
+        </w:rPr>
+      </w:pPr>
+      <w:r>
+        <w:rPr>
+          <w:b/>
+          <w:bCs/>
+        </w:rPr>
+        <w:t>cmake_minimum_required(VERSION 3.10)</w:t>
+      </w:r>
+      <w:r>
+        <w:rPr>
+          <w:b/>
+          <w:bCs/>
+        </w:rPr>
+        <w:t xml:space="preserve"> -&gt; </w:t>
+      </w:r>
+      <w:r>
+        <w:rPr>
+          <w:b/>
+          <w:bCs/>
+        </w:rPr>
+        <w:t>Minimum CMake version</w:t>
+      </w:r>
+    </w:p>
+    <w:p>
+      <w:pPr>
+        <w:rPr>
+          <w:b/>
+          <w:bCs/>
+        </w:rPr>
+      </w:pPr>
+      <w:r>
+        <w:rPr>
+          <w:b/>
+          <w:bCs/>
+        </w:rPr>
+        <w:t>project(CalculatorProject)</w:t>
+      </w:r>
+      <w:r>
+        <w:rPr>
+          <w:b/>
+          <w:bCs/>
+        </w:rPr>
+        <w:t xml:space="preserve"> -&gt; </w:t>
+      </w:r>
+      <w:r>
+        <w:rPr>
+          <w:b/>
+          <w:bCs/>
+        </w:rPr>
+        <w:t>Project name</w:t>
+      </w:r>
+    </w:p>
+    <w:p>
+      <w:pPr>
+        <w:rPr>
+          <w:b/>
+          <w:bCs/>
+        </w:rPr>
+      </w:pPr>
+      <w:r>
+        <w:rPr>
+          <w:b/>
+          <w:bCs/>
+        </w:rPr>
+        <w:t>include_directories(include)</w:t>
+      </w:r>
+      <w:r>
+        <w:rPr>
+          <w:b/>
+          <w:bCs/>
+        </w:rPr>
+        <w:t xml:space="preserve"> -&gt;</w:t>
+      </w:r>
+    </w:p>
+    <w:p>
+      <w:pPr>
+        <w:rPr>
+          <w:b/>
+          <w:bCs/>
+        </w:rPr>
+      </w:pPr>
+      <w:r>
+        <w:rPr>
+          <w:b/>
+          <w:bCs/>
+        </w:rPr>
+        <w:t>Tells compiler</w:t>
+      </w:r>
+      <w:r>
+        <w:rPr>
+          <w:b/>
+          <w:bCs/>
+        </w:rPr>
+        <w:t xml:space="preserve">: </w:t>
+      </w:r>
+      <w:r>
+        <w:rPr>
+          <w:b/>
+          <w:bCs/>
+        </w:rPr>
+        <w:t>header files inside:</w:t>
+      </w:r>
+      <w:r>
+        <w:rPr>
+          <w:b/>
+          <w:bCs/>
+        </w:rPr>
+        <w:t xml:space="preserve"> i</w:t>
+      </w:r>
+      <w:r>
+        <w:rPr>
+          <w:b/>
+          <w:bCs/>
+        </w:rPr>
+        <w:t>nclude/</w:t>
+      </w:r>
+    </w:p>
+    <w:p>
+      <w:pPr>
+        <w:rPr>
+          <w:b/>
+          <w:bCs/>
+        </w:rPr>
+      </w:pPr>
+      <w:r>
+        <w:rPr>
+          <w:b/>
+          <w:bCs/>
+        </w:rPr>
+        <w:t>add_executable(app ...)</w:t>
+      </w:r>
+      <w:r>
+        <w:rPr>
+          <w:b/>
+          <w:bCs/>
+        </w:rPr>
+        <w:t xml:space="preserve"> -&gt;</w:t>
+      </w:r>
+      <w:r>
+        <w:rPr>
+          <w:b/>
+          <w:bCs/>
+        </w:rPr>
+        <w:t>Creates executable:</w:t>
+      </w:r>
+      <w:r>
+        <w:rPr>
+          <w:b/>
+          <w:bCs/>
+        </w:rPr>
+        <w:t xml:space="preserve"> </w:t>
+      </w:r>
       <w:r>
         <w:rPr>
           <w:b/>
@@ -10939,343 +10010,7 @@
         <w:rPr>
           <w:b/>
           <w:bCs/>
-        </w:rPr>
-        <w:t xml:space="preserve">               </w:t>
-      </w:r>
-      <w:proofErr w:type="spellStart"/>
-      <w:r>
-        <w:rPr>
-          <w:b/>
-          <w:bCs/>
-        </w:rPr>
-        <w:t>src</w:t>
-      </w:r>
-      <w:proofErr w:type="spellEnd"/>
-      <w:r>
-        <w:rPr>
-          <w:b/>
-          <w:bCs/>
-        </w:rPr>
-        <w:t>/main.cpp</w:t>
-      </w:r>
-    </w:p>
-    <w:p>
-      <w:pPr>
-        <w:rPr>
-          <w:b/>
-          <w:bCs/>
-        </w:rPr>
-      </w:pPr>
-      <w:r>
-        <w:rPr>
-          <w:b/>
-          <w:bCs/>
-        </w:rPr>
-        <w:t xml:space="preserve">               </w:t>
-      </w:r>
-      <w:proofErr w:type="spellStart"/>
-      <w:r>
-        <w:rPr>
-          <w:b/>
-          <w:bCs/>
-        </w:rPr>
-        <w:t>src</w:t>
-      </w:r>
-      <w:proofErr w:type="spellEnd"/>
-      <w:r>
-        <w:rPr>
-          <w:b/>
-          <w:bCs/>
-        </w:rPr>
-        <w:t>/math.cpp)</w:t>
-      </w:r>
-    </w:p>
-    <w:p>
-      <w:pPr>
-        <w:rPr>
-          <w:b/>
-          <w:bCs/>
-        </w:rPr>
-      </w:pPr>
-      <w:r>
-        <w:rPr>
-          <w:b/>
-          <w:bCs/>
-        </w:rPr>
-        <w:t>Meaning -</w:t>
-      </w:r>
-    </w:p>
-    <w:p>
-      <w:pPr>
-        <w:rPr>
-          <w:rFonts w:ascii="Nirmala UI" w:hAnsi="Nirmala UI" w:cs="Nirmala UI"/>
-          <w:b/>
-          <w:bCs/>
-        </w:rPr>
-      </w:pPr>
-      <w:proofErr w:type="spellStart"/>
-      <w:r>
-        <w:rPr>
-          <w:b/>
-          <w:bCs/>
-        </w:rPr>
-        <w:t>cmake_minimum_</w:t>
-      </w:r>
-      <w:proofErr w:type="gramStart"/>
-      <w:r>
-        <w:rPr>
-          <w:b/>
-          <w:bCs/>
-        </w:rPr>
-        <w:t>required</w:t>
-      </w:r>
-      <w:proofErr w:type="spellEnd"/>
-      <w:r>
-        <w:rPr>
-          <w:b/>
-          <w:bCs/>
-        </w:rPr>
-        <w:t>(</w:t>
-      </w:r>
-      <w:proofErr w:type="gramEnd"/>
-      <w:r>
-        <w:rPr>
-          <w:b/>
-          <w:bCs/>
-        </w:rPr>
-        <w:t>VERSION 3.10)</w:t>
-      </w:r>
-      <w:r>
-        <w:rPr>
-          <w:b/>
-          <w:bCs/>
-        </w:rPr>
-        <w:t xml:space="preserve"> -&gt; </w:t>
-      </w:r>
-      <w:r>
-        <w:rPr>
-          <w:b/>
-          <w:bCs/>
-        </w:rPr>
-        <w:t xml:space="preserve">Minimum </w:t>
-      </w:r>
-      <w:proofErr w:type="spellStart"/>
-      <w:r>
-        <w:rPr>
-          <w:b/>
-          <w:bCs/>
-        </w:rPr>
-        <w:t>CMake</w:t>
-      </w:r>
-      <w:proofErr w:type="spellEnd"/>
-      <w:r>
-        <w:rPr>
-          <w:b/>
-          <w:bCs/>
-        </w:rPr>
-        <w:t xml:space="preserve"> version</w:t>
-      </w:r>
-    </w:p>
-    <w:p>
-      <w:pPr>
-        <w:rPr>
-          <w:b/>
-          <w:bCs/>
-        </w:rPr>
-      </w:pPr>
-      <w:proofErr w:type="gramStart"/>
-      <w:r>
-        <w:rPr>
-          <w:b/>
-          <w:bCs/>
-        </w:rPr>
-        <w:t>project(</w:t>
-      </w:r>
-      <w:proofErr w:type="spellStart"/>
-      <w:proofErr w:type="gramEnd"/>
-      <w:r>
-        <w:rPr>
-          <w:b/>
-          <w:bCs/>
-        </w:rPr>
-        <w:t>CalculatorProject</w:t>
-      </w:r>
-      <w:proofErr w:type="spellEnd"/>
-      <w:r>
-        <w:rPr>
-          <w:b/>
-          <w:bCs/>
-        </w:rPr>
-        <w:t>)</w:t>
-      </w:r>
-      <w:r>
-        <w:rPr>
-          <w:b/>
-          <w:bCs/>
-        </w:rPr>
-        <w:t xml:space="preserve"> -&gt; </w:t>
-      </w:r>
-      <w:r>
-        <w:rPr>
-          <w:b/>
-          <w:bCs/>
-        </w:rPr>
-        <w:t>Project name</w:t>
-      </w:r>
-    </w:p>
-    <w:p>
-      <w:pPr>
-        <w:rPr>
-          <w:b/>
-          <w:bCs/>
-        </w:rPr>
-      </w:pPr>
-      <w:proofErr w:type="spellStart"/>
-      <w:r>
-        <w:rPr>
-          <w:b/>
-          <w:bCs/>
-        </w:rPr>
-        <w:t>include_directories</w:t>
-      </w:r>
-      <w:proofErr w:type="spellEnd"/>
-      <w:r>
-        <w:rPr>
-          <w:b/>
-          <w:bCs/>
-        </w:rPr>
-        <w:t>(include)</w:t>
-      </w:r>
-      <w:r>
-        <w:rPr>
-          <w:b/>
-          <w:bCs/>
-        </w:rPr>
-        <w:t xml:space="preserve"> -&gt;</w:t>
-      </w:r>
-    </w:p>
-    <w:p>
-      <w:pPr>
-        <w:rPr>
-          <w:b/>
-          <w:bCs/>
-        </w:rPr>
-      </w:pPr>
-      <w:r>
-        <w:rPr>
-          <w:b/>
-          <w:bCs/>
-        </w:rPr>
-        <w:t>Tells compiler</w:t>
-      </w:r>
-      <w:r>
-        <w:rPr>
-          <w:b/>
-          <w:bCs/>
-        </w:rPr>
-        <w:t xml:space="preserve">: </w:t>
-      </w:r>
-      <w:r>
-        <w:rPr>
-          <w:b/>
-          <w:bCs/>
-        </w:rPr>
-        <w:t>header files inside:</w:t>
-      </w:r>
-      <w:r>
-        <w:rPr>
-          <w:b/>
-          <w:bCs/>
-        </w:rPr>
-        <w:t xml:space="preserve"> i</w:t>
-      </w:r>
-      <w:r>
-        <w:rPr>
-          <w:b/>
-          <w:bCs/>
-        </w:rPr>
-        <w:t>nclude/</w:t>
-      </w:r>
-    </w:p>
-    <w:p>
-      <w:pPr>
-        <w:rPr>
-          <w:b/>
-          <w:bCs/>
-        </w:rPr>
-      </w:pPr>
-      <w:proofErr w:type="spellStart"/>
-      <w:r>
-        <w:rPr>
-          <w:b/>
-          <w:bCs/>
-        </w:rPr>
-        <w:t>add_</w:t>
-      </w:r>
-      <w:proofErr w:type="gramStart"/>
-      <w:r>
-        <w:rPr>
-          <w:b/>
-          <w:bCs/>
-        </w:rPr>
-        <w:t>executable</w:t>
-      </w:r>
-      <w:proofErr w:type="spellEnd"/>
-      <w:r>
-        <w:rPr>
-          <w:b/>
-          <w:bCs/>
-        </w:rPr>
-        <w:t>(</w:t>
-      </w:r>
-      <w:proofErr w:type="gramEnd"/>
-      <w:r>
-        <w:rPr>
-          <w:b/>
-          <w:bCs/>
-        </w:rPr>
-        <w:t>app ...)</w:t>
-      </w:r>
-      <w:r>
-        <w:rPr>
-          <w:b/>
-          <w:bCs/>
-        </w:rPr>
-        <w:t xml:space="preserve"> -&gt;</w:t>
-      </w:r>
-      <w:r>
-        <w:rPr>
-          <w:b/>
-          <w:bCs/>
-        </w:rPr>
-        <w:t>Creates executable:</w:t>
-      </w:r>
-      <w:r>
-        <w:rPr>
-          <w:b/>
-          <w:bCs/>
-        </w:rPr>
-        <w:t xml:space="preserve"> </w:t>
-      </w:r>
-      <w:r>
-        <w:rPr>
-          <w:b/>
-          <w:bCs/>
-        </w:rPr>
-        <w:t>app</w:t>
-      </w:r>
-    </w:p>
-    <w:p>
-      <w:pPr>
-        <w:rPr>
-          <w:b/>
-          <w:bCs/>
-        </w:rPr>
-      </w:pPr>
-      <w:r>
-        <w:rPr>
-          <w:b/>
-          <w:bCs/>
+          <w:noProof/>
         </w:rPr>
         <w:drawing>
           <wp:inline distT="0" distB="0" distL="0" distR="0" wp14:anchorId="4520307A" wp14:editId="37554BD0">
@@ -11377,22 +10112,13 @@
           <w:bCs/>
         </w:rPr>
       </w:pPr>
-      <w:proofErr w:type="spellStart"/>
-      <w:r>
-        <w:rPr>
-          <w:b/>
-          <w:bCs/>
-        </w:rPr>
-        <w:t>C</w:t>
-      </w:r>
-      <w:r>
-        <w:rPr>
-          <w:b/>
-          <w:bCs/>
-        </w:rPr>
-        <w:t>onstexpr</w:t>
-      </w:r>
-      <w:proofErr w:type="spellEnd"/>
+      <w:r>
+        <w:rPr>
+          <w:b/>
+          <w:bCs/>
+        </w:rPr>
+        <w:t>Constexpr</w:t>
+      </w:r>
       <w:r>
         <w:rPr>
           <w:b/>
@@ -11427,30 +10153,14 @@
           <w:b/>
           <w:bCs/>
         </w:rPr>
-        <w:t xml:space="preserve">Normal </w:t>
-      </w:r>
-      <w:proofErr w:type="gramStart"/>
-      <w:r>
-        <w:rPr>
-          <w:b/>
-          <w:bCs/>
-        </w:rPr>
-        <w:t>functions</w:t>
-      </w:r>
-      <w:r>
-        <w:rPr>
-          <w:b/>
-          <w:bCs/>
-        </w:rPr>
-        <w:t xml:space="preserve">  -</w:t>
-      </w:r>
-      <w:proofErr w:type="gramEnd"/>
-      <w:r>
-        <w:rPr>
-          <w:b/>
-          <w:bCs/>
-        </w:rPr>
-        <w:t xml:space="preserve">&gt; </w:t>
+        <w:t>Normal functions</w:t>
+      </w:r>
+      <w:r>
+        <w:rPr>
+          <w:b/>
+          <w:bCs/>
+        </w:rPr>
+        <w:t xml:space="preserve">  -&gt; </w:t>
       </w:r>
       <w:r>
         <w:rPr>
@@ -11467,21 +10177,12 @@
           <w:bCs/>
         </w:rPr>
       </w:pPr>
-      <w:proofErr w:type="spellStart"/>
-      <w:r>
-        <w:rPr>
-          <w:b/>
-          <w:bCs/>
-        </w:rPr>
-        <w:t>constexpr</w:t>
-      </w:r>
-      <w:proofErr w:type="spellEnd"/>
-      <w:r>
-        <w:rPr>
-          <w:b/>
-          <w:bCs/>
-        </w:rPr>
-        <w:t xml:space="preserve"> functions</w:t>
+      <w:r>
+        <w:rPr>
+          <w:b/>
+          <w:bCs/>
+        </w:rPr>
+        <w:t>constexpr functions</w:t>
       </w:r>
       <w:r>
         <w:rPr>
@@ -11540,6 +10241,7 @@
         <w:rPr>
           <w:b/>
           <w:bCs/>
+          <w:noProof/>
         </w:rPr>
         <w:drawing>
           <wp:inline distT="0" distB="0" distL="0" distR="0" wp14:anchorId="60A4C0DB" wp14:editId="2B877BF5">
@@ -11589,6 +10291,7 @@
         <w:rPr>
           <w:b/>
           <w:bCs/>
+          <w:noProof/>
         </w:rPr>
         <w:lastRenderedPageBreak/>
         <w:drawing>
@@ -11639,6 +10342,7 @@
         <w:rPr>
           <w:b/>
           <w:bCs/>
+          <w:noProof/>
         </w:rPr>
         <w:drawing>
           <wp:inline distT="0" distB="0" distL="0" distR="0" wp14:anchorId="65651752" wp14:editId="723C8465">
@@ -11728,6 +10432,7 @@
         <w:rPr>
           <w:b/>
           <w:bCs/>
+          <w:noProof/>
         </w:rPr>
         <w:lastRenderedPageBreak/>
         <w:drawing>
@@ -11774,34 +10479,26 @@
           <w:bCs/>
         </w:rPr>
       </w:pPr>
-      <w:proofErr w:type="spellStart"/>
-      <w:r>
-        <w:rPr>
-          <w:b/>
-          <w:bCs/>
-        </w:rPr>
-        <w:t>Lvalue</w:t>
-      </w:r>
-      <w:proofErr w:type="spellEnd"/>
-      <w:r>
-        <w:rPr>
-          <w:b/>
-          <w:bCs/>
-        </w:rPr>
-        <w:t>:</w:t>
-      </w:r>
-    </w:p>
-    <w:p>
-      <w:pPr>
-        <w:rPr>
-          <w:b/>
-          <w:bCs/>
-        </w:rPr>
-      </w:pPr>
-      <w:r>
-        <w:rPr>
-          <w:b/>
-          <w:bCs/>
+      <w:r>
+        <w:rPr>
+          <w:b/>
+          <w:bCs/>
+        </w:rPr>
+        <w:t>Lvalue:</w:t>
+      </w:r>
+    </w:p>
+    <w:p>
+      <w:pPr>
+        <w:rPr>
+          <w:b/>
+          <w:bCs/>
+        </w:rPr>
+      </w:pPr>
+      <w:r>
+        <w:rPr>
+          <w:b/>
+          <w:bCs/>
+          <w:noProof/>
         </w:rPr>
         <w:drawing>
           <wp:inline distT="0" distB="0" distL="0" distR="0" wp14:anchorId="52BADA38" wp14:editId="65528B14">
@@ -11877,37 +10574,12 @@
           <w:bCs/>
         </w:rPr>
       </w:pPr>
-      <w:proofErr w:type="gramStart"/>
-      <w:r>
-        <w:rPr>
-          <w:b/>
-          <w:bCs/>
-        </w:rPr>
-        <w:t>An</w:t>
-      </w:r>
-      <w:proofErr w:type="gramEnd"/>
-      <w:r>
-        <w:rPr>
-          <w:b/>
-          <w:bCs/>
-        </w:rPr>
-        <w:t xml:space="preserve"> </w:t>
-      </w:r>
-      <w:proofErr w:type="spellStart"/>
-      <w:r>
-        <w:rPr>
-          <w:b/>
-          <w:bCs/>
-        </w:rPr>
-        <w:t>lvalue</w:t>
-      </w:r>
-      <w:proofErr w:type="spellEnd"/>
-      <w:r>
-        <w:rPr>
-          <w:b/>
-          <w:bCs/>
-        </w:rPr>
-        <w:t xml:space="preserve"> is something that has a name/location in memory.</w:t>
+      <w:r>
+        <w:rPr>
+          <w:b/>
+          <w:bCs/>
+        </w:rPr>
+        <w:t>An lvalue is something that has a name/location in memory.</w:t>
       </w:r>
     </w:p>
     <w:p>
@@ -11937,55 +10609,30 @@
           <w:b/>
           <w:bCs/>
         </w:rPr>
-        <w:t xml:space="preserve">x is </w:t>
-      </w:r>
-      <w:proofErr w:type="spellStart"/>
-      <w:r>
-        <w:rPr>
-          <w:b/>
-          <w:bCs/>
-        </w:rPr>
-        <w:t>lvalue</w:t>
-      </w:r>
-      <w:proofErr w:type="spellEnd"/>
-      <w:r>
-        <w:rPr>
-          <w:b/>
-          <w:bCs/>
-        </w:rPr>
-        <w:t>.</w:t>
-      </w:r>
-    </w:p>
-    <w:p>
-      <w:pPr>
-        <w:rPr>
-          <w:b/>
-          <w:bCs/>
-        </w:rPr>
-      </w:pPr>
-    </w:p>
-    <w:p>
-      <w:pPr>
-        <w:rPr>
-          <w:b/>
-          <w:bCs/>
-        </w:rPr>
-      </w:pPr>
-      <w:proofErr w:type="spellStart"/>
-      <w:r>
-        <w:rPr>
-          <w:b/>
-          <w:bCs/>
-        </w:rPr>
-        <w:t>Rvalue</w:t>
-      </w:r>
-      <w:proofErr w:type="spellEnd"/>
-      <w:r>
-        <w:rPr>
-          <w:b/>
-          <w:bCs/>
-        </w:rPr>
-        <w:t>:</w:t>
+        <w:t>x is lvalue.</w:t>
+      </w:r>
+    </w:p>
+    <w:p>
+      <w:pPr>
+        <w:rPr>
+          <w:b/>
+          <w:bCs/>
+        </w:rPr>
+      </w:pPr>
+    </w:p>
+    <w:p>
+      <w:pPr>
+        <w:rPr>
+          <w:b/>
+          <w:bCs/>
+        </w:rPr>
+      </w:pPr>
+      <w:r>
+        <w:rPr>
+          <w:b/>
+          <w:bCs/>
+        </w:rPr>
+        <w:t>Rvalue:</w:t>
       </w:r>
     </w:p>
     <w:p>
@@ -12046,44 +10693,21 @@
           <w:bCs/>
         </w:rPr>
         <w:br/>
-      </w:r>
-      <w:proofErr w:type="spellStart"/>
-      <w:proofErr w:type="gramStart"/>
-      <w:r>
-        <w:rPr>
-          <w:b/>
-          <w:bCs/>
-        </w:rPr>
-        <w:t>func</w:t>
-      </w:r>
-      <w:proofErr w:type="spellEnd"/>
-      <w:r>
-        <w:rPr>
-          <w:b/>
-          <w:bCs/>
-        </w:rPr>
-        <w:t>(</w:t>
-      </w:r>
-      <w:proofErr w:type="gramEnd"/>
-      <w:r>
-        <w:rPr>
-          <w:b/>
-          <w:bCs/>
-        </w:rPr>
-        <w:t>)</w:t>
-      </w:r>
-    </w:p>
-    <w:p>
-      <w:pPr>
-        <w:rPr>
-          <w:b/>
-          <w:bCs/>
-        </w:rPr>
-      </w:pPr>
-      <w:r>
-        <w:rPr>
-          <w:b/>
-          <w:bCs/>
+        <w:t>func()</w:t>
+      </w:r>
+    </w:p>
+    <w:p>
+      <w:pPr>
+        <w:rPr>
+          <w:b/>
+          <w:bCs/>
+        </w:rPr>
+      </w:pPr>
+      <w:r>
+        <w:rPr>
+          <w:b/>
+          <w:bCs/>
+          <w:noProof/>
         </w:rPr>
         <w:drawing>
           <wp:inline distT="0" distB="0" distL="0" distR="0" wp14:anchorId="6DDF137A" wp14:editId="064DB930">
@@ -12198,37 +10822,12 @@
           <w:bCs/>
         </w:rPr>
       </w:pPr>
-      <w:proofErr w:type="spellStart"/>
-      <w:r>
-        <w:rPr>
-          <w:b/>
-          <w:bCs/>
-        </w:rPr>
-        <w:t>compare_exchange_</w:t>
-      </w:r>
-      <w:proofErr w:type="gramStart"/>
-      <w:r>
-        <w:rPr>
-          <w:b/>
-          <w:bCs/>
-        </w:rPr>
-        <w:t>strong</w:t>
-      </w:r>
-      <w:proofErr w:type="spellEnd"/>
-      <w:r>
-        <w:rPr>
-          <w:b/>
-          <w:bCs/>
-        </w:rPr>
-        <w:t>(</w:t>
-      </w:r>
-      <w:proofErr w:type="gramEnd"/>
-      <w:r>
-        <w:rPr>
-          <w:b/>
-          <w:bCs/>
-        </w:rPr>
-        <w:t>)</w:t>
+      <w:r>
+        <w:rPr>
+          <w:b/>
+          <w:bCs/>
+        </w:rPr>
+        <w:t>compare_exchange_strong()</w:t>
       </w:r>
       <w:r>
         <w:rPr>
@@ -12271,6 +10870,7 @@
         <w:rPr>
           <w:b/>
           <w:bCs/>
+          <w:noProof/>
         </w:rPr>
         <w:drawing>
           <wp:inline distT="0" distB="0" distL="0" distR="0" wp14:anchorId="3D218271" wp14:editId="4995EF55">
@@ -12321,17 +10921,8 @@
           <w:b/>
           <w:bCs/>
         </w:rPr>
-        <w:t xml:space="preserve">1. </w:t>
-      </w:r>
-      <w:proofErr w:type="spellStart"/>
-      <w:r>
-        <w:rPr>
-          <w:b/>
-          <w:bCs/>
-        </w:rPr>
-        <w:t>memory_order_relaxed</w:t>
-      </w:r>
-      <w:proofErr w:type="spellEnd"/>
+        <w:t>1. memory_order_relaxed</w:t>
+      </w:r>
     </w:p>
     <w:p>
       <w:pPr>
@@ -12398,33 +10989,8 @@
           <w:b/>
           <w:bCs/>
         </w:rPr>
-        <w:t xml:space="preserve">2. </w:t>
-      </w:r>
-      <w:proofErr w:type="spellStart"/>
-      <w:r>
-        <w:rPr>
-          <w:b/>
-          <w:bCs/>
-        </w:rPr>
-        <w:t>memory_order_release</w:t>
-      </w:r>
-      <w:proofErr w:type="spellEnd"/>
-      <w:r>
-        <w:rPr>
-          <w:b/>
-          <w:bCs/>
-        </w:rPr>
-        <w:t xml:space="preserve"> + </w:t>
-      </w:r>
-      <w:proofErr w:type="spellStart"/>
-      <w:r>
-        <w:rPr>
-          <w:b/>
-          <w:bCs/>
-        </w:rPr>
-        <w:t>memory_order_acquire</w:t>
-      </w:r>
-      <w:proofErr w:type="spellEnd"/>
+        <w:t>2. memory_order_release + memory_order_acquire</w:t>
+      </w:r>
     </w:p>
     <w:p>
       <w:pPr>
@@ -12534,6 +11100,7 @@
         <w:rPr>
           <w:b/>
           <w:bCs/>
+          <w:noProof/>
         </w:rPr>
         <w:drawing>
           <wp:inline distT="0" distB="0" distL="0" distR="0" wp14:anchorId="6CB4B636" wp14:editId="5339399A">
@@ -12598,6 +11165,7 @@
         <w:rPr>
           <w:b/>
           <w:bCs/>
+          <w:noProof/>
         </w:rPr>
         <w:drawing>
           <wp:inline distT="0" distB="0" distL="0" distR="0" wp14:anchorId="2555C998" wp14:editId="67238FF4">
@@ -12754,6 +11322,7 @@
         <w:rPr>
           <w:b/>
           <w:bCs/>
+          <w:noProof/>
         </w:rPr>
         <w:drawing>
           <wp:inline distT="0" distB="0" distL="0" distR="0" wp14:anchorId="11E8F7E8" wp14:editId="317B33F5">
@@ -12826,6 +11395,7 @@
         <w:rPr>
           <w:b/>
           <w:bCs/>
+          <w:noProof/>
         </w:rPr>
         <w:drawing>
           <wp:inline distT="0" distB="0" distL="0" distR="0" wp14:anchorId="0583D908" wp14:editId="2E29C0B4">
@@ -12875,6 +11445,7 @@
         <w:rPr>
           <w:b/>
           <w:bCs/>
+          <w:noProof/>
         </w:rPr>
         <w:drawing>
           <wp:inline distT="0" distB="0" distL="0" distR="0" wp14:anchorId="0201C73B" wp14:editId="11AE130D">
@@ -12924,6 +11495,7 @@
         <w:rPr>
           <w:b/>
           <w:bCs/>
+          <w:noProof/>
         </w:rPr>
         <w:lastRenderedPageBreak/>
         <w:drawing>
@@ -12962,6 +11534,22 @@
           </wp:inline>
         </w:drawing>
       </w:r>
+    </w:p>
+    <w:p>
+      <w:pPr>
+        <w:rPr>
+          <w:b/>
+          <w:bCs/>
+        </w:rPr>
+      </w:pPr>
+    </w:p>
+    <w:p>
+      <w:pPr>
+        <w:rPr>
+          <w:b/>
+          <w:bCs/>
+        </w:rPr>
+      </w:pPr>
     </w:p>
     <w:p>
       <w:pPr>
@@ -14405,6 +12993,7 @@
   <w:style w:type="character" w:default="1" w:styleId="DefaultParagraphFont">
     <w:name w:val="Default Paragraph Font"/>
     <w:uiPriority w:val="1"/>
+    <w:semiHidden/>
     <w:unhideWhenUsed/>
   </w:style>
   <w:style w:type="table" w:default="1" w:styleId="TableNormal">
